--- a/apps/resume/dist/Brian_Lee_Resume_Design.docx
+++ b/apps/resume/dist/Brian_Lee_Resume_Design.docx
@@ -4,7 +4,7 @@
   <w:body>
     <w:p>
       <w:pPr>
-        <w:spacing w:before="0" w:after="20" w:line="212" w:lineRule="auto"/>
+        <w:spacing w:before="0" w:after="20" w:line="220" w:lineRule="auto"/>
         <w:jc w:val="center"/>
       </w:pPr>
       <w:r>
@@ -20,7 +20,7 @@
     </w:p>
     <w:p>
       <w:pPr>
-        <w:spacing w:before="0" w:after="40" w:line="212" w:lineRule="auto"/>
+        <w:spacing w:before="0" w:after="40" w:line="220" w:lineRule="auto"/>
         <w:jc w:val="center"/>
       </w:pPr>
       <w:r>
@@ -69,7 +69,7 @@
         <w:pBdr>
           <w:bottom w:val="single" w:sz="6" w:space="1" w:color="000000"/>
         </w:pBdr>
-        <w:spacing w:before="80" w:after="40" w:line="212" w:lineRule="auto"/>
+        <w:spacing w:before="80" w:after="40" w:line="220" w:lineRule="auto"/>
       </w:pPr>
       <w:r>
         <w:rPr>
@@ -89,7 +89,7 @@
         <w:tabs>
           <w:tab w:val="right" w:pos="10944"/>
         </w:tabs>
-        <w:spacing w:before="40" w:after="0" w:line="212" w:lineRule="auto"/>
+        <w:spacing w:before="40" w:after="0" w:line="220" w:lineRule="auto"/>
       </w:pPr>
       <w:r>
         <w:rPr>
@@ -116,7 +116,7 @@
         <w:tabs>
           <w:tab w:val="right" w:pos="10944"/>
         </w:tabs>
-        <w:spacing w:before="0" w:after="0" w:line="212" w:lineRule="auto"/>
+        <w:spacing w:before="0" w:after="0" w:line="220" w:lineRule="auto"/>
       </w:pPr>
       <w:r>
         <w:rPr>
@@ -142,7 +142,7 @@
     </w:p>
     <w:p>
       <w:pPr>
-        <w:spacing w:before="0" w:after="0" w:line="212" w:lineRule="auto"/>
+        <w:spacing w:before="0" w:after="0" w:line="220" w:lineRule="auto"/>
       </w:pPr>
       <w:r>
         <w:rPr>
@@ -168,7 +168,7 @@
         <w:pBdr>
           <w:bottom w:val="single" w:sz="6" w:space="1" w:color="000000"/>
         </w:pBdr>
-        <w:spacing w:before="60" w:after="40" w:line="212" w:lineRule="auto"/>
+        <w:spacing w:before="60" w:after="40" w:line="220" w:lineRule="auto"/>
       </w:pPr>
       <w:r>
         <w:rPr>
@@ -188,7 +188,7 @@
         <w:tabs>
           <w:tab w:val="right" w:pos="10944"/>
         </w:tabs>
-        <w:spacing w:before="60" w:after="0" w:line="212" w:lineRule="auto"/>
+        <w:spacing w:before="100" w:after="0" w:line="220" w:lineRule="auto"/>
       </w:pPr>
       <w:r>
         <w:rPr>
@@ -206,8 +206,88 @@
           <w:sz w:val="21"/>
           <w:szCs w:val="21"/>
         </w:rPr>
+        <w:t xml:space="preserve">, Aleph Lab (Y Combinator)</w:t>
+      </w:r>
+      <w:r>
+        <w:rPr>
+          <w:rFonts w:ascii="Calibri" w:hAnsi="Calibri" w:cs="Calibri"/>
+          <w:sz w:val="20"/>
+          <w:szCs w:val="20"/>
+        </w:rPr>
         <w:tab/>
-        <w:t xml:space="preserve">June 2026 – Present</w:t>
+        <w:t xml:space="preserve">June 2026 – Present  ·  San Francisco (Remote)</w:t>
+      </w:r>
+    </w:p>
+    <w:p>
+      <w:pPr>
+        <w:numPr>
+          <w:ilvl w:val="0"/>
+          <w:numId w:val="1"/>
+        </w:numPr>
+        <w:spacing w:before="0" w:after="0" w:line="220" w:lineRule="auto"/>
+        <w:ind w:left="360" w:hanging="216"/>
+      </w:pPr>
+      <w:r>
+        <w:rPr>
+          <w:rFonts w:ascii="Calibri" w:hAnsi="Calibri" w:cs="Calibri"/>
+          <w:sz w:val="21"/>
+          <w:szCs w:val="21"/>
+        </w:rPr>
+        <w:t xml:space="preserve">Built a deterministic Figma-to-React Native pipeline at a 4-engineer YC startup, turning designs into tokenized Expo components and shipping it as a reusable team skill</w:t>
+      </w:r>
+    </w:p>
+    <w:p>
+      <w:pPr>
+        <w:numPr>
+          <w:ilvl w:val="0"/>
+          <w:numId w:val="1"/>
+        </w:numPr>
+        <w:spacing w:before="0" w:after="0" w:line="220" w:lineRule="auto"/>
+        <w:ind w:left="360" w:hanging="216"/>
+      </w:pPr>
+      <w:r>
+        <w:rPr>
+          <w:rFonts w:ascii="Calibri" w:hAnsi="Calibri" w:cs="Calibri"/>
+          <w:sz w:val="21"/>
+          <w:szCs w:val="21"/>
+        </w:rPr>
+        <w:t xml:space="preserve">Analyzed onboarding-trial data and surfaced a mobile session-entry drop-off (roughly half the desktop activation rate), recommending a pre-session audio gate that reshaped onboarding priorities</w:t>
+      </w:r>
+    </w:p>
+    <w:p>
+      <w:pPr>
+        <w:numPr>
+          <w:ilvl w:val="0"/>
+          <w:numId w:val="1"/>
+        </w:numPr>
+        <w:spacing w:before="0" w:after="0" w:line="220" w:lineRule="auto"/>
+        <w:ind w:left="360" w:hanging="216"/>
+      </w:pPr>
+      <w:r>
+        <w:rPr>
+          <w:rFonts w:ascii="Calibri" w:hAnsi="Calibri" w:cs="Calibri"/>
+          <w:sz w:val="21"/>
+          <w:szCs w:val="21"/>
+        </w:rPr>
+        <w:t xml:space="preserve">Designed declarative mode-authoring tooling (schema + conformance linter) so new AI-character game modes ship as data, not bespoke code</w:t>
+      </w:r>
+    </w:p>
+    <w:p>
+      <w:pPr>
+        <w:numPr>
+          <w:ilvl w:val="0"/>
+          <w:numId w:val="1"/>
+        </w:numPr>
+        <w:spacing w:before="0" w:after="0" w:line="220" w:lineRule="auto"/>
+        <w:ind w:left="360" w:hanging="216"/>
+      </w:pPr>
+      <w:r>
+        <w:rPr>
+          <w:rFonts w:ascii="Calibri" w:hAnsi="Calibri" w:cs="Calibri"/>
+          <w:sz w:val="21"/>
+          <w:szCs w:val="21"/>
+        </w:rPr>
+        <w:t xml:space="preserve">Prototyped child-friendly notification and error-state UX (warm copy, recovery paths, observability) for a kids' English-learning app</w:t>
       </w:r>
     </w:p>
     <w:p>
@@ -215,82 +295,88 @@
         <w:tabs>
           <w:tab w:val="right" w:pos="10944"/>
         </w:tabs>
-        <w:spacing w:before="0" w:after="0" w:line="212" w:lineRule="auto"/>
-      </w:pPr>
-      <w:r>
-        <w:rPr>
-          <w:rFonts w:ascii="Calibri" w:hAnsi="Calibri" w:cs="Calibri"/>
-          <w:i/>
-          <w:iCs/>
-          <w:sz w:val="20"/>
-          <w:szCs w:val="20"/>
-        </w:rPr>
-        <w:t xml:space="preserve">Aleph Lab (Y Combinator)</w:t>
-      </w:r>
-      <w:r>
-        <w:rPr>
-          <w:rFonts w:ascii="Calibri" w:hAnsi="Calibri" w:cs="Calibri"/>
-          <w:i/>
-          <w:iCs/>
+        <w:spacing w:before="100" w:after="0" w:line="220" w:lineRule="auto"/>
+      </w:pPr>
+      <w:r>
+        <w:rPr>
+          <w:rFonts w:ascii="Calibri" w:hAnsi="Calibri" w:cs="Calibri"/>
+          <w:b/>
+          <w:bCs/>
+          <w:sz w:val="21"/>
+          <w:szCs w:val="21"/>
+        </w:rPr>
+        <w:t xml:space="preserve">Software Engineer Intern</w:t>
+      </w:r>
+      <w:r>
+        <w:rPr>
+          <w:rFonts w:ascii="Calibri" w:hAnsi="Calibri" w:cs="Calibri"/>
+          <w:sz w:val="21"/>
+          <w:szCs w:val="21"/>
+        </w:rPr>
+        <w:t xml:space="preserve">, BitMango (Puzzle1 Studio)</w:t>
+      </w:r>
+      <w:r>
+        <w:rPr>
+          <w:rFonts w:ascii="Calibri" w:hAnsi="Calibri" w:cs="Calibri"/>
           <w:sz w:val="20"/>
           <w:szCs w:val="20"/>
         </w:rPr>
         <w:tab/>
-        <w:t xml:space="preserve">San Francisco, CA (Remote)</w:t>
-      </w:r>
-    </w:p>
-    <w:p>
-      <w:pPr>
-        <w:numPr>
-          <w:ilvl w:val="0"/>
-          <w:numId w:val="1"/>
-        </w:numPr>
-        <w:spacing w:before="0" w:after="0" w:line="212" w:lineRule="auto"/>
-        <w:ind w:left="360" w:hanging="216"/>
-      </w:pPr>
-      <w:r>
-        <w:rPr>
-          <w:rFonts w:ascii="Calibri" w:hAnsi="Calibri" w:cs="Calibri"/>
-          <w:sz w:val="21"/>
-          <w:szCs w:val="21"/>
-        </w:rPr>
-        <w:t xml:space="preserve">Built a deterministic Figma-to-React Native pipeline at a 4-engineer YC startup, turning designs into tokenized Expo components in-house</w:t>
-      </w:r>
-    </w:p>
-    <w:p>
-      <w:pPr>
-        <w:numPr>
-          <w:ilvl w:val="0"/>
-          <w:numId w:val="1"/>
-        </w:numPr>
-        <w:spacing w:before="0" w:after="0" w:line="212" w:lineRule="auto"/>
-        <w:ind w:left="360" w:hanging="216"/>
-      </w:pPr>
-      <w:r>
-        <w:rPr>
-          <w:rFonts w:ascii="Calibri" w:hAnsi="Calibri" w:cs="Calibri"/>
-          <w:sz w:val="21"/>
-          <w:szCs w:val="21"/>
-        </w:rPr>
-        <w:t xml:space="preserve">Designed declarative mode-authoring tooling (schema + conformance linter) so new AI-character game modes ship as data, not bespoke code</w:t>
-      </w:r>
-    </w:p>
-    <w:p>
-      <w:pPr>
-        <w:numPr>
-          <w:ilvl w:val="0"/>
-          <w:numId w:val="1"/>
-        </w:numPr>
-        <w:spacing w:before="0" w:after="0" w:line="212" w:lineRule="auto"/>
-        <w:ind w:left="360" w:hanging="216"/>
-      </w:pPr>
-      <w:r>
-        <w:rPr>
-          <w:rFonts w:ascii="Calibri" w:hAnsi="Calibri" w:cs="Calibri"/>
-          <w:sz w:val="21"/>
-          <w:szCs w:val="21"/>
-        </w:rPr>
-        <w:t xml:space="preserve">Prototyped child-friendly notification and error-state UX (warm copy, recovery paths, observability) for a kids' English-learning app</w:t>
+        <w:t xml:space="preserve">June 2025 – Aug 2025  ·  Pangyo, South Korea</w:t>
+      </w:r>
+    </w:p>
+    <w:p>
+      <w:pPr>
+        <w:numPr>
+          <w:ilvl w:val="0"/>
+          <w:numId w:val="1"/>
+        </w:numPr>
+        <w:spacing w:before="0" w:after="0" w:line="220" w:lineRule="auto"/>
+        <w:ind w:left="360" w:hanging="216"/>
+      </w:pPr>
+      <w:r>
+        <w:rPr>
+          <w:rFonts w:ascii="Calibri" w:hAnsi="Calibri" w:cs="Calibri"/>
+          <w:sz w:val="21"/>
+          <w:szCs w:val="21"/>
+        </w:rPr>
+        <w:t xml:space="preserve">Maintained a live portfolio of 50+ Unity mobile game titles, improving UI/UX and core gameplay stability across deployments</w:t>
+      </w:r>
+    </w:p>
+    <w:p>
+      <w:pPr>
+        <w:numPr>
+          <w:ilvl w:val="0"/>
+          <w:numId w:val="1"/>
+        </w:numPr>
+        <w:spacing w:before="0" w:after="0" w:line="220" w:lineRule="auto"/>
+        <w:ind w:left="360" w:hanging="216"/>
+      </w:pPr>
+      <w:r>
+        <w:rPr>
+          <w:rFonts w:ascii="Calibri" w:hAnsi="Calibri" w:cs="Calibri"/>
+          <w:sz w:val="21"/>
+          <w:szCs w:val="21"/>
+        </w:rPr>
+        <w:t xml:space="preserve">Resolved 100+ QA-reported bugs by modifying Unity prefabs and C# scripts, shipping fixes in production releases</w:t>
+      </w:r>
+    </w:p>
+    <w:p>
+      <w:pPr>
+        <w:numPr>
+          <w:ilvl w:val="0"/>
+          <w:numId w:val="1"/>
+        </w:numPr>
+        <w:spacing w:before="0" w:after="0" w:line="220" w:lineRule="auto"/>
+        <w:ind w:left="360" w:hanging="216"/>
+      </w:pPr>
+      <w:r>
+        <w:rPr>
+          <w:rFonts w:ascii="Calibri" w:hAnsi="Calibri" w:cs="Calibri"/>
+          <w:sz w:val="21"/>
+          <w:szCs w:val="21"/>
+        </w:rPr>
+        <w:t xml:space="preserve">Upgraded SDKs and platform modules fleet-wide to meet evolving app-store requirements and sustain production availability</w:t>
       </w:r>
     </w:p>
     <w:p>
@@ -298,26 +384,88 @@
         <w:tabs>
           <w:tab w:val="right" w:pos="10944"/>
         </w:tabs>
-        <w:spacing w:before="60" w:after="0" w:line="212" w:lineRule="auto"/>
-      </w:pPr>
-      <w:r>
-        <w:rPr>
-          <w:rFonts w:ascii="Calibri" w:hAnsi="Calibri" w:cs="Calibri"/>
-          <w:b/>
-          <w:bCs/>
-          <w:sz w:val="21"/>
-          <w:szCs w:val="21"/>
-        </w:rPr>
-        <w:t xml:space="preserve">Software Engineer Intern</w:t>
-      </w:r>
-      <w:r>
-        <w:rPr>
-          <w:rFonts w:ascii="Calibri" w:hAnsi="Calibri" w:cs="Calibri"/>
-          <w:sz w:val="21"/>
-          <w:szCs w:val="21"/>
+        <w:spacing w:before="100" w:after="0" w:line="220" w:lineRule="auto"/>
+      </w:pPr>
+      <w:r>
+        <w:rPr>
+          <w:rFonts w:ascii="Calibri" w:hAnsi="Calibri" w:cs="Calibri"/>
+          <w:b/>
+          <w:bCs/>
+          <w:sz w:val="21"/>
+          <w:szCs w:val="21"/>
+        </w:rPr>
+        <w:t xml:space="preserve">Project Lead &amp; Product Designer</w:t>
+      </w:r>
+      <w:r>
+        <w:rPr>
+          <w:rFonts w:ascii="Calibri" w:hAnsi="Calibri" w:cs="Calibri"/>
+          <w:sz w:val="21"/>
+          <w:szCs w:val="21"/>
+        </w:rPr>
+        <w:t xml:space="preserve">, Penn Spark (Red Team)</w:t>
+      </w:r>
+      <w:r>
+        <w:rPr>
+          <w:rFonts w:ascii="Calibri" w:hAnsi="Calibri" w:cs="Calibri"/>
+          <w:sz w:val="20"/>
+          <w:szCs w:val="20"/>
         </w:rPr>
         <w:tab/>
-        <w:t xml:space="preserve">June 2025 – Aug 2025</w:t>
+        <w:t xml:space="preserve">Jan 2025 – Present  ·  Philadelphia, PA</w:t>
+      </w:r>
+    </w:p>
+    <w:p>
+      <w:pPr>
+        <w:numPr>
+          <w:ilvl w:val="0"/>
+          <w:numId w:val="1"/>
+        </w:numPr>
+        <w:spacing w:before="0" w:after="0" w:line="220" w:lineRule="auto"/>
+        <w:ind w:left="360" w:hanging="216"/>
+      </w:pPr>
+      <w:r>
+        <w:rPr>
+          <w:rFonts w:ascii="Calibri" w:hAnsi="Calibri" w:cs="Calibri"/>
+          <w:sz w:val="21"/>
+          <w:szCs w:val="21"/>
+        </w:rPr>
+        <w:t xml:space="preserve">Led a 15+-person cross-functional team of designers and developers to ship client-facing 0-to-1 products</w:t>
+      </w:r>
+    </w:p>
+    <w:p>
+      <w:pPr>
+        <w:numPr>
+          <w:ilvl w:val="0"/>
+          <w:numId w:val="1"/>
+        </w:numPr>
+        <w:spacing w:before="0" w:after="0" w:line="220" w:lineRule="auto"/>
+        <w:ind w:left="360" w:hanging="216"/>
+      </w:pPr>
+      <w:r>
+        <w:rPr>
+          <w:rFonts w:ascii="Calibri" w:hAnsi="Calibri" w:cs="Calibri"/>
+          <w:sz w:val="21"/>
+          <w:szCs w:val="21"/>
+        </w:rPr>
+        <w:t xml:space="preserve">Defined end-to-end user flows, interaction patterns, and reusable interface systems across multiple deliverables</w:t>
+      </w:r>
+    </w:p>
+    <w:p>
+      <w:pPr>
+        <w:numPr>
+          <w:ilvl w:val="0"/>
+          <w:numId w:val="1"/>
+        </w:numPr>
+        <w:spacing w:before="0" w:after="0" w:line="220" w:lineRule="auto"/>
+        <w:ind w:left="360" w:hanging="216"/>
+      </w:pPr>
+      <w:r>
+        <w:rPr>
+          <w:rFonts w:ascii="Calibri" w:hAnsi="Calibri" w:cs="Calibri"/>
+          <w:sz w:val="21"/>
+          <w:szCs w:val="21"/>
+        </w:rPr>
+        <w:t xml:space="preserve">Shipped polished, user-centered features across semester-long client project cycles</w:t>
       </w:r>
     </w:p>
     <w:p>
@@ -325,82 +473,70 @@
         <w:tabs>
           <w:tab w:val="right" w:pos="10944"/>
         </w:tabs>
-        <w:spacing w:before="0" w:after="0" w:line="212" w:lineRule="auto"/>
-      </w:pPr>
-      <w:r>
-        <w:rPr>
-          <w:rFonts w:ascii="Calibri" w:hAnsi="Calibri" w:cs="Calibri"/>
-          <w:i/>
-          <w:iCs/>
-          <w:sz w:val="20"/>
-          <w:szCs w:val="20"/>
-        </w:rPr>
-        <w:t xml:space="preserve">BitMango (Puzzle1 Studio)</w:t>
-      </w:r>
-      <w:r>
-        <w:rPr>
-          <w:rFonts w:ascii="Calibri" w:hAnsi="Calibri" w:cs="Calibri"/>
-          <w:i/>
-          <w:iCs/>
+        <w:spacing w:before="100" w:after="0" w:line="220" w:lineRule="auto"/>
+      </w:pPr>
+      <w:r>
+        <w:rPr>
+          <w:rFonts w:ascii="Calibri" w:hAnsi="Calibri" w:cs="Calibri"/>
+          <w:b/>
+          <w:bCs/>
+          <w:sz w:val="21"/>
+          <w:szCs w:val="21"/>
+        </w:rPr>
+        <w:t xml:space="preserve">Military Interpreter</w:t>
+      </w:r>
+      <w:r>
+        <w:rPr>
+          <w:rFonts w:ascii="Calibri" w:hAnsi="Calibri" w:cs="Calibri"/>
+          <w:sz w:val="21"/>
+          <w:szCs w:val="21"/>
+        </w:rPr>
+        <w:t xml:space="preserve">, Capital Defense Command (ROK Army)</w:t>
+      </w:r>
+      <w:r>
+        <w:rPr>
+          <w:rFonts w:ascii="Calibri" w:hAnsi="Calibri" w:cs="Calibri"/>
           <w:sz w:val="20"/>
           <w:szCs w:val="20"/>
         </w:rPr>
         <w:tab/>
-        <w:t xml:space="preserve">Pangyo, South Korea</w:t>
-      </w:r>
-    </w:p>
-    <w:p>
-      <w:pPr>
-        <w:numPr>
-          <w:ilvl w:val="0"/>
-          <w:numId w:val="1"/>
-        </w:numPr>
-        <w:spacing w:before="0" w:after="0" w:line="212" w:lineRule="auto"/>
-        <w:ind w:left="360" w:hanging="216"/>
-      </w:pPr>
-      <w:r>
-        <w:rPr>
-          <w:rFonts w:ascii="Calibri" w:hAnsi="Calibri" w:cs="Calibri"/>
-          <w:sz w:val="21"/>
-          <w:szCs w:val="21"/>
-        </w:rPr>
-        <w:t xml:space="preserve">Maintained a live portfolio of 50+ Unity mobile game titles, improving UI/UX and core gameplay stability across deployments</w:t>
-      </w:r>
-    </w:p>
-    <w:p>
-      <w:pPr>
-        <w:numPr>
-          <w:ilvl w:val="0"/>
-          <w:numId w:val="1"/>
-        </w:numPr>
-        <w:spacing w:before="0" w:after="0" w:line="212" w:lineRule="auto"/>
-        <w:ind w:left="360" w:hanging="216"/>
-      </w:pPr>
-      <w:r>
-        <w:rPr>
-          <w:rFonts w:ascii="Calibri" w:hAnsi="Calibri" w:cs="Calibri"/>
-          <w:sz w:val="21"/>
-          <w:szCs w:val="21"/>
-        </w:rPr>
-        <w:t xml:space="preserve">Resolved 100+ QA-reported bugs by modifying Unity prefabs and C# scripts, shipping fixes in production releases</w:t>
-      </w:r>
-    </w:p>
-    <w:p>
-      <w:pPr>
-        <w:numPr>
-          <w:ilvl w:val="0"/>
-          <w:numId w:val="1"/>
-        </w:numPr>
-        <w:spacing w:before="0" w:after="0" w:line="212" w:lineRule="auto"/>
-        <w:ind w:left="360" w:hanging="216"/>
-      </w:pPr>
-      <w:r>
-        <w:rPr>
-          <w:rFonts w:ascii="Calibri" w:hAnsi="Calibri" w:cs="Calibri"/>
-          <w:sz w:val="21"/>
-          <w:szCs w:val="21"/>
-        </w:rPr>
-        <w:t xml:space="preserve">Upgraded SDKs and platform modules fleet-wide to meet evolving app-store requirements and sustain production availability</w:t>
+        <w:t xml:space="preserve">Dec 2022 – June 2024  ·  Seoul, South Korea</w:t>
+      </w:r>
+    </w:p>
+    <w:p>
+      <w:pPr>
+        <w:numPr>
+          <w:ilvl w:val="0"/>
+          <w:numId w:val="1"/>
+        </w:numPr>
+        <w:spacing w:before="0" w:after="0" w:line="220" w:lineRule="auto"/>
+        <w:ind w:left="360" w:hanging="216"/>
+      </w:pPr>
+      <w:r>
+        <w:rPr>
+          <w:rFonts w:ascii="Calibri" w:hAnsi="Calibri" w:cs="Calibri"/>
+          <w:sz w:val="21"/>
+          <w:szCs w:val="21"/>
+        </w:rPr>
+        <w:t xml:space="preserve">Provided real-time English-Korean interpretation in high-security, multi-agency environments for international stakeholders</w:t>
+      </w:r>
+    </w:p>
+    <w:p>
+      <w:pPr>
+        <w:numPr>
+          <w:ilvl w:val="0"/>
+          <w:numId w:val="1"/>
+        </w:numPr>
+        <w:spacing w:before="0" w:after="0" w:line="220" w:lineRule="auto"/>
+        <w:ind w:left="360" w:hanging="216"/>
+      </w:pPr>
+      <w:r>
+        <w:rPr>
+          <w:rFonts w:ascii="Calibri" w:hAnsi="Calibri" w:cs="Calibri"/>
+          <w:sz w:val="21"/>
+          <w:szCs w:val="21"/>
+        </w:rPr>
+        <w:t xml:space="preserve">Translated sensitive documents and briefings with precision, enabling coordination across government and defense teams</w:t>
       </w:r>
     </w:p>
     <w:p>
@@ -408,266 +544,43 @@
         <w:tabs>
           <w:tab w:val="right" w:pos="10944"/>
         </w:tabs>
-        <w:spacing w:before="60" w:after="0" w:line="212" w:lineRule="auto"/>
-      </w:pPr>
-      <w:r>
-        <w:rPr>
-          <w:rFonts w:ascii="Calibri" w:hAnsi="Calibri" w:cs="Calibri"/>
-          <w:b/>
-          <w:bCs/>
-          <w:sz w:val="21"/>
-          <w:szCs w:val="21"/>
-        </w:rPr>
-        <w:t xml:space="preserve">Project Lead &amp; Product Designer</w:t>
-      </w:r>
-      <w:r>
-        <w:rPr>
-          <w:rFonts w:ascii="Calibri" w:hAnsi="Calibri" w:cs="Calibri"/>
-          <w:sz w:val="21"/>
-          <w:szCs w:val="21"/>
+        <w:spacing w:before="100" w:after="0" w:line="220" w:lineRule="auto"/>
+      </w:pPr>
+      <w:r>
+        <w:rPr>
+          <w:rFonts w:ascii="Calibri" w:hAnsi="Calibri" w:cs="Calibri"/>
+          <w:b/>
+          <w:bCs/>
+          <w:sz w:val="21"/>
+          <w:szCs w:val="21"/>
+        </w:rPr>
+        <w:t xml:space="preserve">Database Engineer Intern</w:t>
+      </w:r>
+      <w:r>
+        <w:rPr>
+          <w:rFonts w:ascii="Calibri" w:hAnsi="Calibri" w:cs="Calibri"/>
+          <w:sz w:val="21"/>
+          <w:szCs w:val="21"/>
+        </w:rPr>
+        <w:t xml:space="preserve">, IT-Farm</w:t>
+      </w:r>
+      <w:r>
+        <w:rPr>
+          <w:rFonts w:ascii="Calibri" w:hAnsi="Calibri" w:cs="Calibri"/>
+          <w:sz w:val="20"/>
+          <w:szCs w:val="20"/>
         </w:rPr>
         <w:tab/>
-        <w:t xml:space="preserve">Jan 2025 – Present</w:t>
-      </w:r>
-    </w:p>
-    <w:p>
-      <w:pPr>
-        <w:tabs>
-          <w:tab w:val="right" w:pos="10944"/>
-        </w:tabs>
-        <w:spacing w:before="0" w:after="0" w:line="212" w:lineRule="auto"/>
-      </w:pPr>
-      <w:r>
-        <w:rPr>
-          <w:rFonts w:ascii="Calibri" w:hAnsi="Calibri" w:cs="Calibri"/>
-          <w:i/>
-          <w:iCs/>
-          <w:sz w:val="20"/>
-          <w:szCs w:val="20"/>
-        </w:rPr>
-        <w:t xml:space="preserve">Penn Spark (Red Team)</w:t>
-      </w:r>
-      <w:r>
-        <w:rPr>
-          <w:rFonts w:ascii="Calibri" w:hAnsi="Calibri" w:cs="Calibri"/>
-          <w:i/>
-          <w:iCs/>
-          <w:sz w:val="20"/>
-          <w:szCs w:val="20"/>
-        </w:rPr>
-        <w:tab/>
-        <w:t xml:space="preserve">Philadelphia, PA</w:t>
-      </w:r>
-    </w:p>
-    <w:p>
-      <w:pPr>
-        <w:numPr>
-          <w:ilvl w:val="0"/>
-          <w:numId w:val="1"/>
-        </w:numPr>
-        <w:spacing w:before="0" w:after="0" w:line="212" w:lineRule="auto"/>
-        <w:ind w:left="360" w:hanging="216"/>
-      </w:pPr>
-      <w:r>
-        <w:rPr>
-          <w:rFonts w:ascii="Calibri" w:hAnsi="Calibri" w:cs="Calibri"/>
-          <w:sz w:val="21"/>
-          <w:szCs w:val="21"/>
-        </w:rPr>
-        <w:t xml:space="preserve">Led a 15+-person cross-functional team of designers and developers to ship client-facing 0-to-1 products</w:t>
-      </w:r>
-    </w:p>
-    <w:p>
-      <w:pPr>
-        <w:numPr>
-          <w:ilvl w:val="0"/>
-          <w:numId w:val="1"/>
-        </w:numPr>
-        <w:spacing w:before="0" w:after="0" w:line="212" w:lineRule="auto"/>
-        <w:ind w:left="360" w:hanging="216"/>
-      </w:pPr>
-      <w:r>
-        <w:rPr>
-          <w:rFonts w:ascii="Calibri" w:hAnsi="Calibri" w:cs="Calibri"/>
-          <w:sz w:val="21"/>
-          <w:szCs w:val="21"/>
-        </w:rPr>
-        <w:t xml:space="preserve">Defined end-to-end user flows, interaction patterns, and reusable interface systems across multiple deliverables</w:t>
-      </w:r>
-    </w:p>
-    <w:p>
-      <w:pPr>
-        <w:numPr>
-          <w:ilvl w:val="0"/>
-          <w:numId w:val="1"/>
-        </w:numPr>
-        <w:spacing w:before="0" w:after="0" w:line="212" w:lineRule="auto"/>
-        <w:ind w:left="360" w:hanging="216"/>
-      </w:pPr>
-      <w:r>
-        <w:rPr>
-          <w:rFonts w:ascii="Calibri" w:hAnsi="Calibri" w:cs="Calibri"/>
-          <w:sz w:val="21"/>
-          <w:szCs w:val="21"/>
-        </w:rPr>
-        <w:t xml:space="preserve">Shipped polished, user-centered features across semester-long client project cycles</w:t>
-      </w:r>
-    </w:p>
-    <w:p>
-      <w:pPr>
-        <w:tabs>
-          <w:tab w:val="right" w:pos="10944"/>
-        </w:tabs>
-        <w:spacing w:before="60" w:after="0" w:line="212" w:lineRule="auto"/>
-      </w:pPr>
-      <w:r>
-        <w:rPr>
-          <w:rFonts w:ascii="Calibri" w:hAnsi="Calibri" w:cs="Calibri"/>
-          <w:b/>
-          <w:bCs/>
-          <w:sz w:val="21"/>
-          <w:szCs w:val="21"/>
-        </w:rPr>
-        <w:t xml:space="preserve">Military Interpreter</w:t>
-      </w:r>
-      <w:r>
-        <w:rPr>
-          <w:rFonts w:ascii="Calibri" w:hAnsi="Calibri" w:cs="Calibri"/>
-          <w:sz w:val="21"/>
-          <w:szCs w:val="21"/>
-        </w:rPr>
-        <w:tab/>
-        <w:t xml:space="preserve">Dec 2022 – June 2024</w:t>
-      </w:r>
-    </w:p>
-    <w:p>
-      <w:pPr>
-        <w:tabs>
-          <w:tab w:val="right" w:pos="10944"/>
-        </w:tabs>
-        <w:spacing w:before="0" w:after="0" w:line="212" w:lineRule="auto"/>
-      </w:pPr>
-      <w:r>
-        <w:rPr>
-          <w:rFonts w:ascii="Calibri" w:hAnsi="Calibri" w:cs="Calibri"/>
-          <w:i/>
-          <w:iCs/>
-          <w:sz w:val="20"/>
-          <w:szCs w:val="20"/>
-        </w:rPr>
-        <w:t xml:space="preserve">Capital Defense Command (ROK Army)</w:t>
-      </w:r>
-      <w:r>
-        <w:rPr>
-          <w:rFonts w:ascii="Calibri" w:hAnsi="Calibri" w:cs="Calibri"/>
-          <w:i/>
-          <w:iCs/>
-          <w:sz w:val="20"/>
-          <w:szCs w:val="20"/>
-        </w:rPr>
-        <w:tab/>
-        <w:t xml:space="preserve">Seoul, South Korea</w:t>
-      </w:r>
-    </w:p>
-    <w:p>
-      <w:pPr>
-        <w:numPr>
-          <w:ilvl w:val="0"/>
-          <w:numId w:val="1"/>
-        </w:numPr>
-        <w:spacing w:before="0" w:after="0" w:line="212" w:lineRule="auto"/>
-        <w:ind w:left="360" w:hanging="216"/>
-      </w:pPr>
-      <w:r>
-        <w:rPr>
-          <w:rFonts w:ascii="Calibri" w:hAnsi="Calibri" w:cs="Calibri"/>
-          <w:sz w:val="21"/>
-          <w:szCs w:val="21"/>
-        </w:rPr>
-        <w:t xml:space="preserve">Provided real-time English-Korean interpretation in high-security, multi-agency environments for international stakeholders</w:t>
-      </w:r>
-    </w:p>
-    <w:p>
-      <w:pPr>
-        <w:numPr>
-          <w:ilvl w:val="0"/>
-          <w:numId w:val="1"/>
-        </w:numPr>
-        <w:spacing w:before="0" w:after="0" w:line="212" w:lineRule="auto"/>
-        <w:ind w:left="360" w:hanging="216"/>
-      </w:pPr>
-      <w:r>
-        <w:rPr>
-          <w:rFonts w:ascii="Calibri" w:hAnsi="Calibri" w:cs="Calibri"/>
-          <w:sz w:val="21"/>
-          <w:szCs w:val="21"/>
-        </w:rPr>
-        <w:t xml:space="preserve">Translated sensitive documents and briefings with precision, enabling coordination across government and defense teams</w:t>
-      </w:r>
-    </w:p>
-    <w:p>
-      <w:pPr>
-        <w:tabs>
-          <w:tab w:val="right" w:pos="10944"/>
-        </w:tabs>
-        <w:spacing w:before="60" w:after="0" w:line="212" w:lineRule="auto"/>
-      </w:pPr>
-      <w:r>
-        <w:rPr>
-          <w:rFonts w:ascii="Calibri" w:hAnsi="Calibri" w:cs="Calibri"/>
-          <w:b/>
-          <w:bCs/>
-          <w:sz w:val="21"/>
-          <w:szCs w:val="21"/>
-        </w:rPr>
-        <w:t xml:space="preserve">Database Engineer Intern</w:t>
-      </w:r>
-      <w:r>
-        <w:rPr>
-          <w:rFonts w:ascii="Calibri" w:hAnsi="Calibri" w:cs="Calibri"/>
-          <w:sz w:val="21"/>
-          <w:szCs w:val="21"/>
-        </w:rPr>
-        <w:tab/>
-        <w:t xml:space="preserve">June 2022 – Aug 2022</w:t>
-      </w:r>
-    </w:p>
-    <w:p>
-      <w:pPr>
-        <w:tabs>
-          <w:tab w:val="right" w:pos="10944"/>
-        </w:tabs>
-        <w:spacing w:before="0" w:after="0" w:line="212" w:lineRule="auto"/>
-      </w:pPr>
-      <w:r>
-        <w:rPr>
-          <w:rFonts w:ascii="Calibri" w:hAnsi="Calibri" w:cs="Calibri"/>
-          <w:i/>
-          <w:iCs/>
-          <w:sz w:val="20"/>
-          <w:szCs w:val="20"/>
-        </w:rPr>
-        <w:t xml:space="preserve">IT-Farm</w:t>
-      </w:r>
-      <w:r>
-        <w:rPr>
-          <w:rFonts w:ascii="Calibri" w:hAnsi="Calibri" w:cs="Calibri"/>
-          <w:i/>
-          <w:iCs/>
-          <w:sz w:val="20"/>
-          <w:szCs w:val="20"/>
-        </w:rPr>
-        <w:tab/>
-        <w:t xml:space="preserve">Seongnam, South Korea</w:t>
-      </w:r>
-    </w:p>
-    <w:p>
-      <w:pPr>
-        <w:numPr>
-          <w:ilvl w:val="0"/>
-          <w:numId w:val="1"/>
-        </w:numPr>
-        <w:spacing w:before="0" w:after="0" w:line="212" w:lineRule="auto"/>
+        <w:t xml:space="preserve">June 2022 – Aug 2022  ·  Seongnam, South Korea</w:t>
+      </w:r>
+    </w:p>
+    <w:p>
+      <w:pPr>
+        <w:numPr>
+          <w:ilvl w:val="0"/>
+          <w:numId w:val="1"/>
+        </w:numPr>
+        <w:spacing w:before="0" w:after="0" w:line="220" w:lineRule="auto"/>
         <w:ind w:left="360" w:hanging="216"/>
       </w:pPr>
       <w:r>
@@ -685,7 +598,7 @@
           <w:ilvl w:val="0"/>
           <w:numId w:val="1"/>
         </w:numPr>
-        <w:spacing w:before="0" w:after="0" w:line="212" w:lineRule="auto"/>
+        <w:spacing w:before="0" w:after="0" w:line="220" w:lineRule="auto"/>
         <w:ind w:left="360" w:hanging="216"/>
       </w:pPr>
       <w:r>
@@ -703,7 +616,7 @@
           <w:ilvl w:val="0"/>
           <w:numId w:val="1"/>
         </w:numPr>
-        <w:spacing w:before="0" w:after="0" w:line="212" w:lineRule="auto"/>
+        <w:spacing w:before="0" w:after="0" w:line="220" w:lineRule="auto"/>
         <w:ind w:left="360" w:hanging="216"/>
       </w:pPr>
       <w:r>
@@ -720,7 +633,7 @@
         <w:pBdr>
           <w:bottom w:val="single" w:sz="6" w:space="1" w:color="000000"/>
         </w:pBdr>
-        <w:spacing w:before="60" w:after="40" w:line="212" w:lineRule="auto"/>
+        <w:spacing w:before="60" w:after="40" w:line="220" w:lineRule="auto"/>
       </w:pPr>
       <w:r>
         <w:rPr>
@@ -740,7 +653,7 @@
         <w:tabs>
           <w:tab w:val="right" w:pos="10944"/>
         </w:tabs>
-        <w:spacing w:before="60" w:after="0" w:line="212" w:lineRule="auto"/>
+        <w:spacing w:before="60" w:after="0" w:line="220" w:lineRule="auto"/>
       </w:pPr>
       <w:hyperlink r:id="rH3">
         <w:r>
@@ -790,7 +703,7 @@
           <w:ilvl w:val="0"/>
           <w:numId w:val="1"/>
         </w:numPr>
-        <w:spacing w:before="0" w:after="0" w:line="212" w:lineRule="auto"/>
+        <w:spacing w:before="0" w:after="0" w:line="220" w:lineRule="auto"/>
         <w:ind w:left="360" w:hanging="216"/>
       </w:pPr>
       <w:r>
@@ -808,7 +721,7 @@
           <w:ilvl w:val="0"/>
           <w:numId w:val="1"/>
         </w:numPr>
-        <w:spacing w:before="0" w:after="0" w:line="212" w:lineRule="auto"/>
+        <w:spacing w:before="0" w:after="0" w:line="220" w:lineRule="auto"/>
         <w:ind w:left="360" w:hanging="216"/>
       </w:pPr>
       <w:r>
@@ -826,7 +739,7 @@
           <w:ilvl w:val="0"/>
           <w:numId w:val="1"/>
         </w:numPr>
-        <w:spacing w:before="0" w:after="0" w:line="212" w:lineRule="auto"/>
+        <w:spacing w:before="0" w:after="0" w:line="220" w:lineRule="auto"/>
         <w:ind w:left="360" w:hanging="216"/>
       </w:pPr>
       <w:r>
@@ -843,7 +756,7 @@
         <w:tabs>
           <w:tab w:val="right" w:pos="10944"/>
         </w:tabs>
-        <w:spacing w:before="60" w:after="0" w:line="212" w:lineRule="auto"/>
+        <w:spacing w:before="60" w:after="0" w:line="220" w:lineRule="auto"/>
       </w:pPr>
       <w:hyperlink r:id="rH4">
         <w:r>
@@ -893,7 +806,7 @@
           <w:ilvl w:val="0"/>
           <w:numId w:val="1"/>
         </w:numPr>
-        <w:spacing w:before="0" w:after="0" w:line="212" w:lineRule="auto"/>
+        <w:spacing w:before="0" w:after="0" w:line="220" w:lineRule="auto"/>
         <w:ind w:left="360" w:hanging="216"/>
       </w:pPr>
       <w:r>
@@ -911,7 +824,7 @@
           <w:ilvl w:val="0"/>
           <w:numId w:val="1"/>
         </w:numPr>
-        <w:spacing w:before="0" w:after="0" w:line="212" w:lineRule="auto"/>
+        <w:spacing w:before="0" w:after="0" w:line="220" w:lineRule="auto"/>
         <w:ind w:left="360" w:hanging="216"/>
       </w:pPr>
       <w:r>
@@ -929,7 +842,7 @@
           <w:ilvl w:val="0"/>
           <w:numId w:val="1"/>
         </w:numPr>
-        <w:spacing w:before="0" w:after="0" w:line="212" w:lineRule="auto"/>
+        <w:spacing w:before="0" w:after="0" w:line="220" w:lineRule="auto"/>
         <w:ind w:left="360" w:hanging="216"/>
       </w:pPr>
       <w:r>
@@ -946,7 +859,7 @@
         <w:tabs>
           <w:tab w:val="right" w:pos="10944"/>
         </w:tabs>
-        <w:spacing w:before="60" w:after="0" w:line="212" w:lineRule="auto"/>
+        <w:spacing w:before="60" w:after="0" w:line="220" w:lineRule="auto"/>
       </w:pPr>
       <w:hyperlink r:id="rH5">
         <w:r>
@@ -996,7 +909,7 @@
           <w:ilvl w:val="0"/>
           <w:numId w:val="1"/>
         </w:numPr>
-        <w:spacing w:before="0" w:after="0" w:line="212" w:lineRule="auto"/>
+        <w:spacing w:before="0" w:after="0" w:line="220" w:lineRule="auto"/>
         <w:ind w:left="360" w:hanging="216"/>
       </w:pPr>
       <w:r>
@@ -1014,7 +927,7 @@
           <w:ilvl w:val="0"/>
           <w:numId w:val="1"/>
         </w:numPr>
-        <w:spacing w:before="0" w:after="0" w:line="212" w:lineRule="auto"/>
+        <w:spacing w:before="0" w:after="0" w:line="220" w:lineRule="auto"/>
         <w:ind w:left="360" w:hanging="216"/>
       </w:pPr>
       <w:r>
@@ -1032,7 +945,7 @@
           <w:ilvl w:val="0"/>
           <w:numId w:val="1"/>
         </w:numPr>
-        <w:spacing w:before="0" w:after="0" w:line="212" w:lineRule="auto"/>
+        <w:spacing w:before="0" w:after="0" w:line="220" w:lineRule="auto"/>
         <w:ind w:left="360" w:hanging="216"/>
       </w:pPr>
       <w:r>
@@ -1049,7 +962,7 @@
         <w:pBdr>
           <w:bottom w:val="single" w:sz="6" w:space="1" w:color="000000"/>
         </w:pBdr>
-        <w:spacing w:before="60" w:after="40" w:line="212" w:lineRule="auto"/>
+        <w:spacing w:before="60" w:after="40" w:line="220" w:lineRule="auto"/>
       </w:pPr>
       <w:r>
         <w:rPr>
@@ -1066,7 +979,7 @@
     </w:p>
     <w:p>
       <w:pPr>
-        <w:spacing w:before="40" w:after="0" w:line="212" w:lineRule="auto"/>
+        <w:spacing w:before="40" w:after="0" w:line="220" w:lineRule="auto"/>
       </w:pPr>
       <w:r>
         <w:rPr>
@@ -1089,7 +1002,7 @@
     </w:p>
     <w:p>
       <w:pPr>
-        <w:spacing w:before="0" w:after="0" w:line="212" w:lineRule="auto"/>
+        <w:spacing w:before="0" w:after="0" w:line="220" w:lineRule="auto"/>
       </w:pPr>
       <w:r>
         <w:rPr>
@@ -1112,7 +1025,7 @@
     </w:p>
     <w:p>
       <w:pPr>
-        <w:spacing w:before="0" w:after="0" w:line="212" w:lineRule="auto"/>
+        <w:spacing w:before="0" w:after="0" w:line="220" w:lineRule="auto"/>
       </w:pPr>
       <w:r>
         <w:rPr>

--- a/apps/resume/dist/Brian_Lee_Resume_Design.docx
+++ b/apps/resume/dist/Brian_Lee_Resume_Design.docx
@@ -655,20 +655,16 @@
         </w:tabs>
         <w:spacing w:before="60" w:after="0" w:line="220" w:lineRule="auto"/>
       </w:pPr>
-      <w:hyperlink r:id="rH3">
-        <w:r>
-          <w:rPr>
-            <w:rFonts w:ascii="Calibri" w:hAnsi="Calibri" w:cs="Calibri"/>
-            <w:b/>
-            <w:bCs/>
-            <w:color w:val="1155cc"/>
-            <w:u w:val="single"/>
-            <w:sz w:val="21"/>
-            <w:szCs w:val="21"/>
-          </w:rPr>
-          <w:t xml:space="preserve">Path@Penn Redesign</w:t>
-        </w:r>
-      </w:hyperlink>
+      <w:r>
+        <w:rPr>
+          <w:rFonts w:ascii="Calibri" w:hAnsi="Calibri" w:cs="Calibri"/>
+          <w:b/>
+          <w:bCs/>
+          <w:sz w:val="21"/>
+          <w:szCs w:val="21"/>
+        </w:rPr>
+        <w:t xml:space="preserve">Path@Penn Redesign</w:t>
+      </w:r>
       <w:r>
         <w:rPr>
           <w:rFonts w:ascii="Calibri" w:hAnsi="Calibri" w:cs="Calibri"/>
@@ -758,20 +754,16 @@
         </w:tabs>
         <w:spacing w:before="60" w:after="0" w:line="220" w:lineRule="auto"/>
       </w:pPr>
-      <w:hyperlink r:id="rH4">
-        <w:r>
-          <w:rPr>
-            <w:rFonts w:ascii="Calibri" w:hAnsi="Calibri" w:cs="Calibri"/>
-            <w:b/>
-            <w:bCs/>
-            <w:color w:val="1155cc"/>
-            <w:u w:val="single"/>
-            <w:sz w:val="21"/>
-            <w:szCs w:val="21"/>
-          </w:rPr>
-          <w:t xml:space="preserve">Penn Spark Website Redesign</w:t>
-        </w:r>
-      </w:hyperlink>
+      <w:r>
+        <w:rPr>
+          <w:rFonts w:ascii="Calibri" w:hAnsi="Calibri" w:cs="Calibri"/>
+          <w:b/>
+          <w:bCs/>
+          <w:sz w:val="21"/>
+          <w:szCs w:val="21"/>
+        </w:rPr>
+        <w:t xml:space="preserve">Penn Spark Website Redesign</w:t>
+      </w:r>
       <w:r>
         <w:rPr>
           <w:rFonts w:ascii="Calibri" w:hAnsi="Calibri" w:cs="Calibri"/>
@@ -861,20 +853,16 @@
         </w:tabs>
         <w:spacing w:before="60" w:after="0" w:line="220" w:lineRule="auto"/>
       </w:pPr>
-      <w:hyperlink r:id="rH5">
-        <w:r>
-          <w:rPr>
-            <w:rFonts w:ascii="Calibri" w:hAnsi="Calibri" w:cs="Calibri"/>
-            <w:b/>
-            <w:bCs/>
-            <w:color w:val="1155cc"/>
-            <w:u w:val="single"/>
-            <w:sz w:val="21"/>
-            <w:szCs w:val="21"/>
-          </w:rPr>
-          <w:t xml:space="preserve">Wikipedia Mobile Redesign</w:t>
-        </w:r>
-      </w:hyperlink>
+      <w:r>
+        <w:rPr>
+          <w:rFonts w:ascii="Calibri" w:hAnsi="Calibri" w:cs="Calibri"/>
+          <w:b/>
+          <w:bCs/>
+          <w:sz w:val="21"/>
+          <w:szCs w:val="21"/>
+        </w:rPr>
+        <w:t xml:space="preserve">Wikipedia Mobile Redesign</w:t>
+      </w:r>
       <w:r>
         <w:rPr>
           <w:rFonts w:ascii="Calibri" w:hAnsi="Calibri" w:cs="Calibri"/>

--- a/apps/resume/dist/Brian_Lee_Resume_Design.docx
+++ b/apps/resume/dist/Brian_Lee_Resume_Design.docx
@@ -60,7 +60,7 @@
             <w:sz w:val="20"/>
             <w:szCs w:val="20"/>
           </w:rPr>
-          <w:t xml:space="preserve">linkedin.com/in/brian-lee-0b706b225</w:t>
+          <w:t xml:space="preserve">LinkedIn</w:t>
         </w:r>
       </w:hyperlink>
     </w:p>
@@ -233,61 +233,143 @@
           <w:sz w:val="21"/>
           <w:szCs w:val="21"/>
         </w:rPr>
-        <w:t xml:space="preserve">Built a deterministic Figma-to-React Native pipeline at a 4-engineer YC startup, turning designs into tokenized Expo components and shipping it as a reusable team skill</w:t>
-      </w:r>
-    </w:p>
-    <w:p>
-      <w:pPr>
-        <w:numPr>
-          <w:ilvl w:val="0"/>
-          <w:numId w:val="1"/>
-        </w:numPr>
-        <w:spacing w:before="0" w:after="0" w:line="220" w:lineRule="auto"/>
-        <w:ind w:left="360" w:hanging="216"/>
-      </w:pPr>
-      <w:r>
-        <w:rPr>
-          <w:rFonts w:ascii="Calibri" w:hAnsi="Calibri" w:cs="Calibri"/>
-          <w:sz w:val="21"/>
-          <w:szCs w:val="21"/>
-        </w:rPr>
-        <w:t xml:space="preserve">Analyzed onboarding-trial data and surfaced a mobile session-entry drop-off (roughly half the desktop activation rate), recommending a pre-session audio gate that reshaped onboarding priorities</w:t>
-      </w:r>
-    </w:p>
-    <w:p>
-      <w:pPr>
-        <w:numPr>
-          <w:ilvl w:val="0"/>
-          <w:numId w:val="1"/>
-        </w:numPr>
-        <w:spacing w:before="0" w:after="0" w:line="220" w:lineRule="auto"/>
-        <w:ind w:left="360" w:hanging="216"/>
-      </w:pPr>
-      <w:r>
-        <w:rPr>
-          <w:rFonts w:ascii="Calibri" w:hAnsi="Calibri" w:cs="Calibri"/>
-          <w:sz w:val="21"/>
-          <w:szCs w:val="21"/>
-        </w:rPr>
-        <w:t xml:space="preserve">Designed declarative mode-authoring tooling (schema + conformance linter) so new AI-character game modes ship as data, not bespoke code</w:t>
-      </w:r>
-    </w:p>
-    <w:p>
-      <w:pPr>
-        <w:numPr>
-          <w:ilvl w:val="0"/>
-          <w:numId w:val="1"/>
-        </w:numPr>
-        <w:spacing w:before="0" w:after="0" w:line="220" w:lineRule="auto"/>
-        <w:ind w:left="360" w:hanging="216"/>
-      </w:pPr>
-      <w:r>
-        <w:rPr>
-          <w:rFonts w:ascii="Calibri" w:hAnsi="Calibri" w:cs="Calibri"/>
-          <w:sz w:val="21"/>
-          <w:szCs w:val="21"/>
-        </w:rPr>
-        <w:t xml:space="preserve">Prototyped child-friendly notification and error-state UX (warm copy, recovery paths, observability) for a kids' English-learning app</w:t>
+        <w:t xml:space="preserve">Built a deterministic </w:t>
+      </w:r>
+      <w:r>
+        <w:rPr>
+          <w:rFonts w:ascii="Calibri" w:hAnsi="Calibri" w:cs="Calibri"/>
+          <w:b/>
+          <w:bCs/>
+          <w:sz w:val="21"/>
+          <w:szCs w:val="21"/>
+        </w:rPr>
+        <w:t xml:space="preserve">Figma-to-React Native pipeline</w:t>
+      </w:r>
+      <w:r>
+        <w:rPr>
+          <w:rFonts w:ascii="Calibri" w:hAnsi="Calibri" w:cs="Calibri"/>
+          <w:sz w:val="21"/>
+          <w:szCs w:val="21"/>
+        </w:rPr>
+        <w:t xml:space="preserve"> at a 4-engineer YC startup, turning designs into tokenized Expo components and shipping it as a reusable team skill</w:t>
+      </w:r>
+    </w:p>
+    <w:p>
+      <w:pPr>
+        <w:numPr>
+          <w:ilvl w:val="0"/>
+          <w:numId w:val="1"/>
+        </w:numPr>
+        <w:spacing w:before="0" w:after="0" w:line="220" w:lineRule="auto"/>
+        <w:ind w:left="360" w:hanging="216"/>
+      </w:pPr>
+      <w:r>
+        <w:rPr>
+          <w:rFonts w:ascii="Calibri" w:hAnsi="Calibri" w:cs="Calibri"/>
+          <w:sz w:val="21"/>
+          <w:szCs w:val="21"/>
+        </w:rPr>
+        <w:t xml:space="preserve">Analyzed onboarding-trial data and surfaced a </w:t>
+      </w:r>
+      <w:r>
+        <w:rPr>
+          <w:rFonts w:ascii="Calibri" w:hAnsi="Calibri" w:cs="Calibri"/>
+          <w:b/>
+          <w:bCs/>
+          <w:sz w:val="21"/>
+          <w:szCs w:val="21"/>
+        </w:rPr>
+        <w:t xml:space="preserve">mobile session-entry drop-off</w:t>
+      </w:r>
+      <w:r>
+        <w:rPr>
+          <w:rFonts w:ascii="Calibri" w:hAnsi="Calibri" w:cs="Calibri"/>
+          <w:sz w:val="21"/>
+          <w:szCs w:val="21"/>
+        </w:rPr>
+        <w:t xml:space="preserve"> (roughly half the desktop activation rate), recommending a pre-session audio gate that </w:t>
+      </w:r>
+      <w:r>
+        <w:rPr>
+          <w:rFonts w:ascii="Calibri" w:hAnsi="Calibri" w:cs="Calibri"/>
+          <w:b/>
+          <w:bCs/>
+          <w:sz w:val="21"/>
+          <w:szCs w:val="21"/>
+        </w:rPr>
+        <w:t xml:space="preserve">reshaped onboarding priorities</w:t>
+      </w:r>
+    </w:p>
+    <w:p>
+      <w:pPr>
+        <w:numPr>
+          <w:ilvl w:val="0"/>
+          <w:numId w:val="1"/>
+        </w:numPr>
+        <w:spacing w:before="0" w:after="0" w:line="220" w:lineRule="auto"/>
+        <w:ind w:left="360" w:hanging="216"/>
+      </w:pPr>
+      <w:r>
+        <w:rPr>
+          <w:rFonts w:ascii="Calibri" w:hAnsi="Calibri" w:cs="Calibri"/>
+          <w:sz w:val="21"/>
+          <w:szCs w:val="21"/>
+        </w:rPr>
+        <w:t xml:space="preserve">Designed </w:t>
+      </w:r>
+      <w:r>
+        <w:rPr>
+          <w:rFonts w:ascii="Calibri" w:hAnsi="Calibri" w:cs="Calibri"/>
+          <w:b/>
+          <w:bCs/>
+          <w:sz w:val="21"/>
+          <w:szCs w:val="21"/>
+        </w:rPr>
+        <w:t xml:space="preserve">declarative mode-authoring tooling</w:t>
+      </w:r>
+      <w:r>
+        <w:rPr>
+          <w:rFonts w:ascii="Calibri" w:hAnsi="Calibri" w:cs="Calibri"/>
+          <w:sz w:val="21"/>
+          <w:szCs w:val="21"/>
+        </w:rPr>
+        <w:t xml:space="preserve"> (schema + conformance linter) so new AI-character game modes ship as data, not bespoke code</w:t>
+      </w:r>
+    </w:p>
+    <w:p>
+      <w:pPr>
+        <w:numPr>
+          <w:ilvl w:val="0"/>
+          <w:numId w:val="1"/>
+        </w:numPr>
+        <w:spacing w:before="0" w:after="0" w:line="220" w:lineRule="auto"/>
+        <w:ind w:left="360" w:hanging="216"/>
+      </w:pPr>
+      <w:r>
+        <w:rPr>
+          <w:rFonts w:ascii="Calibri" w:hAnsi="Calibri" w:cs="Calibri"/>
+          <w:sz w:val="21"/>
+          <w:szCs w:val="21"/>
+        </w:rPr>
+        <w:t xml:space="preserve">Prototyped </w:t>
+      </w:r>
+      <w:r>
+        <w:rPr>
+          <w:rFonts w:ascii="Calibri" w:hAnsi="Calibri" w:cs="Calibri"/>
+          <w:b/>
+          <w:bCs/>
+          <w:sz w:val="21"/>
+          <w:szCs w:val="21"/>
+        </w:rPr>
+        <w:t xml:space="preserve">child-friendly notification and error-state UX</w:t>
+      </w:r>
+      <w:r>
+        <w:rPr>
+          <w:rFonts w:ascii="Calibri" w:hAnsi="Calibri" w:cs="Calibri"/>
+          <w:sz w:val="21"/>
+          <w:szCs w:val="21"/>
+        </w:rPr>
+        <w:t xml:space="preserve"> (warm copy, recovery paths, observability) for a kids' English-learning app</w:t>
       </w:r>
     </w:p>
     <w:p>
@@ -340,43 +422,97 @@
           <w:sz w:val="21"/>
           <w:szCs w:val="21"/>
         </w:rPr>
-        <w:t xml:space="preserve">Maintained a live portfolio of 50+ Unity mobile game titles, improving UI/UX and core gameplay stability across deployments</w:t>
-      </w:r>
-    </w:p>
-    <w:p>
-      <w:pPr>
-        <w:numPr>
-          <w:ilvl w:val="0"/>
-          <w:numId w:val="1"/>
-        </w:numPr>
-        <w:spacing w:before="0" w:after="0" w:line="220" w:lineRule="auto"/>
-        <w:ind w:left="360" w:hanging="216"/>
-      </w:pPr>
-      <w:r>
-        <w:rPr>
-          <w:rFonts w:ascii="Calibri" w:hAnsi="Calibri" w:cs="Calibri"/>
-          <w:sz w:val="21"/>
-          <w:szCs w:val="21"/>
-        </w:rPr>
-        <w:t xml:space="preserve">Resolved 100+ QA-reported bugs by modifying Unity prefabs and C# scripts, shipping fixes in production releases</w:t>
-      </w:r>
-    </w:p>
-    <w:p>
-      <w:pPr>
-        <w:numPr>
-          <w:ilvl w:val="0"/>
-          <w:numId w:val="1"/>
-        </w:numPr>
-        <w:spacing w:before="0" w:after="0" w:line="220" w:lineRule="auto"/>
-        <w:ind w:left="360" w:hanging="216"/>
-      </w:pPr>
-      <w:r>
-        <w:rPr>
-          <w:rFonts w:ascii="Calibri" w:hAnsi="Calibri" w:cs="Calibri"/>
-          <w:sz w:val="21"/>
-          <w:szCs w:val="21"/>
-        </w:rPr>
-        <w:t xml:space="preserve">Upgraded SDKs and platform modules fleet-wide to meet evolving app-store requirements and sustain production availability</w:t>
+        <w:t xml:space="preserve">Maintained a live portfolio of </w:t>
+      </w:r>
+      <w:r>
+        <w:rPr>
+          <w:rFonts w:ascii="Calibri" w:hAnsi="Calibri" w:cs="Calibri"/>
+          <w:b/>
+          <w:bCs/>
+          <w:sz w:val="21"/>
+          <w:szCs w:val="21"/>
+        </w:rPr>
+        <w:t xml:space="preserve">50+ Unity mobile game titles</w:t>
+      </w:r>
+      <w:r>
+        <w:rPr>
+          <w:rFonts w:ascii="Calibri" w:hAnsi="Calibri" w:cs="Calibri"/>
+          <w:sz w:val="21"/>
+          <w:szCs w:val="21"/>
+        </w:rPr>
+        <w:t xml:space="preserve">, improving UI/UX and core gameplay stability across deployments</w:t>
+      </w:r>
+    </w:p>
+    <w:p>
+      <w:pPr>
+        <w:numPr>
+          <w:ilvl w:val="0"/>
+          <w:numId w:val="1"/>
+        </w:numPr>
+        <w:spacing w:before="0" w:after="0" w:line="220" w:lineRule="auto"/>
+        <w:ind w:left="360" w:hanging="216"/>
+      </w:pPr>
+      <w:r>
+        <w:rPr>
+          <w:rFonts w:ascii="Calibri" w:hAnsi="Calibri" w:cs="Calibri"/>
+          <w:sz w:val="21"/>
+          <w:szCs w:val="21"/>
+        </w:rPr>
+        <w:t xml:space="preserve">Resolved </w:t>
+      </w:r>
+      <w:r>
+        <w:rPr>
+          <w:rFonts w:ascii="Calibri" w:hAnsi="Calibri" w:cs="Calibri"/>
+          <w:b/>
+          <w:bCs/>
+          <w:sz w:val="21"/>
+          <w:szCs w:val="21"/>
+        </w:rPr>
+        <w:t xml:space="preserve">100+ QA-reported bugs</w:t>
+      </w:r>
+      <w:r>
+        <w:rPr>
+          <w:rFonts w:ascii="Calibri" w:hAnsi="Calibri" w:cs="Calibri"/>
+          <w:sz w:val="21"/>
+          <w:szCs w:val="21"/>
+        </w:rPr>
+        <w:t xml:space="preserve"> by modifying Unity prefabs and C# scripts, shipping fixes in production releases</w:t>
+      </w:r>
+    </w:p>
+    <w:p>
+      <w:pPr>
+        <w:numPr>
+          <w:ilvl w:val="0"/>
+          <w:numId w:val="1"/>
+        </w:numPr>
+        <w:spacing w:before="0" w:after="0" w:line="220" w:lineRule="auto"/>
+        <w:ind w:left="360" w:hanging="216"/>
+      </w:pPr>
+      <w:r>
+        <w:rPr>
+          <w:rFonts w:ascii="Calibri" w:hAnsi="Calibri" w:cs="Calibri"/>
+          <w:sz w:val="21"/>
+          <w:szCs w:val="21"/>
+        </w:rPr>
+        <w:t xml:space="preserve">Upgraded SDKs and platform modules </w:t>
+      </w:r>
+      <w:r>
+        <w:rPr>
+          <w:rFonts w:ascii="Calibri" w:hAnsi="Calibri" w:cs="Calibri"/>
+          <w:b/>
+          <w:bCs/>
+          <w:sz w:val="21"/>
+          <w:szCs w:val="21"/>
+        </w:rPr>
+        <w:t xml:space="preserve">fleet-wide</w:t>
+      </w:r>
+      <w:r>
+        <w:rPr>
+          <w:rFonts w:ascii="Calibri" w:hAnsi="Calibri" w:cs="Calibri"/>
+          <w:sz w:val="21"/>
+          <w:szCs w:val="21"/>
+        </w:rPr>
+        <w:t xml:space="preserve"> to meet evolving app-store requirements and sustain production availability</w:t>
       </w:r>
     </w:p>
     <w:p>
@@ -429,43 +565,107 @@
           <w:sz w:val="21"/>
           <w:szCs w:val="21"/>
         </w:rPr>
-        <w:t xml:space="preserve">Led a 15+-person cross-functional team of designers and developers to ship client-facing 0-to-1 products</w:t>
-      </w:r>
-    </w:p>
-    <w:p>
-      <w:pPr>
-        <w:numPr>
-          <w:ilvl w:val="0"/>
-          <w:numId w:val="1"/>
-        </w:numPr>
-        <w:spacing w:before="0" w:after="0" w:line="220" w:lineRule="auto"/>
-        <w:ind w:left="360" w:hanging="216"/>
-      </w:pPr>
-      <w:r>
-        <w:rPr>
-          <w:rFonts w:ascii="Calibri" w:hAnsi="Calibri" w:cs="Calibri"/>
-          <w:sz w:val="21"/>
-          <w:szCs w:val="21"/>
-        </w:rPr>
-        <w:t xml:space="preserve">Defined end-to-end user flows, interaction patterns, and reusable interface systems across multiple deliverables</w:t>
-      </w:r>
-    </w:p>
-    <w:p>
-      <w:pPr>
-        <w:numPr>
-          <w:ilvl w:val="0"/>
-          <w:numId w:val="1"/>
-        </w:numPr>
-        <w:spacing w:before="0" w:after="0" w:line="220" w:lineRule="auto"/>
-        <w:ind w:left="360" w:hanging="216"/>
-      </w:pPr>
-      <w:r>
-        <w:rPr>
-          <w:rFonts w:ascii="Calibri" w:hAnsi="Calibri" w:cs="Calibri"/>
-          <w:sz w:val="21"/>
-          <w:szCs w:val="21"/>
-        </w:rPr>
-        <w:t xml:space="preserve">Shipped polished, user-centered features across semester-long client project cycles</w:t>
+        <w:t xml:space="preserve">Led a </w:t>
+      </w:r>
+      <w:r>
+        <w:rPr>
+          <w:rFonts w:ascii="Calibri" w:hAnsi="Calibri" w:cs="Calibri"/>
+          <w:b/>
+          <w:bCs/>
+          <w:sz w:val="21"/>
+          <w:szCs w:val="21"/>
+        </w:rPr>
+        <w:t xml:space="preserve">15+-person cross-functional team</w:t>
+      </w:r>
+      <w:r>
+        <w:rPr>
+          <w:rFonts w:ascii="Calibri" w:hAnsi="Calibri" w:cs="Calibri"/>
+          <w:sz w:val="21"/>
+          <w:szCs w:val="21"/>
+        </w:rPr>
+        <w:t xml:space="preserve"> of designers and developers to ship client-facing </w:t>
+      </w:r>
+      <w:r>
+        <w:rPr>
+          <w:rFonts w:ascii="Calibri" w:hAnsi="Calibri" w:cs="Calibri"/>
+          <w:b/>
+          <w:bCs/>
+          <w:sz w:val="21"/>
+          <w:szCs w:val="21"/>
+        </w:rPr>
+        <w:t xml:space="preserve">0-to-1 products</w:t>
+      </w:r>
+    </w:p>
+    <w:p>
+      <w:pPr>
+        <w:numPr>
+          <w:ilvl w:val="0"/>
+          <w:numId w:val="1"/>
+        </w:numPr>
+        <w:spacing w:before="0" w:after="0" w:line="220" w:lineRule="auto"/>
+        <w:ind w:left="360" w:hanging="216"/>
+      </w:pPr>
+      <w:r>
+        <w:rPr>
+          <w:rFonts w:ascii="Calibri" w:hAnsi="Calibri" w:cs="Calibri"/>
+          <w:sz w:val="21"/>
+          <w:szCs w:val="21"/>
+        </w:rPr>
+        <w:t xml:space="preserve">Defined </w:t>
+      </w:r>
+      <w:r>
+        <w:rPr>
+          <w:rFonts w:ascii="Calibri" w:hAnsi="Calibri" w:cs="Calibri"/>
+          <w:b/>
+          <w:bCs/>
+          <w:sz w:val="21"/>
+          <w:szCs w:val="21"/>
+        </w:rPr>
+        <w:t xml:space="preserve">end-to-end user flows</w:t>
+      </w:r>
+      <w:r>
+        <w:rPr>
+          <w:rFonts w:ascii="Calibri" w:hAnsi="Calibri" w:cs="Calibri"/>
+          <w:sz w:val="21"/>
+          <w:szCs w:val="21"/>
+        </w:rPr>
+        <w:t xml:space="preserve">, interaction patterns, and reusable interface systems across multiple deliverables</w:t>
+      </w:r>
+    </w:p>
+    <w:p>
+      <w:pPr>
+        <w:numPr>
+          <w:ilvl w:val="0"/>
+          <w:numId w:val="1"/>
+        </w:numPr>
+        <w:spacing w:before="0" w:after="0" w:line="220" w:lineRule="auto"/>
+        <w:ind w:left="360" w:hanging="216"/>
+      </w:pPr>
+      <w:r>
+        <w:rPr>
+          <w:rFonts w:ascii="Calibri" w:hAnsi="Calibri" w:cs="Calibri"/>
+          <w:sz w:val="21"/>
+          <w:szCs w:val="21"/>
+        </w:rPr>
+        <w:t xml:space="preserve">Shipped polished, </w:t>
+      </w:r>
+      <w:r>
+        <w:rPr>
+          <w:rFonts w:ascii="Calibri" w:hAnsi="Calibri" w:cs="Calibri"/>
+          <w:b/>
+          <w:bCs/>
+          <w:sz w:val="21"/>
+          <w:szCs w:val="21"/>
+        </w:rPr>
+        <w:t xml:space="preserve">user-centered features</w:t>
+      </w:r>
+      <w:r>
+        <w:rPr>
+          <w:rFonts w:ascii="Calibri" w:hAnsi="Calibri" w:cs="Calibri"/>
+          <w:sz w:val="21"/>
+          <w:szCs w:val="21"/>
+        </w:rPr>
+        <w:t xml:space="preserve"> across semester-long client project cycles</w:t>
       </w:r>
     </w:p>
     <w:p>
@@ -518,25 +718,61 @@
           <w:sz w:val="21"/>
           <w:szCs w:val="21"/>
         </w:rPr>
-        <w:t xml:space="preserve">Provided real-time English-Korean interpretation in high-security, multi-agency environments for international stakeholders</w:t>
-      </w:r>
-    </w:p>
-    <w:p>
-      <w:pPr>
-        <w:numPr>
-          <w:ilvl w:val="0"/>
-          <w:numId w:val="1"/>
-        </w:numPr>
-        <w:spacing w:before="0" w:after="0" w:line="220" w:lineRule="auto"/>
-        <w:ind w:left="360" w:hanging="216"/>
-      </w:pPr>
-      <w:r>
-        <w:rPr>
-          <w:rFonts w:ascii="Calibri" w:hAnsi="Calibri" w:cs="Calibri"/>
-          <w:sz w:val="21"/>
-          <w:szCs w:val="21"/>
-        </w:rPr>
-        <w:t xml:space="preserve">Translated sensitive documents and briefings with precision, enabling coordination across government and defense teams</w:t>
+        <w:t xml:space="preserve">Provided </w:t>
+      </w:r>
+      <w:r>
+        <w:rPr>
+          <w:rFonts w:ascii="Calibri" w:hAnsi="Calibri" w:cs="Calibri"/>
+          <w:b/>
+          <w:bCs/>
+          <w:sz w:val="21"/>
+          <w:szCs w:val="21"/>
+        </w:rPr>
+        <w:t xml:space="preserve">real-time English-Korean interpretation</w:t>
+      </w:r>
+      <w:r>
+        <w:rPr>
+          <w:rFonts w:ascii="Calibri" w:hAnsi="Calibri" w:cs="Calibri"/>
+          <w:sz w:val="21"/>
+          <w:szCs w:val="21"/>
+        </w:rPr>
+        <w:t xml:space="preserve"> in high-security, multi-agency environments for international stakeholders</w:t>
+      </w:r>
+    </w:p>
+    <w:p>
+      <w:pPr>
+        <w:numPr>
+          <w:ilvl w:val="0"/>
+          <w:numId w:val="1"/>
+        </w:numPr>
+        <w:spacing w:before="0" w:after="0" w:line="220" w:lineRule="auto"/>
+        <w:ind w:left="360" w:hanging="216"/>
+      </w:pPr>
+      <w:r>
+        <w:rPr>
+          <w:rFonts w:ascii="Calibri" w:hAnsi="Calibri" w:cs="Calibri"/>
+          <w:sz w:val="21"/>
+          <w:szCs w:val="21"/>
+        </w:rPr>
+        <w:t xml:space="preserve">Translated </w:t>
+      </w:r>
+      <w:r>
+        <w:rPr>
+          <w:rFonts w:ascii="Calibri" w:hAnsi="Calibri" w:cs="Calibri"/>
+          <w:b/>
+          <w:bCs/>
+          <w:sz w:val="21"/>
+          <w:szCs w:val="21"/>
+        </w:rPr>
+        <w:t xml:space="preserve">sensitive documents and briefings</w:t>
+      </w:r>
+      <w:r>
+        <w:rPr>
+          <w:rFonts w:ascii="Calibri" w:hAnsi="Calibri" w:cs="Calibri"/>
+          <w:sz w:val="21"/>
+          <w:szCs w:val="21"/>
+        </w:rPr>
+        <w:t xml:space="preserve"> with precision, enabling coordination across government and defense teams</w:t>
       </w:r>
     </w:p>
     <w:p>
@@ -589,43 +825,97 @@
           <w:sz w:val="21"/>
           <w:szCs w:val="21"/>
         </w:rPr>
-        <w:t xml:space="preserve">Designed and implemented a SQL database prototype managing 1M+ data entities using Oracle and SQLite</w:t>
-      </w:r>
-    </w:p>
-    <w:p>
-      <w:pPr>
-        <w:numPr>
-          <w:ilvl w:val="0"/>
-          <w:numId w:val="1"/>
-        </w:numPr>
-        <w:spacing w:before="0" w:after="0" w:line="220" w:lineRule="auto"/>
-        <w:ind w:left="360" w:hanging="216"/>
-      </w:pPr>
-      <w:r>
-        <w:rPr>
-          <w:rFonts w:ascii="Calibri" w:hAnsi="Calibri" w:cs="Calibri"/>
-          <w:sz w:val="21"/>
-          <w:szCs w:val="21"/>
-        </w:rPr>
-        <w:t xml:space="preserve">Processed and organized semiconductor datasets from 20+ client companies, including Samsung, SK, and LG</w:t>
-      </w:r>
-    </w:p>
-    <w:p>
-      <w:pPr>
-        <w:numPr>
-          <w:ilvl w:val="0"/>
-          <w:numId w:val="1"/>
-        </w:numPr>
-        <w:spacing w:before="0" w:after="0" w:line="220" w:lineRule="auto"/>
-        <w:ind w:left="360" w:hanging="216"/>
-      </w:pPr>
-      <w:r>
-        <w:rPr>
-          <w:rFonts w:ascii="Calibri" w:hAnsi="Calibri" w:cs="Calibri"/>
-          <w:sz w:val="21"/>
-          <w:szCs w:val="21"/>
-        </w:rPr>
-        <w:t xml:space="preserve">Wrote and optimized SQL queries to improve retrieval and management efficiency across large-scale datasets</w:t>
+        <w:t xml:space="preserve">Designed and implemented a SQL database prototype managing </w:t>
+      </w:r>
+      <w:r>
+        <w:rPr>
+          <w:rFonts w:ascii="Calibri" w:hAnsi="Calibri" w:cs="Calibri"/>
+          <w:b/>
+          <w:bCs/>
+          <w:sz w:val="21"/>
+          <w:szCs w:val="21"/>
+        </w:rPr>
+        <w:t xml:space="preserve">1M+ data entities</w:t>
+      </w:r>
+      <w:r>
+        <w:rPr>
+          <w:rFonts w:ascii="Calibri" w:hAnsi="Calibri" w:cs="Calibri"/>
+          <w:sz w:val="21"/>
+          <w:szCs w:val="21"/>
+        </w:rPr>
+        <w:t xml:space="preserve"> using Oracle and SQLite</w:t>
+      </w:r>
+    </w:p>
+    <w:p>
+      <w:pPr>
+        <w:numPr>
+          <w:ilvl w:val="0"/>
+          <w:numId w:val="1"/>
+        </w:numPr>
+        <w:spacing w:before="0" w:after="0" w:line="220" w:lineRule="auto"/>
+        <w:ind w:left="360" w:hanging="216"/>
+      </w:pPr>
+      <w:r>
+        <w:rPr>
+          <w:rFonts w:ascii="Calibri" w:hAnsi="Calibri" w:cs="Calibri"/>
+          <w:sz w:val="21"/>
+          <w:szCs w:val="21"/>
+        </w:rPr>
+        <w:t xml:space="preserve">Processed and organized semiconductor datasets from </w:t>
+      </w:r>
+      <w:r>
+        <w:rPr>
+          <w:rFonts w:ascii="Calibri" w:hAnsi="Calibri" w:cs="Calibri"/>
+          <w:b/>
+          <w:bCs/>
+          <w:sz w:val="21"/>
+          <w:szCs w:val="21"/>
+        </w:rPr>
+        <w:t xml:space="preserve">20+ client companies</w:t>
+      </w:r>
+      <w:r>
+        <w:rPr>
+          <w:rFonts w:ascii="Calibri" w:hAnsi="Calibri" w:cs="Calibri"/>
+          <w:sz w:val="21"/>
+          <w:szCs w:val="21"/>
+        </w:rPr>
+        <w:t xml:space="preserve">, including Samsung, SK, and LG</w:t>
+      </w:r>
+    </w:p>
+    <w:p>
+      <w:pPr>
+        <w:numPr>
+          <w:ilvl w:val="0"/>
+          <w:numId w:val="1"/>
+        </w:numPr>
+        <w:spacing w:before="0" w:after="0" w:line="220" w:lineRule="auto"/>
+        <w:ind w:left="360" w:hanging="216"/>
+      </w:pPr>
+      <w:r>
+        <w:rPr>
+          <w:rFonts w:ascii="Calibri" w:hAnsi="Calibri" w:cs="Calibri"/>
+          <w:sz w:val="21"/>
+          <w:szCs w:val="21"/>
+        </w:rPr>
+        <w:t xml:space="preserve">Wrote and </w:t>
+      </w:r>
+      <w:r>
+        <w:rPr>
+          <w:rFonts w:ascii="Calibri" w:hAnsi="Calibri" w:cs="Calibri"/>
+          <w:b/>
+          <w:bCs/>
+          <w:sz w:val="21"/>
+          <w:szCs w:val="21"/>
+        </w:rPr>
+        <w:t xml:space="preserve">optimized SQL queries</w:t>
+      </w:r>
+      <w:r>
+        <w:rPr>
+          <w:rFonts w:ascii="Calibri" w:hAnsi="Calibri" w:cs="Calibri"/>
+          <w:sz w:val="21"/>
+          <w:szCs w:val="21"/>
+        </w:rPr>
+        <w:t xml:space="preserve"> to improve retrieval and management efficiency across large-scale datasets</w:t>
       </w:r>
     </w:p>
     <w:p>
@@ -708,43 +998,89 @@
           <w:sz w:val="21"/>
           <w:szCs w:val="21"/>
         </w:rPr>
-        <w:t xml:space="preserve">Redesigned Penn's course-registration portal across 4 connected surfaces (Dashboard, Course, Schedule, Degree) to fix visual overload and fragmented planning workflows</w:t>
-      </w:r>
-    </w:p>
-    <w:p>
-      <w:pPr>
-        <w:numPr>
-          <w:ilvl w:val="0"/>
-          <w:numId w:val="1"/>
-        </w:numPr>
-        <w:spacing w:before="0" w:after="0" w:line="220" w:lineRule="auto"/>
-        <w:ind w:left="360" w:hanging="216"/>
-      </w:pPr>
-      <w:r>
-        <w:rPr>
-          <w:rFonts w:ascii="Calibri" w:hAnsi="Calibri" w:cs="Calibri"/>
-          <w:sz w:val="21"/>
-          <w:szCs w:val="21"/>
-        </w:rPr>
-        <w:t xml:space="preserve">Surfaced pain points through observational walkthroughs, student interviews, and a heuristic audit</w:t>
-      </w:r>
-    </w:p>
-    <w:p>
-      <w:pPr>
-        <w:numPr>
-          <w:ilvl w:val="0"/>
-          <w:numId w:val="1"/>
-        </w:numPr>
-        <w:spacing w:before="0" w:after="0" w:line="220" w:lineRule="auto"/>
-        <w:ind w:left="360" w:hanging="216"/>
-      </w:pPr>
-      <w:r>
-        <w:rPr>
-          <w:rFonts w:ascii="Calibri" w:hAnsi="Calibri" w:cs="Calibri"/>
-          <w:sz w:val="21"/>
-          <w:szCs w:val="21"/>
-        </w:rPr>
-        <w:t xml:space="preserve">Designed and usability-tested a hi-fi Figma prototype, translating findings into a clearer, more guided planning flow</w:t>
+        <w:t xml:space="preserve">Redesigned Penn's course-registration portal across </w:t>
+      </w:r>
+      <w:r>
+        <w:rPr>
+          <w:rFonts w:ascii="Calibri" w:hAnsi="Calibri" w:cs="Calibri"/>
+          <w:b/>
+          <w:bCs/>
+          <w:sz w:val="21"/>
+          <w:szCs w:val="21"/>
+        </w:rPr>
+        <w:t xml:space="preserve">4 connected surfaces</w:t>
+      </w:r>
+      <w:r>
+        <w:rPr>
+          <w:rFonts w:ascii="Calibri" w:hAnsi="Calibri" w:cs="Calibri"/>
+          <w:sz w:val="21"/>
+          <w:szCs w:val="21"/>
+        </w:rPr>
+        <w:t xml:space="preserve"> (Dashboard, Course, Schedule, Degree) to fix visual overload and fragmented planning workflows</w:t>
+      </w:r>
+    </w:p>
+    <w:p>
+      <w:pPr>
+        <w:numPr>
+          <w:ilvl w:val="0"/>
+          <w:numId w:val="1"/>
+        </w:numPr>
+        <w:spacing w:before="0" w:after="0" w:line="220" w:lineRule="auto"/>
+        <w:ind w:left="360" w:hanging="216"/>
+      </w:pPr>
+      <w:r>
+        <w:rPr>
+          <w:rFonts w:ascii="Calibri" w:hAnsi="Calibri" w:cs="Calibri"/>
+          <w:sz w:val="21"/>
+          <w:szCs w:val="21"/>
+        </w:rPr>
+        <w:t xml:space="preserve">Surfaced pain points through observational walkthroughs, </w:t>
+      </w:r>
+      <w:r>
+        <w:rPr>
+          <w:rFonts w:ascii="Calibri" w:hAnsi="Calibri" w:cs="Calibri"/>
+          <w:b/>
+          <w:bCs/>
+          <w:sz w:val="21"/>
+          <w:szCs w:val="21"/>
+        </w:rPr>
+        <w:t xml:space="preserve">student interviews, and a heuristic audit</w:t>
+      </w:r>
+    </w:p>
+    <w:p>
+      <w:pPr>
+        <w:numPr>
+          <w:ilvl w:val="0"/>
+          <w:numId w:val="1"/>
+        </w:numPr>
+        <w:spacing w:before="0" w:after="0" w:line="220" w:lineRule="auto"/>
+        <w:ind w:left="360" w:hanging="216"/>
+      </w:pPr>
+      <w:r>
+        <w:rPr>
+          <w:rFonts w:ascii="Calibri" w:hAnsi="Calibri" w:cs="Calibri"/>
+          <w:sz w:val="21"/>
+          <w:szCs w:val="21"/>
+        </w:rPr>
+        <w:t xml:space="preserve">Designed and </w:t>
+      </w:r>
+      <w:r>
+        <w:rPr>
+          <w:rFonts w:ascii="Calibri" w:hAnsi="Calibri" w:cs="Calibri"/>
+          <w:b/>
+          <w:bCs/>
+          <w:sz w:val="21"/>
+          <w:szCs w:val="21"/>
+        </w:rPr>
+        <w:t xml:space="preserve">usability-tested a hi-fi Figma prototype</w:t>
+      </w:r>
+      <w:r>
+        <w:rPr>
+          <w:rFonts w:ascii="Calibri" w:hAnsi="Calibri" w:cs="Calibri"/>
+          <w:sz w:val="21"/>
+          <w:szCs w:val="21"/>
+        </w:rPr>
+        <w:t xml:space="preserve">, translating findings into a clearer, more guided planning flow</w:t>
       </w:r>
     </w:p>
     <w:p>
@@ -807,43 +1143,97 @@
           <w:sz w:val="21"/>
           <w:szCs w:val="21"/>
         </w:rPr>
-        <w:t xml:space="preserve">Led design direction across 10+ designers and developers for the club's public site</w:t>
-      </w:r>
-    </w:p>
-    <w:p>
-      <w:pPr>
-        <w:numPr>
-          <w:ilvl w:val="0"/>
-          <w:numId w:val="1"/>
-        </w:numPr>
-        <w:spacing w:before="0" w:after="0" w:line="220" w:lineRule="auto"/>
-        <w:ind w:left="360" w:hanging="216"/>
-      </w:pPr>
-      <w:r>
-        <w:rPr>
-          <w:rFonts w:ascii="Calibri" w:hAnsi="Calibri" w:cs="Calibri"/>
-          <w:sz w:val="21"/>
-          <w:szCs w:val="21"/>
-        </w:rPr>
-        <w:t xml:space="preserve">Restructured navigation and page hierarchy to improve clarity and discoverability across the browsing experience</w:t>
-      </w:r>
-    </w:p>
-    <w:p>
-      <w:pPr>
-        <w:numPr>
-          <w:ilvl w:val="0"/>
-          <w:numId w:val="1"/>
-        </w:numPr>
-        <w:spacing w:before="0" w:after="0" w:line="220" w:lineRule="auto"/>
-        <w:ind w:left="360" w:hanging="216"/>
-      </w:pPr>
-      <w:r>
-        <w:rPr>
-          <w:rFonts w:ascii="Calibri" w:hAnsi="Calibri" w:cs="Calibri"/>
-          <w:sz w:val="21"/>
-          <w:szCs w:val="21"/>
-        </w:rPr>
-        <w:t xml:space="preserve">Shipped a scalable, data-driven content system with refined hi-fi interfaces and interactions</w:t>
+        <w:t xml:space="preserve">Led design direction across </w:t>
+      </w:r>
+      <w:r>
+        <w:rPr>
+          <w:rFonts w:ascii="Calibri" w:hAnsi="Calibri" w:cs="Calibri"/>
+          <w:b/>
+          <w:bCs/>
+          <w:sz w:val="21"/>
+          <w:szCs w:val="21"/>
+        </w:rPr>
+        <w:t xml:space="preserve">10+ designers and developers</w:t>
+      </w:r>
+      <w:r>
+        <w:rPr>
+          <w:rFonts w:ascii="Calibri" w:hAnsi="Calibri" w:cs="Calibri"/>
+          <w:sz w:val="21"/>
+          <w:szCs w:val="21"/>
+        </w:rPr>
+        <w:t xml:space="preserve"> for the club's public site</w:t>
+      </w:r>
+    </w:p>
+    <w:p>
+      <w:pPr>
+        <w:numPr>
+          <w:ilvl w:val="0"/>
+          <w:numId w:val="1"/>
+        </w:numPr>
+        <w:spacing w:before="0" w:after="0" w:line="220" w:lineRule="auto"/>
+        <w:ind w:left="360" w:hanging="216"/>
+      </w:pPr>
+      <w:r>
+        <w:rPr>
+          <w:rFonts w:ascii="Calibri" w:hAnsi="Calibri" w:cs="Calibri"/>
+          <w:sz w:val="21"/>
+          <w:szCs w:val="21"/>
+        </w:rPr>
+        <w:t xml:space="preserve">Restructured </w:t>
+      </w:r>
+      <w:r>
+        <w:rPr>
+          <w:rFonts w:ascii="Calibri" w:hAnsi="Calibri" w:cs="Calibri"/>
+          <w:b/>
+          <w:bCs/>
+          <w:sz w:val="21"/>
+          <w:szCs w:val="21"/>
+        </w:rPr>
+        <w:t xml:space="preserve">navigation and page hierarchy</w:t>
+      </w:r>
+      <w:r>
+        <w:rPr>
+          <w:rFonts w:ascii="Calibri" w:hAnsi="Calibri" w:cs="Calibri"/>
+          <w:sz w:val="21"/>
+          <w:szCs w:val="21"/>
+        </w:rPr>
+        <w:t xml:space="preserve"> to improve clarity and discoverability across the browsing experience</w:t>
+      </w:r>
+    </w:p>
+    <w:p>
+      <w:pPr>
+        <w:numPr>
+          <w:ilvl w:val="0"/>
+          <w:numId w:val="1"/>
+        </w:numPr>
+        <w:spacing w:before="0" w:after="0" w:line="220" w:lineRule="auto"/>
+        <w:ind w:left="360" w:hanging="216"/>
+      </w:pPr>
+      <w:r>
+        <w:rPr>
+          <w:rFonts w:ascii="Calibri" w:hAnsi="Calibri" w:cs="Calibri"/>
+          <w:sz w:val="21"/>
+          <w:szCs w:val="21"/>
+        </w:rPr>
+        <w:t xml:space="preserve">Shipped a </w:t>
+      </w:r>
+      <w:r>
+        <w:rPr>
+          <w:rFonts w:ascii="Calibri" w:hAnsi="Calibri" w:cs="Calibri"/>
+          <w:b/>
+          <w:bCs/>
+          <w:sz w:val="21"/>
+          <w:szCs w:val="21"/>
+        </w:rPr>
+        <w:t xml:space="preserve">scalable, data-driven content system</w:t>
+      </w:r>
+      <w:r>
+        <w:rPr>
+          <w:rFonts w:ascii="Calibri" w:hAnsi="Calibri" w:cs="Calibri"/>
+          <w:sz w:val="21"/>
+          <w:szCs w:val="21"/>
+        </w:rPr>
+        <w:t xml:space="preserve"> with refined hi-fi interfaces and interactions</w:t>
       </w:r>
     </w:p>
     <w:p>
@@ -906,43 +1296,97 @@
           <w:sz w:val="21"/>
           <w:szCs w:val="21"/>
         </w:rPr>
-        <w:t xml:space="preserve">Redesigned Wikipedia's mobile experience across 5 sections (Home, Article, Search, Language, AI Chat) for how people read</w:t>
-      </w:r>
-    </w:p>
-    <w:p>
-      <w:pPr>
-        <w:numPr>
-          <w:ilvl w:val="0"/>
-          <w:numId w:val="1"/>
-        </w:numPr>
-        <w:spacing w:before="0" w:after="0" w:line="220" w:lineRule="auto"/>
-        <w:ind w:left="360" w:hanging="216"/>
-      </w:pPr>
-      <w:r>
-        <w:rPr>
-          <w:rFonts w:ascii="Calibri" w:hAnsi="Calibri" w:cs="Calibri"/>
-          <w:sz w:val="21"/>
-          <w:szCs w:val="21"/>
-        </w:rPr>
-        <w:t xml:space="preserve">Ran 3 structured interviews and a survey, synthesizing insights and How-Might-We framing into lo-fi wireframes</w:t>
-      </w:r>
-    </w:p>
-    <w:p>
-      <w:pPr>
-        <w:numPr>
-          <w:ilvl w:val="0"/>
-          <w:numId w:val="1"/>
-        </w:numPr>
-        <w:spacing w:before="0" w:after="0" w:line="220" w:lineRule="auto"/>
-        <w:ind w:left="360" w:hanging="216"/>
-      </w:pPr>
-      <w:r>
-        <w:rPr>
-          <w:rFonts w:ascii="Calibri" w:hAnsi="Calibri" w:cs="Calibri"/>
-          <w:sz w:val="21"/>
-          <w:szCs w:val="21"/>
-        </w:rPr>
-        <w:t xml:space="preserve">Usability-tested with 4 participants, folding findings (previews, search snippets, clearer AI framing) into the final prototype</w:t>
+        <w:t xml:space="preserve">Redesigned Wikipedia's mobile experience across </w:t>
+      </w:r>
+      <w:r>
+        <w:rPr>
+          <w:rFonts w:ascii="Calibri" w:hAnsi="Calibri" w:cs="Calibri"/>
+          <w:b/>
+          <w:bCs/>
+          <w:sz w:val="21"/>
+          <w:szCs w:val="21"/>
+        </w:rPr>
+        <w:t xml:space="preserve">5 sections</w:t>
+      </w:r>
+      <w:r>
+        <w:rPr>
+          <w:rFonts w:ascii="Calibri" w:hAnsi="Calibri" w:cs="Calibri"/>
+          <w:sz w:val="21"/>
+          <w:szCs w:val="21"/>
+        </w:rPr>
+        <w:t xml:space="preserve"> (Home, Article, Search, Language, AI Chat) for how people read</w:t>
+      </w:r>
+    </w:p>
+    <w:p>
+      <w:pPr>
+        <w:numPr>
+          <w:ilvl w:val="0"/>
+          <w:numId w:val="1"/>
+        </w:numPr>
+        <w:spacing w:before="0" w:after="0" w:line="220" w:lineRule="auto"/>
+        <w:ind w:left="360" w:hanging="216"/>
+      </w:pPr>
+      <w:r>
+        <w:rPr>
+          <w:rFonts w:ascii="Calibri" w:hAnsi="Calibri" w:cs="Calibri"/>
+          <w:sz w:val="21"/>
+          <w:szCs w:val="21"/>
+        </w:rPr>
+        <w:t xml:space="preserve">Ran </w:t>
+      </w:r>
+      <w:r>
+        <w:rPr>
+          <w:rFonts w:ascii="Calibri" w:hAnsi="Calibri" w:cs="Calibri"/>
+          <w:b/>
+          <w:bCs/>
+          <w:sz w:val="21"/>
+          <w:szCs w:val="21"/>
+        </w:rPr>
+        <w:t xml:space="preserve">3 structured interviews and a survey</w:t>
+      </w:r>
+      <w:r>
+        <w:rPr>
+          <w:rFonts w:ascii="Calibri" w:hAnsi="Calibri" w:cs="Calibri"/>
+          <w:sz w:val="21"/>
+          <w:szCs w:val="21"/>
+        </w:rPr>
+        <w:t xml:space="preserve">, synthesizing insights and How-Might-We framing into lo-fi wireframes</w:t>
+      </w:r>
+    </w:p>
+    <w:p>
+      <w:pPr>
+        <w:numPr>
+          <w:ilvl w:val="0"/>
+          <w:numId w:val="1"/>
+        </w:numPr>
+        <w:spacing w:before="0" w:after="0" w:line="220" w:lineRule="auto"/>
+        <w:ind w:left="360" w:hanging="216"/>
+      </w:pPr>
+      <w:r>
+        <w:rPr>
+          <w:rFonts w:ascii="Calibri" w:hAnsi="Calibri" w:cs="Calibri"/>
+          <w:sz w:val="21"/>
+          <w:szCs w:val="21"/>
+        </w:rPr>
+        <w:t xml:space="preserve">Usability-tested with </w:t>
+      </w:r>
+      <w:r>
+        <w:rPr>
+          <w:rFonts w:ascii="Calibri" w:hAnsi="Calibri" w:cs="Calibri"/>
+          <w:b/>
+          <w:bCs/>
+          <w:sz w:val="21"/>
+          <w:szCs w:val="21"/>
+        </w:rPr>
+        <w:t xml:space="preserve">4 participants</w:t>
+      </w:r>
+      <w:r>
+        <w:rPr>
+          <w:rFonts w:ascii="Calibri" w:hAnsi="Calibri" w:cs="Calibri"/>
+          <w:sz w:val="21"/>
+          <w:szCs w:val="21"/>
+        </w:rPr>
+        <w:t xml:space="preserve">, folding findings (previews, search snippets, clearer AI framing) into the final prototype</w:t>
       </w:r>
     </w:p>
     <w:p>

--- a/apps/resume/dist/Brian_Lee_Resume_Design.docx
+++ b/apps/resume/dist/Brian_Lee_Resume_Design.docx
@@ -211,6 +211,8 @@
       <w:r>
         <w:rPr>
           <w:rFonts w:ascii="Calibri" w:hAnsi="Calibri" w:cs="Calibri"/>
+          <w:i/>
+          <w:iCs/>
           <w:sz w:val="20"/>
           <w:szCs w:val="20"/>
         </w:rPr>
@@ -400,6 +402,8 @@
       <w:r>
         <w:rPr>
           <w:rFonts w:ascii="Calibri" w:hAnsi="Calibri" w:cs="Calibri"/>
+          <w:i/>
+          <w:iCs/>
           <w:sz w:val="20"/>
           <w:szCs w:val="20"/>
         </w:rPr>
@@ -538,11 +542,13 @@
           <w:sz w:val="21"/>
           <w:szCs w:val="21"/>
         </w:rPr>
-        <w:t xml:space="preserve">, Penn Spark (Red Team)</w:t>
-      </w:r>
-      <w:r>
-        <w:rPr>
-          <w:rFonts w:ascii="Calibri" w:hAnsi="Calibri" w:cs="Calibri"/>
+        <w:t xml:space="preserve">, Penn Spark</w:t>
+      </w:r>
+      <w:r>
+        <w:rPr>
+          <w:rFonts w:ascii="Calibri" w:hAnsi="Calibri" w:cs="Calibri"/>
+          <w:i/>
+          <w:iCs/>
           <w:sz w:val="20"/>
           <w:szCs w:val="20"/>
         </w:rPr>
@@ -696,6 +702,8 @@
       <w:r>
         <w:rPr>
           <w:rFonts w:ascii="Calibri" w:hAnsi="Calibri" w:cs="Calibri"/>
+          <w:i/>
+          <w:iCs/>
           <w:sz w:val="20"/>
           <w:szCs w:val="20"/>
         </w:rPr>
@@ -803,6 +811,8 @@
       <w:r>
         <w:rPr>
           <w:rFonts w:ascii="Calibri" w:hAnsi="Calibri" w:cs="Calibri"/>
+          <w:i/>
+          <w:iCs/>
           <w:sz w:val="20"/>
           <w:szCs w:val="20"/>
         </w:rPr>

--- a/apps/resume/dist/Brian_Lee_Resume_Design.docx
+++ b/apps/resume/dist/Brian_Lee_Resume_Design.docx
@@ -986,6 +986,8 @@
       <w:r>
         <w:rPr>
           <w:rFonts w:ascii="Calibri" w:hAnsi="Calibri" w:cs="Calibri"/>
+          <w:i/>
+          <w:iCs/>
           <w:sz w:val="21"/>
           <w:szCs w:val="21"/>
         </w:rPr>
@@ -1131,6 +1133,8 @@
       <w:r>
         <w:rPr>
           <w:rFonts w:ascii="Calibri" w:hAnsi="Calibri" w:cs="Calibri"/>
+          <w:i/>
+          <w:iCs/>
           <w:sz w:val="21"/>
           <w:szCs w:val="21"/>
         </w:rPr>
@@ -1284,6 +1288,8 @@
       <w:r>
         <w:rPr>
           <w:rFonts w:ascii="Calibri" w:hAnsi="Calibri" w:cs="Calibri"/>
+          <w:i/>
+          <w:iCs/>
           <w:sz w:val="21"/>
           <w:szCs w:val="21"/>
         </w:rPr>

--- a/apps/resume/dist/Brian_Lee_Resume_Design.docx
+++ b/apps/resume/dist/Brian_Lee_Resume_Design.docx
@@ -4,7 +4,7 @@
   <w:body>
     <w:p>
       <w:pPr>
-        <w:spacing w:before="0" w:after="20" w:line="220" w:lineRule="auto"/>
+        <w:spacing w:before="0" w:after="20" w:line="214" w:lineRule="auto"/>
         <w:jc w:val="center"/>
       </w:pPr>
       <w:r>
@@ -20,7 +20,7 @@
     </w:p>
     <w:p>
       <w:pPr>
-        <w:spacing w:before="0" w:after="40" w:line="220" w:lineRule="auto"/>
+        <w:spacing w:before="0" w:after="40" w:line="214" w:lineRule="auto"/>
         <w:jc w:val="center"/>
       </w:pPr>
       <w:r>
@@ -69,7 +69,7 @@
         <w:pBdr>
           <w:bottom w:val="single" w:sz="6" w:space="1" w:color="000000"/>
         </w:pBdr>
-        <w:spacing w:before="80" w:after="40" w:line="220" w:lineRule="auto"/>
+        <w:spacing w:before="80" w:after="40" w:line="214" w:lineRule="auto"/>
       </w:pPr>
       <w:r>
         <w:rPr>
@@ -89,7 +89,7 @@
         <w:tabs>
           <w:tab w:val="right" w:pos="10944"/>
         </w:tabs>
-        <w:spacing w:before="40" w:after="0" w:line="220" w:lineRule="auto"/>
+        <w:spacing w:before="40" w:after="0" w:line="214" w:lineRule="auto"/>
       </w:pPr>
       <w:r>
         <w:rPr>
@@ -116,7 +116,7 @@
         <w:tabs>
           <w:tab w:val="right" w:pos="10944"/>
         </w:tabs>
-        <w:spacing w:before="0" w:after="0" w:line="220" w:lineRule="auto"/>
+        <w:spacing w:before="0" w:after="0" w:line="214" w:lineRule="auto"/>
       </w:pPr>
       <w:r>
         <w:rPr>
@@ -126,7 +126,7 @@
           <w:sz w:val="20"/>
           <w:szCs w:val="20"/>
         </w:rPr>
-        <w:t xml:space="preserve">BA in Computer Science &amp; Design (Double Major), Benjamin Franklin Scholars</w:t>
+        <w:t xml:space="preserve">MSE in Computer Graphics &amp; Game Technology (CGGT), Submatriculation</w:t>
       </w:r>
       <w:r>
         <w:rPr>
@@ -137,12 +137,41 @@
           <w:szCs w:val="20"/>
         </w:rPr>
         <w:tab/>
+        <w:t xml:space="preserve">Expected May 2028</w:t>
+      </w:r>
+    </w:p>
+    <w:p>
+      <w:pPr>
+        <w:tabs>
+          <w:tab w:val="right" w:pos="10944"/>
+        </w:tabs>
+        <w:spacing w:before="0" w:after="0" w:line="214" w:lineRule="auto"/>
+      </w:pPr>
+      <w:r>
+        <w:rPr>
+          <w:rFonts w:ascii="Calibri" w:hAnsi="Calibri" w:cs="Calibri"/>
+          <w:i/>
+          <w:iCs/>
+          <w:sz w:val="20"/>
+          <w:szCs w:val="20"/>
+        </w:rPr>
+        <w:t xml:space="preserve">BA in Computer Science &amp; Design (Double Major), Benjamin Franklin Scholars</w:t>
+      </w:r>
+      <w:r>
+        <w:rPr>
+          <w:rFonts w:ascii="Calibri" w:hAnsi="Calibri" w:cs="Calibri"/>
+          <w:i/>
+          <w:iCs/>
+          <w:sz w:val="20"/>
+          <w:szCs w:val="20"/>
+        </w:rPr>
+        <w:tab/>
         <w:t xml:space="preserve">Expected May 2027</w:t>
       </w:r>
     </w:p>
     <w:p>
       <w:pPr>
-        <w:spacing w:before="0" w:after="0" w:line="220" w:lineRule="auto"/>
+        <w:spacing w:before="0" w:after="0" w:line="214" w:lineRule="auto"/>
       </w:pPr>
       <w:r>
         <w:rPr>
@@ -168,7 +197,7 @@
         <w:pBdr>
           <w:bottom w:val="single" w:sz="6" w:space="1" w:color="000000"/>
         </w:pBdr>
-        <w:spacing w:before="60" w:after="40" w:line="220" w:lineRule="auto"/>
+        <w:spacing w:before="60" w:after="40" w:line="214" w:lineRule="auto"/>
       </w:pPr>
       <w:r>
         <w:rPr>
@@ -188,7 +217,7 @@
         <w:tabs>
           <w:tab w:val="right" w:pos="10944"/>
         </w:tabs>
-        <w:spacing w:before="100" w:after="0" w:line="220" w:lineRule="auto"/>
+        <w:spacing w:before="100" w:after="0" w:line="214" w:lineRule="auto"/>
       </w:pPr>
       <w:r>
         <w:rPr>
@@ -226,7 +255,7 @@
           <w:ilvl w:val="0"/>
           <w:numId w:val="1"/>
         </w:numPr>
-        <w:spacing w:before="0" w:after="0" w:line="220" w:lineRule="auto"/>
+        <w:spacing w:before="0" w:after="0" w:line="214" w:lineRule="auto"/>
         <w:ind w:left="360" w:hanging="216"/>
       </w:pPr>
       <w:r>
@@ -262,7 +291,7 @@
           <w:ilvl w:val="0"/>
           <w:numId w:val="1"/>
         </w:numPr>
-        <w:spacing w:before="0" w:after="0" w:line="220" w:lineRule="auto"/>
+        <w:spacing w:before="0" w:after="0" w:line="214" w:lineRule="auto"/>
         <w:ind w:left="360" w:hanging="216"/>
       </w:pPr>
       <w:r>
@@ -308,7 +337,7 @@
           <w:ilvl w:val="0"/>
           <w:numId w:val="1"/>
         </w:numPr>
-        <w:spacing w:before="0" w:after="0" w:line="220" w:lineRule="auto"/>
+        <w:spacing w:before="0" w:after="0" w:line="214" w:lineRule="auto"/>
         <w:ind w:left="360" w:hanging="216"/>
       </w:pPr>
       <w:r>
@@ -344,7 +373,7 @@
           <w:ilvl w:val="0"/>
           <w:numId w:val="1"/>
         </w:numPr>
-        <w:spacing w:before="0" w:after="0" w:line="220" w:lineRule="auto"/>
+        <w:spacing w:before="0" w:after="0" w:line="214" w:lineRule="auto"/>
         <w:ind w:left="360" w:hanging="216"/>
       </w:pPr>
       <w:r>
@@ -379,7 +408,7 @@
         <w:tabs>
           <w:tab w:val="right" w:pos="10944"/>
         </w:tabs>
-        <w:spacing w:before="100" w:after="0" w:line="220" w:lineRule="auto"/>
+        <w:spacing w:before="100" w:after="0" w:line="214" w:lineRule="auto"/>
       </w:pPr>
       <w:r>
         <w:rPr>
@@ -417,7 +446,7 @@
           <w:ilvl w:val="0"/>
           <w:numId w:val="1"/>
         </w:numPr>
-        <w:spacing w:before="0" w:after="0" w:line="220" w:lineRule="auto"/>
+        <w:spacing w:before="0" w:after="0" w:line="214" w:lineRule="auto"/>
         <w:ind w:left="360" w:hanging="216"/>
       </w:pPr>
       <w:r>
@@ -453,7 +482,7 @@
           <w:ilvl w:val="0"/>
           <w:numId w:val="1"/>
         </w:numPr>
-        <w:spacing w:before="0" w:after="0" w:line="220" w:lineRule="auto"/>
+        <w:spacing w:before="0" w:after="0" w:line="214" w:lineRule="auto"/>
         <w:ind w:left="360" w:hanging="216"/>
       </w:pPr>
       <w:r>
@@ -489,7 +518,7 @@
           <w:ilvl w:val="0"/>
           <w:numId w:val="1"/>
         </w:numPr>
-        <w:spacing w:before="0" w:after="0" w:line="220" w:lineRule="auto"/>
+        <w:spacing w:before="0" w:after="0" w:line="214" w:lineRule="auto"/>
         <w:ind w:left="360" w:hanging="216"/>
       </w:pPr>
       <w:r>
@@ -524,7 +553,7 @@
         <w:tabs>
           <w:tab w:val="right" w:pos="10944"/>
         </w:tabs>
-        <w:spacing w:before="100" w:after="0" w:line="220" w:lineRule="auto"/>
+        <w:spacing w:before="100" w:after="0" w:line="214" w:lineRule="auto"/>
       </w:pPr>
       <w:r>
         <w:rPr>
@@ -562,7 +591,7 @@
           <w:ilvl w:val="0"/>
           <w:numId w:val="1"/>
         </w:numPr>
-        <w:spacing w:before="0" w:after="0" w:line="220" w:lineRule="auto"/>
+        <w:spacing w:before="0" w:after="0" w:line="214" w:lineRule="auto"/>
         <w:ind w:left="360" w:hanging="216"/>
       </w:pPr>
       <w:r>
@@ -608,7 +637,7 @@
           <w:ilvl w:val="0"/>
           <w:numId w:val="1"/>
         </w:numPr>
-        <w:spacing w:before="0" w:after="0" w:line="220" w:lineRule="auto"/>
+        <w:spacing w:before="0" w:after="0" w:line="214" w:lineRule="auto"/>
         <w:ind w:left="360" w:hanging="216"/>
       </w:pPr>
       <w:r>
@@ -644,7 +673,7 @@
           <w:ilvl w:val="0"/>
           <w:numId w:val="1"/>
         </w:numPr>
-        <w:spacing w:before="0" w:after="0" w:line="220" w:lineRule="auto"/>
+        <w:spacing w:before="0" w:after="0" w:line="214" w:lineRule="auto"/>
         <w:ind w:left="360" w:hanging="216"/>
       </w:pPr>
       <w:r>
@@ -679,7 +708,7 @@
         <w:tabs>
           <w:tab w:val="right" w:pos="10944"/>
         </w:tabs>
-        <w:spacing w:before="100" w:after="0" w:line="220" w:lineRule="auto"/>
+        <w:spacing w:before="100" w:after="0" w:line="214" w:lineRule="auto"/>
       </w:pPr>
       <w:r>
         <w:rPr>
@@ -717,7 +746,7 @@
           <w:ilvl w:val="0"/>
           <w:numId w:val="1"/>
         </w:numPr>
-        <w:spacing w:before="0" w:after="0" w:line="220" w:lineRule="auto"/>
+        <w:spacing w:before="0" w:after="0" w:line="214" w:lineRule="auto"/>
         <w:ind w:left="360" w:hanging="216"/>
       </w:pPr>
       <w:r>
@@ -753,7 +782,7 @@
           <w:ilvl w:val="0"/>
           <w:numId w:val="1"/>
         </w:numPr>
-        <w:spacing w:before="0" w:after="0" w:line="220" w:lineRule="auto"/>
+        <w:spacing w:before="0" w:after="0" w:line="214" w:lineRule="auto"/>
         <w:ind w:left="360" w:hanging="216"/>
       </w:pPr>
       <w:r>
@@ -788,7 +817,7 @@
         <w:tabs>
           <w:tab w:val="right" w:pos="10944"/>
         </w:tabs>
-        <w:spacing w:before="100" w:after="0" w:line="220" w:lineRule="auto"/>
+        <w:spacing w:before="100" w:after="0" w:line="214" w:lineRule="auto"/>
       </w:pPr>
       <w:r>
         <w:rPr>
@@ -826,7 +855,7 @@
           <w:ilvl w:val="0"/>
           <w:numId w:val="1"/>
         </w:numPr>
-        <w:spacing w:before="0" w:after="0" w:line="220" w:lineRule="auto"/>
+        <w:spacing w:before="0" w:after="0" w:line="214" w:lineRule="auto"/>
         <w:ind w:left="360" w:hanging="216"/>
       </w:pPr>
       <w:r>
@@ -862,7 +891,7 @@
           <w:ilvl w:val="0"/>
           <w:numId w:val="1"/>
         </w:numPr>
-        <w:spacing w:before="0" w:after="0" w:line="220" w:lineRule="auto"/>
+        <w:spacing w:before="0" w:after="0" w:line="214" w:lineRule="auto"/>
         <w:ind w:left="360" w:hanging="216"/>
       </w:pPr>
       <w:r>
@@ -898,7 +927,7 @@
           <w:ilvl w:val="0"/>
           <w:numId w:val="1"/>
         </w:numPr>
-        <w:spacing w:before="0" w:after="0" w:line="220" w:lineRule="auto"/>
+        <w:spacing w:before="0" w:after="0" w:line="214" w:lineRule="auto"/>
         <w:ind w:left="360" w:hanging="216"/>
       </w:pPr>
       <w:r>
@@ -933,7 +962,7 @@
         <w:pBdr>
           <w:bottom w:val="single" w:sz="6" w:space="1" w:color="000000"/>
         </w:pBdr>
-        <w:spacing w:before="60" w:after="40" w:line="220" w:lineRule="auto"/>
+        <w:spacing w:before="60" w:after="40" w:line="214" w:lineRule="auto"/>
       </w:pPr>
       <w:r>
         <w:rPr>
@@ -953,7 +982,7 @@
         <w:tabs>
           <w:tab w:val="right" w:pos="10944"/>
         </w:tabs>
-        <w:spacing w:before="60" w:after="0" w:line="220" w:lineRule="auto"/>
+        <w:spacing w:before="60" w:after="0" w:line="214" w:lineRule="auto"/>
       </w:pPr>
       <w:r>
         <w:rPr>
@@ -1001,7 +1030,7 @@
           <w:ilvl w:val="0"/>
           <w:numId w:val="1"/>
         </w:numPr>
-        <w:spacing w:before="0" w:after="0" w:line="220" w:lineRule="auto"/>
+        <w:spacing w:before="0" w:after="0" w:line="214" w:lineRule="auto"/>
         <w:ind w:left="360" w:hanging="216"/>
       </w:pPr>
       <w:r>
@@ -1037,7 +1066,7 @@
           <w:ilvl w:val="0"/>
           <w:numId w:val="1"/>
         </w:numPr>
-        <w:spacing w:before="0" w:after="0" w:line="220" w:lineRule="auto"/>
+        <w:spacing w:before="0" w:after="0" w:line="214" w:lineRule="auto"/>
         <w:ind w:left="360" w:hanging="216"/>
       </w:pPr>
       <w:r>
@@ -1065,7 +1094,7 @@
           <w:ilvl w:val="0"/>
           <w:numId w:val="1"/>
         </w:numPr>
-        <w:spacing w:before="0" w:after="0" w:line="220" w:lineRule="auto"/>
+        <w:spacing w:before="0" w:after="0" w:line="214" w:lineRule="auto"/>
         <w:ind w:left="360" w:hanging="216"/>
       </w:pPr>
       <w:r>
@@ -1100,7 +1129,7 @@
         <w:tabs>
           <w:tab w:val="right" w:pos="10944"/>
         </w:tabs>
-        <w:spacing w:before="60" w:after="0" w:line="220" w:lineRule="auto"/>
+        <w:spacing w:before="60" w:after="0" w:line="214" w:lineRule="auto"/>
       </w:pPr>
       <w:r>
         <w:rPr>
@@ -1148,7 +1177,7 @@
           <w:ilvl w:val="0"/>
           <w:numId w:val="1"/>
         </w:numPr>
-        <w:spacing w:before="0" w:after="0" w:line="220" w:lineRule="auto"/>
+        <w:spacing w:before="0" w:after="0" w:line="214" w:lineRule="auto"/>
         <w:ind w:left="360" w:hanging="216"/>
       </w:pPr>
       <w:r>
@@ -1184,7 +1213,7 @@
           <w:ilvl w:val="0"/>
           <w:numId w:val="1"/>
         </w:numPr>
-        <w:spacing w:before="0" w:after="0" w:line="220" w:lineRule="auto"/>
+        <w:spacing w:before="0" w:after="0" w:line="214" w:lineRule="auto"/>
         <w:ind w:left="360" w:hanging="216"/>
       </w:pPr>
       <w:r>
@@ -1220,7 +1249,7 @@
           <w:ilvl w:val="0"/>
           <w:numId w:val="1"/>
         </w:numPr>
-        <w:spacing w:before="0" w:after="0" w:line="220" w:lineRule="auto"/>
+        <w:spacing w:before="0" w:after="0" w:line="214" w:lineRule="auto"/>
         <w:ind w:left="360" w:hanging="216"/>
       </w:pPr>
       <w:r>
@@ -1255,7 +1284,7 @@
         <w:tabs>
           <w:tab w:val="right" w:pos="10944"/>
         </w:tabs>
-        <w:spacing w:before="60" w:after="0" w:line="220" w:lineRule="auto"/>
+        <w:spacing w:before="60" w:after="0" w:line="214" w:lineRule="auto"/>
       </w:pPr>
       <w:r>
         <w:rPr>
@@ -1303,7 +1332,7 @@
           <w:ilvl w:val="0"/>
           <w:numId w:val="1"/>
         </w:numPr>
-        <w:spacing w:before="0" w:after="0" w:line="220" w:lineRule="auto"/>
+        <w:spacing w:before="0" w:after="0" w:line="214" w:lineRule="auto"/>
         <w:ind w:left="360" w:hanging="216"/>
       </w:pPr>
       <w:r>
@@ -1339,7 +1368,7 @@
           <w:ilvl w:val="0"/>
           <w:numId w:val="1"/>
         </w:numPr>
-        <w:spacing w:before="0" w:after="0" w:line="220" w:lineRule="auto"/>
+        <w:spacing w:before="0" w:after="0" w:line="214" w:lineRule="auto"/>
         <w:ind w:left="360" w:hanging="216"/>
       </w:pPr>
       <w:r>
@@ -1375,7 +1404,7 @@
           <w:ilvl w:val="0"/>
           <w:numId w:val="1"/>
         </w:numPr>
-        <w:spacing w:before="0" w:after="0" w:line="220" w:lineRule="auto"/>
+        <w:spacing w:before="0" w:after="0" w:line="214" w:lineRule="auto"/>
         <w:ind w:left="360" w:hanging="216"/>
       </w:pPr>
       <w:r>
@@ -1410,7 +1439,7 @@
         <w:pBdr>
           <w:bottom w:val="single" w:sz="6" w:space="1" w:color="000000"/>
         </w:pBdr>
-        <w:spacing w:before="60" w:after="40" w:line="220" w:lineRule="auto"/>
+        <w:spacing w:before="60" w:after="40" w:line="214" w:lineRule="auto"/>
       </w:pPr>
       <w:r>
         <w:rPr>
@@ -1427,7 +1456,7 @@
     </w:p>
     <w:p>
       <w:pPr>
-        <w:spacing w:before="40" w:after="0" w:line="220" w:lineRule="auto"/>
+        <w:spacing w:before="40" w:after="0" w:line="214" w:lineRule="auto"/>
       </w:pPr>
       <w:r>
         <w:rPr>
@@ -1450,7 +1479,7 @@
     </w:p>
     <w:p>
       <w:pPr>
-        <w:spacing w:before="0" w:after="0" w:line="220" w:lineRule="auto"/>
+        <w:spacing w:before="0" w:after="0" w:line="214" w:lineRule="auto"/>
       </w:pPr>
       <w:r>
         <w:rPr>
@@ -1473,7 +1502,7 @@
     </w:p>
     <w:p>
       <w:pPr>
-        <w:spacing w:before="0" w:after="0" w:line="220" w:lineRule="auto"/>
+        <w:spacing w:before="0" w:after="0" w:line="214" w:lineRule="auto"/>
       </w:pPr>
       <w:r>
         <w:rPr>

--- a/apps/resume/dist/Brian_Lee_Resume_Design.docx
+++ b/apps/resume/dist/Brian_Lee_Resume_Design.docx
@@ -300,6 +300,42 @@
           <w:sz w:val="21"/>
           <w:szCs w:val="21"/>
         </w:rPr>
+        <w:t xml:space="preserve">Drove a </w:t>
+      </w:r>
+      <w:r>
+        <w:rPr>
+          <w:rFonts w:ascii="Calibri" w:hAnsi="Calibri" w:cs="Calibri"/>
+          <w:b/>
+          <w:bCs/>
+          <w:sz w:val="21"/>
+          <w:szCs w:val="21"/>
+        </w:rPr>
+        <w:t xml:space="preserve">Figma-driven mobile redesign</w:t>
+      </w:r>
+      <w:r>
+        <w:rPr>
+          <w:rFonts w:ascii="Calibri" w:hAnsi="Calibri" w:cs="Calibri"/>
+          <w:sz w:val="21"/>
+          <w:szCs w:val="21"/>
+        </w:rPr>
+        <w:t xml:space="preserve"> — translated a 33-section design system into a flag-gated, per-screen restyle on confirmed-Figma tokens</w:t>
+      </w:r>
+    </w:p>
+    <w:p>
+      <w:pPr>
+        <w:numPr>
+          <w:ilvl w:val="0"/>
+          <w:numId w:val="1"/>
+        </w:numPr>
+        <w:spacing w:before="0" w:after="0" w:line="214" w:lineRule="auto"/>
+        <w:ind w:left="360" w:hanging="216"/>
+      </w:pPr>
+      <w:r>
+        <w:rPr>
+          <w:rFonts w:ascii="Calibri" w:hAnsi="Calibri" w:cs="Calibri"/>
+          <w:sz w:val="21"/>
+          <w:szCs w:val="21"/>
+        </w:rPr>
         <w:t xml:space="preserve">Analyzed onboarding-trial data and surfaced a </w:t>
       </w:r>
       <w:r>
@@ -318,7 +354,7 @@
           <w:sz w:val="21"/>
           <w:szCs w:val="21"/>
         </w:rPr>
-        <w:t xml:space="preserve"> (roughly half the desktop activation rate), recommending a pre-session audio gate that </w:t>
+        <w:t xml:space="preserve"> (roughly half the desktop activation rate), recommending a fix that </w:t>
       </w:r>
       <w:r>
         <w:rPr>
@@ -329,42 +365,6 @@
           <w:szCs w:val="21"/>
         </w:rPr>
         <w:t xml:space="preserve">reshaped onboarding priorities</w:t>
-      </w:r>
-    </w:p>
-    <w:p>
-      <w:pPr>
-        <w:numPr>
-          <w:ilvl w:val="0"/>
-          <w:numId w:val="1"/>
-        </w:numPr>
-        <w:spacing w:before="0" w:after="0" w:line="214" w:lineRule="auto"/>
-        <w:ind w:left="360" w:hanging="216"/>
-      </w:pPr>
-      <w:r>
-        <w:rPr>
-          <w:rFonts w:ascii="Calibri" w:hAnsi="Calibri" w:cs="Calibri"/>
-          <w:sz w:val="21"/>
-          <w:szCs w:val="21"/>
-        </w:rPr>
-        <w:t xml:space="preserve">Designed </w:t>
-      </w:r>
-      <w:r>
-        <w:rPr>
-          <w:rFonts w:ascii="Calibri" w:hAnsi="Calibri" w:cs="Calibri"/>
-          <w:b/>
-          <w:bCs/>
-          <w:sz w:val="21"/>
-          <w:szCs w:val="21"/>
-        </w:rPr>
-        <w:t xml:space="preserve">declarative mode-authoring tooling</w:t>
-      </w:r>
-      <w:r>
-        <w:rPr>
-          <w:rFonts w:ascii="Calibri" w:hAnsi="Calibri" w:cs="Calibri"/>
-          <w:sz w:val="21"/>
-          <w:szCs w:val="21"/>
-        </w:rPr>
-        <w:t xml:space="preserve"> (schema + conformance linter) so new AI-character game modes ship as data, not bespoke code</w:t>
       </w:r>
     </w:p>
     <w:p>

--- a/apps/resume/dist/Brian_Lee_Resume_Design.docx
+++ b/apps/resume/dist/Brian_Lee_Resume_Design.docx
@@ -274,15 +274,15 @@
           <w:sz w:val="21"/>
           <w:szCs w:val="21"/>
         </w:rPr>
-        <w:t xml:space="preserve">Figma-to-React Native pipeline</w:t>
-      </w:r>
-      <w:r>
-        <w:rPr>
-          <w:rFonts w:ascii="Calibri" w:hAnsi="Calibri" w:cs="Calibri"/>
-          <w:sz w:val="21"/>
-          <w:szCs w:val="21"/>
-        </w:rPr>
-        <w:t xml:space="preserve"> at a 4-engineer YC startup, turning designs into tokenized Expo components and shipping it as a reusable team skill</w:t>
+        <w:t xml:space="preserve">Figma-to-React-Native pipeline</w:t>
+      </w:r>
+      <w:r>
+        <w:rPr>
+          <w:rFonts w:ascii="Calibri" w:hAnsi="Calibri" w:cs="Calibri"/>
+          <w:sz w:val="21"/>
+          <w:szCs w:val="21"/>
+        </w:rPr>
+        <w:t xml:space="preserve"> at a 4-engineer YC startup that turns designs into tokenized Expo components, shipped as a reusable team skill</w:t>
       </w:r>
     </w:p>
     <w:p>
@@ -318,53 +318,43 @@
           <w:sz w:val="21"/>
           <w:szCs w:val="21"/>
         </w:rPr>
-        <w:t xml:space="preserve"> — translated a 33-section design system into a flag-gated, per-screen restyle on confirmed-Figma tokens</w:t>
-      </w:r>
-    </w:p>
-    <w:p>
-      <w:pPr>
-        <w:numPr>
-          <w:ilvl w:val="0"/>
-          <w:numId w:val="1"/>
-        </w:numPr>
-        <w:spacing w:before="0" w:after="0" w:line="214" w:lineRule="auto"/>
-        <w:ind w:left="360" w:hanging="216"/>
-      </w:pPr>
-      <w:r>
-        <w:rPr>
-          <w:rFonts w:ascii="Calibri" w:hAnsi="Calibri" w:cs="Calibri"/>
-          <w:sz w:val="21"/>
-          <w:szCs w:val="21"/>
-        </w:rPr>
-        <w:t xml:space="preserve">Analyzed onboarding-trial data and surfaced a </w:t>
-      </w:r>
-      <w:r>
-        <w:rPr>
-          <w:rFonts w:ascii="Calibri" w:hAnsi="Calibri" w:cs="Calibri"/>
-          <w:b/>
-          <w:bCs/>
-          <w:sz w:val="21"/>
-          <w:szCs w:val="21"/>
-        </w:rPr>
-        <w:t xml:space="preserve">mobile session-entry drop-off</w:t>
-      </w:r>
-      <w:r>
-        <w:rPr>
-          <w:rFonts w:ascii="Calibri" w:hAnsi="Calibri" w:cs="Calibri"/>
-          <w:sz w:val="21"/>
-          <w:szCs w:val="21"/>
-        </w:rPr>
-        <w:t xml:space="preserve"> (roughly half the desktop activation rate), recommending a fix that </w:t>
-      </w:r>
-      <w:r>
-        <w:rPr>
-          <w:rFonts w:ascii="Calibri" w:hAnsi="Calibri" w:cs="Calibri"/>
-          <w:b/>
-          <w:bCs/>
-          <w:sz w:val="21"/>
-          <w:szCs w:val="21"/>
-        </w:rPr>
-        <w:t xml:space="preserve">reshaped onboarding priorities</w:t>
+        <w:t xml:space="preserve">, translating a 33-section design system into a flag-gated, per-screen restyle</w:t>
+      </w:r>
+    </w:p>
+    <w:p>
+      <w:pPr>
+        <w:numPr>
+          <w:ilvl w:val="0"/>
+          <w:numId w:val="1"/>
+        </w:numPr>
+        <w:spacing w:before="0" w:after="0" w:line="214" w:lineRule="auto"/>
+        <w:ind w:left="360" w:hanging="216"/>
+      </w:pPr>
+      <w:r>
+        <w:rPr>
+          <w:rFonts w:ascii="Calibri" w:hAnsi="Calibri" w:cs="Calibri"/>
+          <w:sz w:val="21"/>
+          <w:szCs w:val="21"/>
+        </w:rPr>
+        <w:t xml:space="preserve">Analyzed onboarding-trial data and surfaced a mobile drop-off at </w:t>
+      </w:r>
+      <w:r>
+        <w:rPr>
+          <w:rFonts w:ascii="Calibri" w:hAnsi="Calibri" w:cs="Calibri"/>
+          <w:b/>
+          <w:bCs/>
+          <w:sz w:val="21"/>
+          <w:szCs w:val="21"/>
+        </w:rPr>
+        <w:t xml:space="preserve">roughly half the desktop activation rate</w:t>
+      </w:r>
+      <w:r>
+        <w:rPr>
+          <w:rFonts w:ascii="Calibri" w:hAnsi="Calibri" w:cs="Calibri"/>
+          <w:sz w:val="21"/>
+          <w:szCs w:val="21"/>
+        </w:rPr>
+        <w:t xml:space="preserve">, driving a fix that reshaped onboarding priorities</w:t>
       </w:r>
     </w:p>
     <w:p>
@@ -400,7 +390,7 @@
           <w:sz w:val="21"/>
           <w:szCs w:val="21"/>
         </w:rPr>
-        <w:t xml:space="preserve"> (warm copy, recovery paths, observability) for a kids' English-learning app</w:t>
+        <w:t xml:space="preserve"> (warm copy, recovery paths) for a kids' English-learning app</w:t>
       </w:r>
     </w:p>
     <w:p>
@@ -473,7 +463,7 @@
           <w:sz w:val="21"/>
           <w:szCs w:val="21"/>
         </w:rPr>
-        <w:t xml:space="preserve">, improving UI/UX and core gameplay stability across deployments</w:t>
+        <w:t xml:space="preserve">, improving UI/UX and core gameplay stability across releases</w:t>
       </w:r>
     </w:p>
     <w:p>
@@ -527,25 +517,7 @@
           <w:sz w:val="21"/>
           <w:szCs w:val="21"/>
         </w:rPr>
-        <w:t xml:space="preserve">Upgraded SDKs and platform modules </w:t>
-      </w:r>
-      <w:r>
-        <w:rPr>
-          <w:rFonts w:ascii="Calibri" w:hAnsi="Calibri" w:cs="Calibri"/>
-          <w:b/>
-          <w:bCs/>
-          <w:sz w:val="21"/>
-          <w:szCs w:val="21"/>
-        </w:rPr>
-        <w:t xml:space="preserve">fleet-wide</w:t>
-      </w:r>
-      <w:r>
-        <w:rPr>
-          <w:rFonts w:ascii="Calibri" w:hAnsi="Calibri" w:cs="Calibri"/>
-          <w:sz w:val="21"/>
-          <w:szCs w:val="21"/>
-        </w:rPr>
-        <w:t xml:space="preserve"> to meet evolving app-store requirements and sustain production availability</w:t>
+        <w:t xml:space="preserve">Upgraded SDKs and platform modules fleet-wide to meet evolving app-store requirements and sustain production availability</w:t>
       </w:r>
     </w:p>
     <w:p>
@@ -600,25 +572,25 @@
           <w:sz w:val="21"/>
           <w:szCs w:val="21"/>
         </w:rPr>
-        <w:t xml:space="preserve">Led a </w:t>
-      </w:r>
-      <w:r>
-        <w:rPr>
-          <w:rFonts w:ascii="Calibri" w:hAnsi="Calibri" w:cs="Calibri"/>
-          <w:b/>
-          <w:bCs/>
-          <w:sz w:val="21"/>
-          <w:szCs w:val="21"/>
-        </w:rPr>
-        <w:t xml:space="preserve">15+-person cross-functional team</w:t>
-      </w:r>
-      <w:r>
-        <w:rPr>
-          <w:rFonts w:ascii="Calibri" w:hAnsi="Calibri" w:cs="Calibri"/>
-          <w:sz w:val="21"/>
-          <w:szCs w:val="21"/>
-        </w:rPr>
-        <w:t xml:space="preserve"> of designers and developers to ship client-facing </w:t>
+        <w:t xml:space="preserve">Led a cross-functional team of </w:t>
+      </w:r>
+      <w:r>
+        <w:rPr>
+          <w:rFonts w:ascii="Calibri" w:hAnsi="Calibri" w:cs="Calibri"/>
+          <w:b/>
+          <w:bCs/>
+          <w:sz w:val="21"/>
+          <w:szCs w:val="21"/>
+        </w:rPr>
+        <w:t xml:space="preserve">15+</w:t>
+      </w:r>
+      <w:r>
+        <w:rPr>
+          <w:rFonts w:ascii="Calibri" w:hAnsi="Calibri" w:cs="Calibri"/>
+          <w:sz w:val="21"/>
+          <w:szCs w:val="21"/>
+        </w:rPr>
+        <w:t xml:space="preserve"> designers and developers to ship client-facing </w:t>
       </w:r>
       <w:r>
         <w:rPr>
@@ -646,61 +618,25 @@
           <w:sz w:val="21"/>
           <w:szCs w:val="21"/>
         </w:rPr>
-        <w:t xml:space="preserve">Defined </w:t>
-      </w:r>
-      <w:r>
-        <w:rPr>
-          <w:rFonts w:ascii="Calibri" w:hAnsi="Calibri" w:cs="Calibri"/>
-          <w:b/>
-          <w:bCs/>
-          <w:sz w:val="21"/>
-          <w:szCs w:val="21"/>
-        </w:rPr>
-        <w:t xml:space="preserve">end-to-end user flows</w:t>
-      </w:r>
-      <w:r>
-        <w:rPr>
-          <w:rFonts w:ascii="Calibri" w:hAnsi="Calibri" w:cs="Calibri"/>
-          <w:sz w:val="21"/>
-          <w:szCs w:val="21"/>
-        </w:rPr>
-        <w:t xml:space="preserve">, interaction patterns, and reusable interface systems across multiple deliverables</w:t>
-      </w:r>
-    </w:p>
-    <w:p>
-      <w:pPr>
-        <w:numPr>
-          <w:ilvl w:val="0"/>
-          <w:numId w:val="1"/>
-        </w:numPr>
-        <w:spacing w:before="0" w:after="0" w:line="214" w:lineRule="auto"/>
-        <w:ind w:left="360" w:hanging="216"/>
-      </w:pPr>
-      <w:r>
-        <w:rPr>
-          <w:rFonts w:ascii="Calibri" w:hAnsi="Calibri" w:cs="Calibri"/>
-          <w:sz w:val="21"/>
-          <w:szCs w:val="21"/>
-        </w:rPr>
-        <w:t xml:space="preserve">Shipped polished, </w:t>
-      </w:r>
-      <w:r>
-        <w:rPr>
-          <w:rFonts w:ascii="Calibri" w:hAnsi="Calibri" w:cs="Calibri"/>
-          <w:b/>
-          <w:bCs/>
-          <w:sz w:val="21"/>
-          <w:szCs w:val="21"/>
-        </w:rPr>
-        <w:t xml:space="preserve">user-centered features</w:t>
-      </w:r>
-      <w:r>
-        <w:rPr>
-          <w:rFonts w:ascii="Calibri" w:hAnsi="Calibri" w:cs="Calibri"/>
-          <w:sz w:val="21"/>
-          <w:szCs w:val="21"/>
-        </w:rPr>
-        <w:t xml:space="preserve"> across semester-long client project cycles</w:t>
+        <w:t xml:space="preserve">Defined end-to-end user flows, interaction patterns, and reusable interface systems across multiple deliverables</w:t>
+      </w:r>
+    </w:p>
+    <w:p>
+      <w:pPr>
+        <w:numPr>
+          <w:ilvl w:val="0"/>
+          <w:numId w:val="1"/>
+        </w:numPr>
+        <w:spacing w:before="0" w:after="0" w:line="214" w:lineRule="auto"/>
+        <w:ind w:left="360" w:hanging="216"/>
+      </w:pPr>
+      <w:r>
+        <w:rPr>
+          <w:rFonts w:ascii="Calibri" w:hAnsi="Calibri" w:cs="Calibri"/>
+          <w:sz w:val="21"/>
+          <w:szCs w:val="21"/>
+        </w:rPr>
+        <w:t xml:space="preserve">Shipped polished, user-centered features across semester-long client project cycles</w:t>
       </w:r>
     </w:p>
     <w:p>
@@ -755,61 +691,25 @@
           <w:sz w:val="21"/>
           <w:szCs w:val="21"/>
         </w:rPr>
-        <w:t xml:space="preserve">Provided </w:t>
-      </w:r>
-      <w:r>
-        <w:rPr>
-          <w:rFonts w:ascii="Calibri" w:hAnsi="Calibri" w:cs="Calibri"/>
-          <w:b/>
-          <w:bCs/>
-          <w:sz w:val="21"/>
-          <w:szCs w:val="21"/>
-        </w:rPr>
-        <w:t xml:space="preserve">real-time English-Korean interpretation</w:t>
-      </w:r>
-      <w:r>
-        <w:rPr>
-          <w:rFonts w:ascii="Calibri" w:hAnsi="Calibri" w:cs="Calibri"/>
-          <w:sz w:val="21"/>
-          <w:szCs w:val="21"/>
-        </w:rPr>
-        <w:t xml:space="preserve"> in high-security, multi-agency environments for international stakeholders</w:t>
-      </w:r>
-    </w:p>
-    <w:p>
-      <w:pPr>
-        <w:numPr>
-          <w:ilvl w:val="0"/>
-          <w:numId w:val="1"/>
-        </w:numPr>
-        <w:spacing w:before="0" w:after="0" w:line="214" w:lineRule="auto"/>
-        <w:ind w:left="360" w:hanging="216"/>
-      </w:pPr>
-      <w:r>
-        <w:rPr>
-          <w:rFonts w:ascii="Calibri" w:hAnsi="Calibri" w:cs="Calibri"/>
-          <w:sz w:val="21"/>
-          <w:szCs w:val="21"/>
-        </w:rPr>
-        <w:t xml:space="preserve">Translated </w:t>
-      </w:r>
-      <w:r>
-        <w:rPr>
-          <w:rFonts w:ascii="Calibri" w:hAnsi="Calibri" w:cs="Calibri"/>
-          <w:b/>
-          <w:bCs/>
-          <w:sz w:val="21"/>
-          <w:szCs w:val="21"/>
-        </w:rPr>
-        <w:t xml:space="preserve">sensitive documents and briefings</w:t>
-      </w:r>
-      <w:r>
-        <w:rPr>
-          <w:rFonts w:ascii="Calibri" w:hAnsi="Calibri" w:cs="Calibri"/>
-          <w:sz w:val="21"/>
-          <w:szCs w:val="21"/>
-        </w:rPr>
-        <w:t xml:space="preserve"> with precision, enabling coordination across government and defense teams</w:t>
+        <w:t xml:space="preserve">Provided real-time English–Korean interpretation in high-security, multi-agency environments for international stakeholders</w:t>
+      </w:r>
+    </w:p>
+    <w:p>
+      <w:pPr>
+        <w:numPr>
+          <w:ilvl w:val="0"/>
+          <w:numId w:val="1"/>
+        </w:numPr>
+        <w:spacing w:before="0" w:after="0" w:line="214" w:lineRule="auto"/>
+        <w:ind w:left="360" w:hanging="216"/>
+      </w:pPr>
+      <w:r>
+        <w:rPr>
+          <w:rFonts w:ascii="Calibri" w:hAnsi="Calibri" w:cs="Calibri"/>
+          <w:sz w:val="21"/>
+          <w:szCs w:val="21"/>
+        </w:rPr>
+        <w:t xml:space="preserve">Translated sensitive documents and briefings with precision, enabling coordination across government and defense teams</w:t>
       </w:r>
     </w:p>
     <w:p>
@@ -936,25 +836,7 @@
           <w:sz w:val="21"/>
           <w:szCs w:val="21"/>
         </w:rPr>
-        <w:t xml:space="preserve">Wrote and </w:t>
-      </w:r>
-      <w:r>
-        <w:rPr>
-          <w:rFonts w:ascii="Calibri" w:hAnsi="Calibri" w:cs="Calibri"/>
-          <w:b/>
-          <w:bCs/>
-          <w:sz w:val="21"/>
-          <w:szCs w:val="21"/>
-        </w:rPr>
-        <w:t xml:space="preserve">optimized SQL queries</w:t>
-      </w:r>
-      <w:r>
-        <w:rPr>
-          <w:rFonts w:ascii="Calibri" w:hAnsi="Calibri" w:cs="Calibri"/>
-          <w:sz w:val="21"/>
-          <w:szCs w:val="21"/>
-        </w:rPr>
-        <w:t xml:space="preserve"> to improve retrieval and management efficiency across large-scale datasets</w:t>
+        <w:t xml:space="preserve">Wrote and optimized SQL queries to improve retrieval and management efficiency across large-scale datasets</w:t>
       </w:r>
     </w:p>
     <w:p>

--- a/apps/resume/dist/Brian_Lee_Resume_Design.docx
+++ b/apps/resume/dist/Brian_Lee_Resume_Design.docx
@@ -1140,6 +1140,42 @@
           <w:sz w:val="21"/>
           <w:szCs w:val="21"/>
         </w:rPr>
+        <w:t xml:space="preserve">Rebuilt the site from an aging </w:t>
+      </w:r>
+      <w:r>
+        <w:rPr>
+          <w:rFonts w:ascii="Calibri" w:hAnsi="Calibri" w:cs="Calibri"/>
+          <w:b/>
+          <w:bCs/>
+          <w:sz w:val="21"/>
+          <w:szCs w:val="21"/>
+        </w:rPr>
+        <w:t xml:space="preserve">Gatsby stack to Next.js + React</w:t>
+      </w:r>
+      <w:r>
+        <w:rPr>
+          <w:rFonts w:ascii="Calibri" w:hAnsi="Calibri" w:cs="Calibri"/>
+          <w:sz w:val="21"/>
+          <w:szCs w:val="21"/>
+        </w:rPr>
+        <w:t xml:space="preserve">, shipping it live at pennspark.org</w:t>
+      </w:r>
+    </w:p>
+    <w:p>
+      <w:pPr>
+        <w:numPr>
+          <w:ilvl w:val="0"/>
+          <w:numId w:val="1"/>
+        </w:numPr>
+        <w:spacing w:before="0" w:after="0" w:line="214" w:lineRule="auto"/>
+        <w:ind w:left="360" w:hanging="216"/>
+      </w:pPr>
+      <w:r>
+        <w:rPr>
+          <w:rFonts w:ascii="Calibri" w:hAnsi="Calibri" w:cs="Calibri"/>
+          <w:sz w:val="21"/>
+          <w:szCs w:val="21"/>
+        </w:rPr>
         <w:t xml:space="preserve">Shipped a </w:t>
       </w:r>
       <w:r>
@@ -1259,25 +1295,61 @@
           <w:sz w:val="21"/>
           <w:szCs w:val="21"/>
         </w:rPr>
-        <w:t xml:space="preserve">Ran </w:t>
-      </w:r>
-      <w:r>
-        <w:rPr>
-          <w:rFonts w:ascii="Calibri" w:hAnsi="Calibri" w:cs="Calibri"/>
-          <w:b/>
-          <w:bCs/>
-          <w:sz w:val="21"/>
-          <w:szCs w:val="21"/>
-        </w:rPr>
-        <w:t xml:space="preserve">3 structured interviews and a survey</w:t>
-      </w:r>
-      <w:r>
-        <w:rPr>
-          <w:rFonts w:ascii="Calibri" w:hAnsi="Calibri" w:cs="Calibri"/>
-          <w:sz w:val="21"/>
-          <w:szCs w:val="21"/>
-        </w:rPr>
-        <w:t xml:space="preserve">, synthesizing insights and How-Might-We framing into lo-fi wireframes</w:t>
+        <w:t xml:space="preserve">Grounded the work in </w:t>
+      </w:r>
+      <w:r>
+        <w:rPr>
+          <w:rFonts w:ascii="Calibri" w:hAnsi="Calibri" w:cs="Calibri"/>
+          <w:b/>
+          <w:bCs/>
+          <w:sz w:val="21"/>
+          <w:szCs w:val="21"/>
+        </w:rPr>
+        <w:t xml:space="preserve">3 distinct reader personas</w:t>
+      </w:r>
+      <w:r>
+        <w:rPr>
+          <w:rFonts w:ascii="Calibri" w:hAnsi="Calibri" w:cs="Calibri"/>
+          <w:sz w:val="21"/>
+          <w:szCs w:val="21"/>
+        </w:rPr>
+        <w:t xml:space="preserve"> (quick-fact, deep-read, language-switching) from structured interviews and a survey</w:t>
+      </w:r>
+    </w:p>
+    <w:p>
+      <w:pPr>
+        <w:numPr>
+          <w:ilvl w:val="0"/>
+          <w:numId w:val="1"/>
+        </w:numPr>
+        <w:spacing w:before="0" w:after="0" w:line="214" w:lineRule="auto"/>
+        <w:ind w:left="360" w:hanging="216"/>
+      </w:pPr>
+      <w:r>
+        <w:rPr>
+          <w:rFonts w:ascii="Calibri" w:hAnsi="Calibri" w:cs="Calibri"/>
+          <w:sz w:val="21"/>
+          <w:szCs w:val="21"/>
+        </w:rPr>
+        <w:t xml:space="preserve">Set the </w:t>
+      </w:r>
+      <w:r>
+        <w:rPr>
+          <w:rFonts w:ascii="Calibri" w:hAnsi="Calibri" w:cs="Calibri"/>
+          <w:b/>
+          <w:bCs/>
+          <w:sz w:val="21"/>
+          <w:szCs w:val="21"/>
+        </w:rPr>
+        <w:t xml:space="preserve">information architecture</w:t>
+      </w:r>
+      <w:r>
+        <w:rPr>
+          <w:rFonts w:ascii="Calibri" w:hAnsi="Calibri" w:cs="Calibri"/>
+          <w:sz w:val="21"/>
+          <w:szCs w:val="21"/>
+        </w:rPr>
+        <w:t xml:space="preserve"> with lo-fi wireframes, then refined it through How-Might-We framing</w:t>
       </w:r>
     </w:p>
     <w:p>

--- a/apps/resume/dist/Brian_Lee_Resume_Design.docx
+++ b/apps/resume/dist/Brian_Lee_Resume_Design.docx
@@ -246,7 +246,7 @@
           <w:szCs w:val="20"/>
         </w:rPr>
         <w:tab/>
-        <w:t xml:space="preserve">June 2026 – Present  ·  San Francisco (Remote)</w:t>
+        <w:t xml:space="preserve">June 2026 – Aug 2026  ·  San Francisco (Remote)</w:t>
       </w:r>
     </w:p>
     <w:p>
@@ -297,28 +297,56 @@
       <w:r>
         <w:rPr>
           <w:rFonts w:ascii="Calibri" w:hAnsi="Calibri" w:cs="Calibri"/>
-          <w:sz w:val="21"/>
-          <w:szCs w:val="21"/>
-        </w:rPr>
-        <w:t xml:space="preserve">Drove a </w:t>
-      </w:r>
-      <w:r>
-        <w:rPr>
-          <w:rFonts w:ascii="Calibri" w:hAnsi="Calibri" w:cs="Calibri"/>
-          <w:b/>
-          <w:bCs/>
-          <w:sz w:val="21"/>
-          <w:szCs w:val="21"/>
-        </w:rPr>
-        <w:t xml:space="preserve">Figma-driven mobile redesign</w:t>
-      </w:r>
-      <w:r>
-        <w:rPr>
-          <w:rFonts w:ascii="Calibri" w:hAnsi="Calibri" w:cs="Calibri"/>
-          <w:sz w:val="21"/>
-          <w:szCs w:val="21"/>
-        </w:rPr>
-        <w:t xml:space="preserve">, translating a 33-section design system into a flag-gated, per-screen restyle</w:t>
+          <w:b/>
+          <w:bCs/>
+          <w:sz w:val="21"/>
+          <w:szCs w:val="21"/>
+        </w:rPr>
+        <w:t xml:space="preserve">Shipped a Figma-driven mobile redesign</w:t>
+      </w:r>
+      <w:r>
+        <w:rPr>
+          <w:rFonts w:ascii="Calibri" w:hAnsi="Calibri" w:cs="Calibri"/>
+          <w:sz w:val="21"/>
+          <w:szCs w:val="21"/>
+        </w:rPr>
+        <w:t xml:space="preserve"> — a 33-section design system translated into a flag-gated per-screen restyle, plus a dev gallery for reviewing every state pre-release</w:t>
+      </w:r>
+    </w:p>
+    <w:p>
+      <w:pPr>
+        <w:numPr>
+          <w:ilvl w:val="0"/>
+          <w:numId w:val="1"/>
+        </w:numPr>
+        <w:spacing w:before="0" w:after="0" w:line="214" w:lineRule="auto"/>
+        <w:ind w:left="360" w:hanging="216"/>
+      </w:pPr>
+      <w:r>
+        <w:rPr>
+          <w:rFonts w:ascii="Calibri" w:hAnsi="Calibri" w:cs="Calibri"/>
+          <w:sz w:val="21"/>
+          <w:szCs w:val="21"/>
+        </w:rPr>
+        <w:t xml:space="preserve">Designed the app's </w:t>
+      </w:r>
+      <w:r>
+        <w:rPr>
+          <w:rFonts w:ascii="Calibri" w:hAnsi="Calibri" w:cs="Calibri"/>
+          <w:b/>
+          <w:bCs/>
+          <w:sz w:val="21"/>
+          <w:szCs w:val="21"/>
+        </w:rPr>
+        <w:t xml:space="preserve">error and crash experience</w:t>
+      </w:r>
+      <w:r>
+        <w:rPr>
+          <w:rFonts w:ascii="Calibri" w:hAnsi="Calibri" w:cs="Calibri"/>
+          <w:sz w:val="21"/>
+          <w:szCs w:val="21"/>
+        </w:rPr>
+        <w:t xml:space="preserve"> — a branded crash screen (there was none) and shared error states with warm, kid-appropriate copy and real recovery paths</w:t>
       </w:r>
     </w:p>
     <w:p>
@@ -355,42 +383,6 @@
           <w:szCs w:val="21"/>
         </w:rPr>
         <w:t xml:space="preserve">, driving a fix that reshaped onboarding priorities</w:t>
-      </w:r>
-    </w:p>
-    <w:p>
-      <w:pPr>
-        <w:numPr>
-          <w:ilvl w:val="0"/>
-          <w:numId w:val="1"/>
-        </w:numPr>
-        <w:spacing w:before="0" w:after="0" w:line="214" w:lineRule="auto"/>
-        <w:ind w:left="360" w:hanging="216"/>
-      </w:pPr>
-      <w:r>
-        <w:rPr>
-          <w:rFonts w:ascii="Calibri" w:hAnsi="Calibri" w:cs="Calibri"/>
-          <w:sz w:val="21"/>
-          <w:szCs w:val="21"/>
-        </w:rPr>
-        <w:t xml:space="preserve">Prototyped </w:t>
-      </w:r>
-      <w:r>
-        <w:rPr>
-          <w:rFonts w:ascii="Calibri" w:hAnsi="Calibri" w:cs="Calibri"/>
-          <w:b/>
-          <w:bCs/>
-          <w:sz w:val="21"/>
-          <w:szCs w:val="21"/>
-        </w:rPr>
-        <w:t xml:space="preserve">child-friendly notification and error-state UX</w:t>
-      </w:r>
-      <w:r>
-        <w:rPr>
-          <w:rFonts w:ascii="Calibri" w:hAnsi="Calibri" w:cs="Calibri"/>
-          <w:sz w:val="21"/>
-          <w:szCs w:val="21"/>
-        </w:rPr>
-        <w:t xml:space="preserve"> (warm copy, recovery paths) for a kids' English-learning app</w:t>
       </w:r>
     </w:p>
     <w:p>

--- a/apps/resume/dist/Brian_Lee_Resume_Design.docx
+++ b/apps/resume/dist/Brian_Lee_Resume_Design.docx
@@ -261,6 +261,34 @@
       <w:r>
         <w:rPr>
           <w:rFonts w:ascii="Calibri" w:hAnsi="Calibri" w:cs="Calibri"/>
+          <w:b/>
+          <w:bCs/>
+          <w:sz w:val="21"/>
+          <w:szCs w:val="21"/>
+        </w:rPr>
+        <w:t xml:space="preserve">Shipped a Figma-driven mobile redesign to production users</w:t>
+      </w:r>
+      <w:r>
+        <w:rPr>
+          <w:rFonts w:ascii="Calibri" w:hAnsi="Calibri" w:cs="Calibri"/>
+          <w:sz w:val="21"/>
+          <w:szCs w:val="21"/>
+        </w:rPr>
+        <w:t xml:space="preserve"> — translated a 33-section design system into a flag-gated per-screen restyle, screen by screen, with a dev gallery so designers could review every state before release</w:t>
+      </w:r>
+    </w:p>
+    <w:p>
+      <w:pPr>
+        <w:numPr>
+          <w:ilvl w:val="0"/>
+          <w:numId w:val="1"/>
+        </w:numPr>
+        <w:spacing w:before="0" w:after="0" w:line="214" w:lineRule="auto"/>
+        <w:ind w:left="360" w:hanging="216"/>
+      </w:pPr>
+      <w:r>
+        <w:rPr>
+          <w:rFonts w:ascii="Calibri" w:hAnsi="Calibri" w:cs="Calibri"/>
           <w:sz w:val="21"/>
           <w:szCs w:val="21"/>
         </w:rPr>
@@ -282,35 +310,7 @@
           <w:sz w:val="21"/>
           <w:szCs w:val="21"/>
         </w:rPr>
-        <w:t xml:space="preserve"> at a 4-engineer YC startup that turns designs into tokenized Expo components, shipped as a reusable team skill</w:t>
-      </w:r>
-    </w:p>
-    <w:p>
-      <w:pPr>
-        <w:numPr>
-          <w:ilvl w:val="0"/>
-          <w:numId w:val="1"/>
-        </w:numPr>
-        <w:spacing w:before="0" w:after="0" w:line="214" w:lineRule="auto"/>
-        <w:ind w:left="360" w:hanging="216"/>
-      </w:pPr>
-      <w:r>
-        <w:rPr>
-          <w:rFonts w:ascii="Calibri" w:hAnsi="Calibri" w:cs="Calibri"/>
-          <w:b/>
-          <w:bCs/>
-          <w:sz w:val="21"/>
-          <w:szCs w:val="21"/>
-        </w:rPr>
-        <w:t xml:space="preserve">Shipped a Figma-driven mobile redesign</w:t>
-      </w:r>
-      <w:r>
-        <w:rPr>
-          <w:rFonts w:ascii="Calibri" w:hAnsi="Calibri" w:cs="Calibri"/>
-          <w:sz w:val="21"/>
-          <w:szCs w:val="21"/>
-        </w:rPr>
-        <w:t xml:space="preserve"> — a 33-section design system translated into a flag-gated per-screen restyle, plus a dev gallery for reviewing every state pre-release</w:t>
+        <w:t xml:space="preserve"> that turns designs into tokenized Expo components, shipped as a reusable team skill at a 4-engineer YC startup</w:t>
       </w:r>
     </w:p>
     <w:p>
@@ -346,7 +346,7 @@
           <w:sz w:val="21"/>
           <w:szCs w:val="21"/>
         </w:rPr>
-        <w:t xml:space="preserve"> — a branded crash screen (there was none) and shared error states with warm, kid-appropriate copy and real recovery paths</w:t>
+        <w:t xml:space="preserve"> — a branded crash screen where there had been a blank white one, plus shared error states with warm, kid-appropriate copy and real recovery paths, in English and Korean</w:t>
       </w:r>
     </w:p>
     <w:p>
@@ -1155,42 +1155,6 @@
     </w:p>
     <w:p>
       <w:pPr>
-        <w:numPr>
-          <w:ilvl w:val="0"/>
-          <w:numId w:val="1"/>
-        </w:numPr>
-        <w:spacing w:before="0" w:after="0" w:line="214" w:lineRule="auto"/>
-        <w:ind w:left="360" w:hanging="216"/>
-      </w:pPr>
-      <w:r>
-        <w:rPr>
-          <w:rFonts w:ascii="Calibri" w:hAnsi="Calibri" w:cs="Calibri"/>
-          <w:sz w:val="21"/>
-          <w:szCs w:val="21"/>
-        </w:rPr>
-        <w:t xml:space="preserve">Shipped a </w:t>
-      </w:r>
-      <w:r>
-        <w:rPr>
-          <w:rFonts w:ascii="Calibri" w:hAnsi="Calibri" w:cs="Calibri"/>
-          <w:b/>
-          <w:bCs/>
-          <w:sz w:val="21"/>
-          <w:szCs w:val="21"/>
-        </w:rPr>
-        <w:t xml:space="preserve">scalable, data-driven content system</w:t>
-      </w:r>
-      <w:r>
-        <w:rPr>
-          <w:rFonts w:ascii="Calibri" w:hAnsi="Calibri" w:cs="Calibri"/>
-          <w:sz w:val="21"/>
-          <w:szCs w:val="21"/>
-        </w:rPr>
-        <w:t xml:space="preserve"> with refined hi-fi interfaces and interactions</w:t>
-      </w:r>
-    </w:p>
-    <w:p>
-      <w:pPr>
         <w:tabs>
           <w:tab w:val="right" w:pos="10944"/>
         </w:tabs>
@@ -1306,42 +1270,6 @@
           <w:szCs w:val="21"/>
         </w:rPr>
         <w:t xml:space="preserve"> (quick-fact, deep-read, language-switching) from structured interviews and a survey</w:t>
-      </w:r>
-    </w:p>
-    <w:p>
-      <w:pPr>
-        <w:numPr>
-          <w:ilvl w:val="0"/>
-          <w:numId w:val="1"/>
-        </w:numPr>
-        <w:spacing w:before="0" w:after="0" w:line="214" w:lineRule="auto"/>
-        <w:ind w:left="360" w:hanging="216"/>
-      </w:pPr>
-      <w:r>
-        <w:rPr>
-          <w:rFonts w:ascii="Calibri" w:hAnsi="Calibri" w:cs="Calibri"/>
-          <w:sz w:val="21"/>
-          <w:szCs w:val="21"/>
-        </w:rPr>
-        <w:t xml:space="preserve">Set the </w:t>
-      </w:r>
-      <w:r>
-        <w:rPr>
-          <w:rFonts w:ascii="Calibri" w:hAnsi="Calibri" w:cs="Calibri"/>
-          <w:b/>
-          <w:bCs/>
-          <w:sz w:val="21"/>
-          <w:szCs w:val="21"/>
-        </w:rPr>
-        <w:t xml:space="preserve">information architecture</w:t>
-      </w:r>
-      <w:r>
-        <w:rPr>
-          <w:rFonts w:ascii="Calibri" w:hAnsi="Calibri" w:cs="Calibri"/>
-          <w:sz w:val="21"/>
-          <w:szCs w:val="21"/>
-        </w:rPr>
-        <w:t xml:space="preserve"> with lo-fi wireframes, then refined it through How-Might-We framing</w:t>
       </w:r>
     </w:p>
     <w:p>

--- a/apps/resume/dist/Brian_Lee_Resume_Design.docx
+++ b/apps/resume/dist/Brian_Lee_Resume_Design.docx
@@ -266,33 +266,145 @@
           <w:sz w:val="21"/>
           <w:szCs w:val="21"/>
         </w:rPr>
-        <w:t xml:space="preserve">Shipped a Figma-driven mobile redesign to production users</w:t>
-      </w:r>
-      <w:r>
-        <w:rPr>
-          <w:rFonts w:ascii="Calibri" w:hAnsi="Calibri" w:cs="Calibri"/>
-          <w:sz w:val="21"/>
-          <w:szCs w:val="21"/>
-        </w:rPr>
-        <w:t xml:space="preserve"> — translated a 33-section design system into a flag-gated per-screen restyle, screen by screen, with a dev gallery so designers could review every state before release</w:t>
-      </w:r>
-    </w:p>
-    <w:p>
-      <w:pPr>
-        <w:numPr>
-          <w:ilvl w:val="0"/>
-          <w:numId w:val="1"/>
-        </w:numPr>
-        <w:spacing w:before="0" w:after="0" w:line="214" w:lineRule="auto"/>
-        <w:ind w:left="360" w:hanging="216"/>
-      </w:pPr>
-      <w:r>
-        <w:rPr>
-          <w:rFonts w:ascii="Calibri" w:hAnsi="Calibri" w:cs="Calibri"/>
-          <w:sz w:val="21"/>
-          <w:szCs w:val="21"/>
-        </w:rPr>
-        <w:t xml:space="preserve">Built a deterministic </w:t>
+        <w:t xml:space="preserve">Made a full rebrand cost users nothing to relearn</w:t>
+      </w:r>
+      <w:r>
+        <w:rPr>
+          <w:rFonts w:ascii="Calibri" w:hAnsi="Calibri" w:cs="Calibri"/>
+          <w:sz w:val="21"/>
+          <w:szCs w:val="21"/>
+        </w:rPr>
+        <w:t xml:space="preserve"> — information architecture shipped first (speaking practice got its own destination instead of a banner buried under the home feed), so the layout was already familiar when the 33-section visual system flipped on, staged </w:t>
+      </w:r>
+      <w:r>
+        <w:rPr>
+          <w:rFonts w:ascii="Calibri" w:hAnsi="Calibri" w:cs="Calibri"/>
+          <w:b/>
+          <w:bCs/>
+          <w:sz w:val="21"/>
+          <w:szCs w:val="21"/>
+        </w:rPr>
+        <w:t xml:space="preserve">25→50→100%</w:t>
+      </w:r>
+      <w:r>
+        <w:rPr>
+          <w:rFonts w:ascii="Calibri" w:hAnsi="Calibri" w:cs="Calibri"/>
+          <w:sz w:val="21"/>
+          <w:szCs w:val="21"/>
+        </w:rPr>
+        <w:t xml:space="preserve"> across real class cycles</w:t>
+      </w:r>
+    </w:p>
+    <w:p>
+      <w:pPr>
+        <w:numPr>
+          <w:ilvl w:val="0"/>
+          <w:numId w:val="1"/>
+        </w:numPr>
+        <w:spacing w:before="0" w:after="0" w:line="214" w:lineRule="auto"/>
+        <w:ind w:left="360" w:hanging="216"/>
+      </w:pPr>
+      <w:r>
+        <w:rPr>
+          <w:rFonts w:ascii="Calibri" w:hAnsi="Calibri" w:cs="Calibri"/>
+          <w:b/>
+          <w:bCs/>
+          <w:sz w:val="21"/>
+          <w:szCs w:val="21"/>
+        </w:rPr>
+        <w:t xml:space="preserve">Unblocked a population that structurally could never have seen the new design</w:t>
+      </w:r>
+      <w:r>
+        <w:rPr>
+          <w:rFonts w:ascii="Calibri" w:hAnsi="Calibri" w:cs="Calibri"/>
+          <w:sz w:val="21"/>
+          <w:szCs w:val="21"/>
+        </w:rPr>
+        <w:t xml:space="preserve"> — the rollout flag was scoped by user email, which cannot resolve before sign-in, so the app's own login and first-class screens were invisible to exactly the first-time users they exist for</w:t>
+      </w:r>
+    </w:p>
+    <w:p>
+      <w:pPr>
+        <w:numPr>
+          <w:ilvl w:val="0"/>
+          <w:numId w:val="1"/>
+        </w:numPr>
+        <w:spacing w:before="0" w:after="0" w:line="214" w:lineRule="auto"/>
+        <w:ind w:left="360" w:hanging="216"/>
+      </w:pPr>
+      <w:r>
+        <w:rPr>
+          <w:rFonts w:ascii="Calibri" w:hAnsi="Calibri" w:cs="Calibri"/>
+          <w:b/>
+          <w:bCs/>
+          <w:sz w:val="21"/>
+          <w:szCs w:val="21"/>
+        </w:rPr>
+        <w:t xml:space="preserve">Stopped the interface telling parents their child had done nothing when the network had failed</w:t>
+      </w:r>
+      <w:r>
+        <w:rPr>
+          <w:rFonts w:ascii="Calibri" w:hAnsi="Calibri" w:cs="Calibri"/>
+          <w:sz w:val="21"/>
+          <w:szCs w:val="21"/>
+        </w:rPr>
+        <w:t xml:space="preserve"> — two dashboard screens drew a failed request identically to an empty one; a crash got a branded recovery in warm Korean and English where a blank white screen had been</w:t>
+      </w:r>
+    </w:p>
+    <w:p>
+      <w:pPr>
+        <w:numPr>
+          <w:ilvl w:val="0"/>
+          <w:numId w:val="1"/>
+        </w:numPr>
+        <w:spacing w:before="0" w:after="0" w:line="214" w:lineRule="auto"/>
+        <w:ind w:left="360" w:hanging="216"/>
+      </w:pPr>
+      <w:r>
+        <w:rPr>
+          <w:rFonts w:ascii="Calibri" w:hAnsi="Calibri" w:cs="Calibri"/>
+          <w:b/>
+          <w:bCs/>
+          <w:sz w:val="21"/>
+          <w:szCs w:val="21"/>
+        </w:rPr>
+        <w:t xml:space="preserve">Kept one design across the sign-in boundary</w:t>
+      </w:r>
+      <w:r>
+        <w:rPr>
+          <w:rFonts w:ascii="Calibri" w:hAnsi="Calibri" w:cs="Calibri"/>
+          <w:sz w:val="21"/>
+          <w:szCs w:val="21"/>
+        </w:rPr>
+        <w:t xml:space="preserve"> — anonymous onboarding re-buckets a user at login, which on a partial rollout would have flipped the design mid-journey, until I turned on experience continuity</w:t>
+      </w:r>
+    </w:p>
+    <w:p>
+      <w:pPr>
+        <w:numPr>
+          <w:ilvl w:val="0"/>
+          <w:numId w:val="1"/>
+        </w:numPr>
+        <w:spacing w:before="0" w:after="0" w:line="214" w:lineRule="auto"/>
+        <w:ind w:left="360" w:hanging="216"/>
+      </w:pPr>
+      <w:r>
+        <w:rPr>
+          <w:rFonts w:ascii="Calibri" w:hAnsi="Calibri" w:cs="Calibri"/>
+          <w:b/>
+          <w:bCs/>
+          <w:sz w:val="21"/>
+          <w:szCs w:val="21"/>
+        </w:rPr>
+        <w:t xml:space="preserve">Made design-to-code a repeatable process instead of a hand-rebuild</w:t>
+      </w:r>
+      <w:r>
+        <w:rPr>
+          <w:rFonts w:ascii="Calibri" w:hAnsi="Calibri" w:cs="Calibri"/>
+          <w:sz w:val="21"/>
+          <w:szCs w:val="21"/>
+        </w:rPr>
+        <w:t xml:space="preserve"> — a deterministic </w:t>
       </w:r>
       <w:r>
         <w:rPr>
@@ -310,61 +422,35 @@
           <w:sz w:val="21"/>
           <w:szCs w:val="21"/>
         </w:rPr>
-        <w:t xml:space="preserve"> that turns designs into tokenized Expo components, shipped as a reusable team skill at a 4-engineer YC startup</w:t>
-      </w:r>
-    </w:p>
-    <w:p>
-      <w:pPr>
-        <w:numPr>
-          <w:ilvl w:val="0"/>
-          <w:numId w:val="1"/>
-        </w:numPr>
-        <w:spacing w:before="0" w:after="0" w:line="214" w:lineRule="auto"/>
-        <w:ind w:left="360" w:hanging="216"/>
-      </w:pPr>
-      <w:r>
-        <w:rPr>
-          <w:rFonts w:ascii="Calibri" w:hAnsi="Calibri" w:cs="Calibri"/>
-          <w:sz w:val="21"/>
-          <w:szCs w:val="21"/>
-        </w:rPr>
-        <w:t xml:space="preserve">Designed the app's </w:t>
-      </w:r>
-      <w:r>
-        <w:rPr>
-          <w:rFonts w:ascii="Calibri" w:hAnsi="Calibri" w:cs="Calibri"/>
-          <w:b/>
-          <w:bCs/>
-          <w:sz w:val="21"/>
-          <w:szCs w:val="21"/>
-        </w:rPr>
-        <w:t xml:space="preserve">error and crash experience</w:t>
-      </w:r>
-      <w:r>
-        <w:rPr>
-          <w:rFonts w:ascii="Calibri" w:hAnsi="Calibri" w:cs="Calibri"/>
-          <w:sz w:val="21"/>
-          <w:szCs w:val="21"/>
-        </w:rPr>
-        <w:t xml:space="preserve"> — a branded crash screen where there had been a blank white one, plus shared error states with warm, kid-appropriate copy and real recovery paths, in English and Korean</w:t>
-      </w:r>
-    </w:p>
-    <w:p>
-      <w:pPr>
-        <w:numPr>
-          <w:ilvl w:val="0"/>
-          <w:numId w:val="1"/>
-        </w:numPr>
-        <w:spacing w:before="0" w:after="0" w:line="214" w:lineRule="auto"/>
-        <w:ind w:left="360" w:hanging="216"/>
-      </w:pPr>
-      <w:r>
-        <w:rPr>
-          <w:rFonts w:ascii="Calibri" w:hAnsi="Calibri" w:cs="Calibri"/>
-          <w:sz w:val="21"/>
-          <w:szCs w:val="21"/>
-        </w:rPr>
-        <w:t xml:space="preserve">Analyzed onboarding-trial data and surfaced a mobile drop-off at </w:t>
+        <w:t xml:space="preserve"> shipped as a skill any engineer can run, a readiness gate that turns mid-build surprises into scoped work up front, and a dev gallery the designer signs off every transient state in</w:t>
+      </w:r>
+    </w:p>
+    <w:p>
+      <w:pPr>
+        <w:numPr>
+          <w:ilvl w:val="0"/>
+          <w:numId w:val="1"/>
+        </w:numPr>
+        <w:spacing w:before="0" w:after="0" w:line="214" w:lineRule="auto"/>
+        <w:ind w:left="360" w:hanging="216"/>
+      </w:pPr>
+      <w:r>
+        <w:rPr>
+          <w:rFonts w:ascii="Calibri" w:hAnsi="Calibri" w:cs="Calibri"/>
+          <w:b/>
+          <w:bCs/>
+          <w:sz w:val="21"/>
+          <w:szCs w:val="21"/>
+        </w:rPr>
+        <w:t xml:space="preserve">Reset onboarding priorities</w:t>
+      </w:r>
+      <w:r>
+        <w:rPr>
+          <w:rFonts w:ascii="Calibri" w:hAnsi="Calibri" w:cs="Calibri"/>
+          <w:sz w:val="21"/>
+          <w:szCs w:val="21"/>
+        </w:rPr>
+        <w:t xml:space="preserve"> by surfacing a mobile drop-off at </w:t>
       </w:r>
       <w:r>
         <w:rPr>
@@ -382,7 +468,7 @@
           <w:sz w:val="21"/>
           <w:szCs w:val="21"/>
         </w:rPr>
-        <w:t xml:space="preserve">, driving a fix that reshaped onboarding priorities</w:t>
+        <w:t xml:space="preserve"> in trial data nobody had segmented that way</w:t>
       </w:r>
     </w:p>
     <w:p>
@@ -434,82 +520,76 @@
       <w:r>
         <w:rPr>
           <w:rFonts w:ascii="Calibri" w:hAnsi="Calibri" w:cs="Calibri"/>
-          <w:sz w:val="21"/>
-          <w:szCs w:val="21"/>
-        </w:rPr>
-        <w:t xml:space="preserve">Maintained a live portfolio of </w:t>
-      </w:r>
-      <w:r>
-        <w:rPr>
-          <w:rFonts w:ascii="Calibri" w:hAnsi="Calibri" w:cs="Calibri"/>
-          <w:b/>
-          <w:bCs/>
-          <w:sz w:val="21"/>
-          <w:szCs w:val="21"/>
-        </w:rPr>
-        <w:t xml:space="preserve">50+ Unity mobile game titles</w:t>
-      </w:r>
-      <w:r>
-        <w:rPr>
-          <w:rFonts w:ascii="Calibri" w:hAnsi="Calibri" w:cs="Calibri"/>
-          <w:sz w:val="21"/>
-          <w:szCs w:val="21"/>
-        </w:rPr>
-        <w:t xml:space="preserve">, improving UI/UX and core gameplay stability across releases</w:t>
-      </w:r>
-    </w:p>
-    <w:p>
-      <w:pPr>
-        <w:numPr>
-          <w:ilvl w:val="0"/>
-          <w:numId w:val="1"/>
-        </w:numPr>
-        <w:spacing w:before="0" w:after="0" w:line="214" w:lineRule="auto"/>
-        <w:ind w:left="360" w:hanging="216"/>
-      </w:pPr>
-      <w:r>
-        <w:rPr>
-          <w:rFonts w:ascii="Calibri" w:hAnsi="Calibri" w:cs="Calibri"/>
-          <w:sz w:val="21"/>
-          <w:szCs w:val="21"/>
-        </w:rPr>
-        <w:t xml:space="preserve">Resolved </w:t>
-      </w:r>
-      <w:r>
-        <w:rPr>
-          <w:rFonts w:ascii="Calibri" w:hAnsi="Calibri" w:cs="Calibri"/>
-          <w:b/>
-          <w:bCs/>
-          <w:sz w:val="21"/>
-          <w:szCs w:val="21"/>
-        </w:rPr>
-        <w:t xml:space="preserve">100+ QA-reported bugs</w:t>
-      </w:r>
-      <w:r>
-        <w:rPr>
-          <w:rFonts w:ascii="Calibri" w:hAnsi="Calibri" w:cs="Calibri"/>
-          <w:sz w:val="21"/>
-          <w:szCs w:val="21"/>
-        </w:rPr>
-        <w:t xml:space="preserve"> by modifying Unity prefabs and C# scripts, shipping fixes in production releases</w:t>
-      </w:r>
-    </w:p>
-    <w:p>
-      <w:pPr>
-        <w:numPr>
-          <w:ilvl w:val="0"/>
-          <w:numId w:val="1"/>
-        </w:numPr>
-        <w:spacing w:before="0" w:after="0" w:line="214" w:lineRule="auto"/>
-        <w:ind w:left="360" w:hanging="216"/>
-      </w:pPr>
-      <w:r>
-        <w:rPr>
-          <w:rFonts w:ascii="Calibri" w:hAnsi="Calibri" w:cs="Calibri"/>
-          <w:sz w:val="21"/>
-          <w:szCs w:val="21"/>
-        </w:rPr>
-        <w:t xml:space="preserve">Upgraded SDKs and platform modules fleet-wide to meet evolving app-store requirements and sustain production availability</w:t>
+          <w:b/>
+          <w:bCs/>
+          <w:sz w:val="21"/>
+          <w:szCs w:val="21"/>
+        </w:rPr>
+        <w:t xml:space="preserve">Kept 50+ live Unity mobile titles shipping</w:t>
+      </w:r>
+      <w:r>
+        <w:rPr>
+          <w:rFonts w:ascii="Calibri" w:hAnsi="Calibri" w:cs="Calibri"/>
+          <w:sz w:val="21"/>
+          <w:szCs w:val="21"/>
+        </w:rPr>
+        <w:t xml:space="preserve"> across a summer of releases, holding UI/UX and gameplay stable</w:t>
+      </w:r>
+    </w:p>
+    <w:p>
+      <w:pPr>
+        <w:numPr>
+          <w:ilvl w:val="0"/>
+          <w:numId w:val="1"/>
+        </w:numPr>
+        <w:spacing w:before="0" w:after="0" w:line="214" w:lineRule="auto"/>
+        <w:ind w:left="360" w:hanging="216"/>
+      </w:pPr>
+      <w:r>
+        <w:rPr>
+          <w:rFonts w:ascii="Calibri" w:hAnsi="Calibri" w:cs="Calibri"/>
+          <w:b/>
+          <w:bCs/>
+          <w:sz w:val="21"/>
+          <w:szCs w:val="21"/>
+        </w:rPr>
+        <w:t xml:space="preserve">Cleared 100+ QA-reported bugs into production</w:t>
+      </w:r>
+      <w:r>
+        <w:rPr>
+          <w:rFonts w:ascii="Calibri" w:hAnsi="Calibri" w:cs="Calibri"/>
+          <w:sz w:val="21"/>
+          <w:szCs w:val="21"/>
+        </w:rPr>
+        <w:t xml:space="preserve">, in Unity prefabs and C# across a portfolio no single engineer owned</w:t>
+      </w:r>
+    </w:p>
+    <w:p>
+      <w:pPr>
+        <w:numPr>
+          <w:ilvl w:val="0"/>
+          <w:numId w:val="1"/>
+        </w:numPr>
+        <w:spacing w:before="0" w:after="0" w:line="214" w:lineRule="auto"/>
+        <w:ind w:left="360" w:hanging="216"/>
+      </w:pPr>
+      <w:r>
+        <w:rPr>
+          <w:rFonts w:ascii="Calibri" w:hAnsi="Calibri" w:cs="Calibri"/>
+          <w:b/>
+          <w:bCs/>
+          <w:sz w:val="21"/>
+          <w:szCs w:val="21"/>
+        </w:rPr>
+        <w:t xml:space="preserve">Kept the portfolio compliant and in the stores</w:t>
+      </w:r>
+      <w:r>
+        <w:rPr>
+          <w:rFonts w:ascii="Calibri" w:hAnsi="Calibri" w:cs="Calibri"/>
+          <w:sz w:val="21"/>
+          <w:szCs w:val="21"/>
+        </w:rPr>
+        <w:t xml:space="preserve"> through a platform requirement change, upgrading SDKs fleet-wide</w:t>
       </w:r>
     </w:p>
     <w:p>
@@ -561,10 +641,20 @@
       <w:r>
         <w:rPr>
           <w:rFonts w:ascii="Calibri" w:hAnsi="Calibri" w:cs="Calibri"/>
-          <w:sz w:val="21"/>
-          <w:szCs w:val="21"/>
-        </w:rPr>
-        <w:t xml:space="preserve">Led a cross-functional team of </w:t>
+          <w:b/>
+          <w:bCs/>
+          <w:sz w:val="21"/>
+          <w:szCs w:val="21"/>
+        </w:rPr>
+        <w:t xml:space="preserve">Shipped client-facing 0-to-1 products</w:t>
+      </w:r>
+      <w:r>
+        <w:rPr>
+          <w:rFonts w:ascii="Calibri" w:hAnsi="Calibri" w:cs="Calibri"/>
+          <w:sz w:val="21"/>
+          <w:szCs w:val="21"/>
+        </w:rPr>
+        <w:t xml:space="preserve"> leading a cross-functional team of </w:t>
       </w:r>
       <w:r>
         <w:rPr>
@@ -582,253 +672,63 @@
           <w:sz w:val="21"/>
           <w:szCs w:val="21"/>
         </w:rPr>
-        <w:t xml:space="preserve"> designers and developers to ship client-facing </w:t>
-      </w:r>
-      <w:r>
-        <w:rPr>
-          <w:rFonts w:ascii="Calibri" w:hAnsi="Calibri" w:cs="Calibri"/>
-          <w:b/>
-          <w:bCs/>
-          <w:sz w:val="21"/>
-          <w:szCs w:val="21"/>
-        </w:rPr>
-        <w:t xml:space="preserve">0-to-1 products</w:t>
-      </w:r>
-    </w:p>
-    <w:p>
-      <w:pPr>
-        <w:numPr>
-          <w:ilvl w:val="0"/>
-          <w:numId w:val="1"/>
-        </w:numPr>
-        <w:spacing w:before="0" w:after="0" w:line="214" w:lineRule="auto"/>
-        <w:ind w:left="360" w:hanging="216"/>
-      </w:pPr>
-      <w:r>
-        <w:rPr>
-          <w:rFonts w:ascii="Calibri" w:hAnsi="Calibri" w:cs="Calibri"/>
-          <w:sz w:val="21"/>
-          <w:szCs w:val="21"/>
-        </w:rPr>
-        <w:t xml:space="preserve">Defined end-to-end user flows, interaction patterns, and reusable interface systems across multiple deliverables</w:t>
-      </w:r>
-    </w:p>
-    <w:p>
-      <w:pPr>
-        <w:numPr>
-          <w:ilvl w:val="0"/>
-          <w:numId w:val="1"/>
-        </w:numPr>
-        <w:spacing w:before="0" w:after="0" w:line="214" w:lineRule="auto"/>
-        <w:ind w:left="360" w:hanging="216"/>
-      </w:pPr>
-      <w:r>
-        <w:rPr>
-          <w:rFonts w:ascii="Calibri" w:hAnsi="Calibri" w:cs="Calibri"/>
-          <w:sz w:val="21"/>
-          <w:szCs w:val="21"/>
-        </w:rPr>
-        <w:t xml:space="preserve">Shipped polished, user-centered features across semester-long client project cycles</w:t>
-      </w:r>
-    </w:p>
-    <w:p>
-      <w:pPr>
-        <w:tabs>
-          <w:tab w:val="right" w:pos="10944"/>
-        </w:tabs>
-        <w:spacing w:before="100" w:after="0" w:line="214" w:lineRule="auto"/>
-      </w:pPr>
-      <w:r>
-        <w:rPr>
-          <w:rFonts w:ascii="Calibri" w:hAnsi="Calibri" w:cs="Calibri"/>
-          <w:b/>
-          <w:bCs/>
-          <w:sz w:val="21"/>
-          <w:szCs w:val="21"/>
-        </w:rPr>
-        <w:t xml:space="preserve">Military Interpreter</w:t>
-      </w:r>
-      <w:r>
-        <w:rPr>
-          <w:rFonts w:ascii="Calibri" w:hAnsi="Calibri" w:cs="Calibri"/>
-          <w:sz w:val="21"/>
-          <w:szCs w:val="21"/>
-        </w:rPr>
-        <w:t xml:space="preserve">, Capital Defense Command (ROK Army)</w:t>
-      </w:r>
-      <w:r>
-        <w:rPr>
-          <w:rFonts w:ascii="Calibri" w:hAnsi="Calibri" w:cs="Calibri"/>
-          <w:i/>
-          <w:iCs/>
-          <w:sz w:val="20"/>
-          <w:szCs w:val="20"/>
-        </w:rPr>
-        <w:tab/>
-        <w:t xml:space="preserve">Dec 2022 – June 2024  ·  Seoul, South Korea</w:t>
-      </w:r>
-    </w:p>
-    <w:p>
-      <w:pPr>
-        <w:numPr>
-          <w:ilvl w:val="0"/>
-          <w:numId w:val="1"/>
-        </w:numPr>
-        <w:spacing w:before="0" w:after="0" w:line="214" w:lineRule="auto"/>
-        <w:ind w:left="360" w:hanging="216"/>
-      </w:pPr>
-      <w:r>
-        <w:rPr>
-          <w:rFonts w:ascii="Calibri" w:hAnsi="Calibri" w:cs="Calibri"/>
-          <w:sz w:val="21"/>
-          <w:szCs w:val="21"/>
-        </w:rPr>
-        <w:t xml:space="preserve">Provided real-time English–Korean interpretation in high-security, multi-agency environments for international stakeholders</w:t>
-      </w:r>
-    </w:p>
-    <w:p>
-      <w:pPr>
-        <w:numPr>
-          <w:ilvl w:val="0"/>
-          <w:numId w:val="1"/>
-        </w:numPr>
-        <w:spacing w:before="0" w:after="0" w:line="214" w:lineRule="auto"/>
-        <w:ind w:left="360" w:hanging="216"/>
-      </w:pPr>
-      <w:r>
-        <w:rPr>
-          <w:rFonts w:ascii="Calibri" w:hAnsi="Calibri" w:cs="Calibri"/>
-          <w:sz w:val="21"/>
-          <w:szCs w:val="21"/>
-        </w:rPr>
-        <w:t xml:space="preserve">Translated sensitive documents and briefings with precision, enabling coordination across government and defense teams</w:t>
-      </w:r>
-    </w:p>
-    <w:p>
-      <w:pPr>
-        <w:tabs>
-          <w:tab w:val="right" w:pos="10944"/>
-        </w:tabs>
-        <w:spacing w:before="100" w:after="0" w:line="214" w:lineRule="auto"/>
-      </w:pPr>
-      <w:r>
-        <w:rPr>
-          <w:rFonts w:ascii="Calibri" w:hAnsi="Calibri" w:cs="Calibri"/>
-          <w:b/>
-          <w:bCs/>
-          <w:sz w:val="21"/>
-          <w:szCs w:val="21"/>
-        </w:rPr>
-        <w:t xml:space="preserve">Database Engineer Intern</w:t>
-      </w:r>
-      <w:r>
-        <w:rPr>
-          <w:rFonts w:ascii="Calibri" w:hAnsi="Calibri" w:cs="Calibri"/>
-          <w:sz w:val="21"/>
-          <w:szCs w:val="21"/>
-        </w:rPr>
-        <w:t xml:space="preserve">, IT-Farm</w:t>
-      </w:r>
-      <w:r>
-        <w:rPr>
-          <w:rFonts w:ascii="Calibri" w:hAnsi="Calibri" w:cs="Calibri"/>
-          <w:i/>
-          <w:iCs/>
-          <w:sz w:val="20"/>
-          <w:szCs w:val="20"/>
-        </w:rPr>
-        <w:tab/>
-        <w:t xml:space="preserve">June 2022 – Aug 2022  ·  Seongnam, South Korea</w:t>
-      </w:r>
-    </w:p>
-    <w:p>
-      <w:pPr>
-        <w:numPr>
-          <w:ilvl w:val="0"/>
-          <w:numId w:val="1"/>
-        </w:numPr>
-        <w:spacing w:before="0" w:after="0" w:line="214" w:lineRule="auto"/>
-        <w:ind w:left="360" w:hanging="216"/>
-      </w:pPr>
-      <w:r>
-        <w:rPr>
-          <w:rFonts w:ascii="Calibri" w:hAnsi="Calibri" w:cs="Calibri"/>
-          <w:sz w:val="21"/>
-          <w:szCs w:val="21"/>
-        </w:rPr>
-        <w:t xml:space="preserve">Designed and implemented a SQL database prototype managing </w:t>
-      </w:r>
-      <w:r>
-        <w:rPr>
-          <w:rFonts w:ascii="Calibri" w:hAnsi="Calibri" w:cs="Calibri"/>
-          <w:b/>
-          <w:bCs/>
-          <w:sz w:val="21"/>
-          <w:szCs w:val="21"/>
-        </w:rPr>
-        <w:t xml:space="preserve">1M+ data entities</w:t>
-      </w:r>
-      <w:r>
-        <w:rPr>
-          <w:rFonts w:ascii="Calibri" w:hAnsi="Calibri" w:cs="Calibri"/>
-          <w:sz w:val="21"/>
-          <w:szCs w:val="21"/>
-        </w:rPr>
-        <w:t xml:space="preserve"> using Oracle and SQLite</w:t>
-      </w:r>
-    </w:p>
-    <w:p>
-      <w:pPr>
-        <w:numPr>
-          <w:ilvl w:val="0"/>
-          <w:numId w:val="1"/>
-        </w:numPr>
-        <w:spacing w:before="0" w:after="0" w:line="214" w:lineRule="auto"/>
-        <w:ind w:left="360" w:hanging="216"/>
-      </w:pPr>
-      <w:r>
-        <w:rPr>
-          <w:rFonts w:ascii="Calibri" w:hAnsi="Calibri" w:cs="Calibri"/>
-          <w:sz w:val="21"/>
-          <w:szCs w:val="21"/>
-        </w:rPr>
-        <w:t xml:space="preserve">Processed and organized semiconductor datasets from </w:t>
-      </w:r>
-      <w:r>
-        <w:rPr>
-          <w:rFonts w:ascii="Calibri" w:hAnsi="Calibri" w:cs="Calibri"/>
-          <w:b/>
-          <w:bCs/>
-          <w:sz w:val="21"/>
-          <w:szCs w:val="21"/>
-        </w:rPr>
-        <w:t xml:space="preserve">20+ client companies</w:t>
-      </w:r>
-      <w:r>
-        <w:rPr>
-          <w:rFonts w:ascii="Calibri" w:hAnsi="Calibri" w:cs="Calibri"/>
-          <w:sz w:val="21"/>
-          <w:szCs w:val="21"/>
-        </w:rPr>
-        <w:t xml:space="preserve">, including Samsung, SK, and LG</w:t>
-      </w:r>
-    </w:p>
-    <w:p>
-      <w:pPr>
-        <w:numPr>
-          <w:ilvl w:val="0"/>
-          <w:numId w:val="1"/>
-        </w:numPr>
-        <w:spacing w:before="0" w:after="0" w:line="214" w:lineRule="auto"/>
-        <w:ind w:left="360" w:hanging="216"/>
-      </w:pPr>
-      <w:r>
-        <w:rPr>
-          <w:rFonts w:ascii="Calibri" w:hAnsi="Calibri" w:cs="Calibri"/>
-          <w:sz w:val="21"/>
-          <w:szCs w:val="21"/>
-        </w:rPr>
-        <w:t xml:space="preserve">Wrote and optimized SQL queries to improve retrieval and management efficiency across large-scale datasets</w:t>
+        <w:t xml:space="preserve"> designers and developers</w:t>
+      </w:r>
+    </w:p>
+    <w:p>
+      <w:pPr>
+        <w:numPr>
+          <w:ilvl w:val="0"/>
+          <w:numId w:val="1"/>
+        </w:numPr>
+        <w:spacing w:before="0" w:after="0" w:line="214" w:lineRule="auto"/>
+        <w:ind w:left="360" w:hanging="216"/>
+      </w:pPr>
+      <w:r>
+        <w:rPr>
+          <w:rFonts w:ascii="Calibri" w:hAnsi="Calibri" w:cs="Calibri"/>
+          <w:b/>
+          <w:bCs/>
+          <w:sz w:val="21"/>
+          <w:szCs w:val="21"/>
+        </w:rPr>
+        <w:t xml:space="preserve">Made design decisions once instead of per-person</w:t>
+      </w:r>
+      <w:r>
+        <w:rPr>
+          <w:rFonts w:ascii="Calibri" w:hAnsi="Calibri" w:cs="Calibri"/>
+          <w:sz w:val="21"/>
+          <w:szCs w:val="21"/>
+        </w:rPr>
+        <w:t xml:space="preserve">, defining the end-to-end flows and reusable interface systems the team built inside</w:t>
+      </w:r>
+    </w:p>
+    <w:p>
+      <w:pPr>
+        <w:numPr>
+          <w:ilvl w:val="0"/>
+          <w:numId w:val="1"/>
+        </w:numPr>
+        <w:spacing w:before="0" w:after="0" w:line="214" w:lineRule="auto"/>
+        <w:ind w:left="360" w:hanging="216"/>
+      </w:pPr>
+      <w:r>
+        <w:rPr>
+          <w:rFonts w:ascii="Calibri" w:hAnsi="Calibri" w:cs="Calibri"/>
+          <w:b/>
+          <w:bCs/>
+          <w:sz w:val="21"/>
+          <w:szCs w:val="21"/>
+        </w:rPr>
+        <w:t xml:space="preserve">Delivered on every semester-long client cycle</w:t>
+      </w:r>
+      <w:r>
+        <w:rPr>
+          <w:rFonts w:ascii="Calibri" w:hAnsi="Calibri" w:cs="Calibri"/>
+          <w:sz w:val="21"/>
+          <w:szCs w:val="21"/>
+        </w:rPr>
+        <w:t xml:space="preserve">, brief to user-tested release</w:t>
       </w:r>
     </w:p>
     <w:p>
@@ -910,10 +810,20 @@
       <w:r>
         <w:rPr>
           <w:rFonts w:ascii="Calibri" w:hAnsi="Calibri" w:cs="Calibri"/>
-          <w:sz w:val="21"/>
-          <w:szCs w:val="21"/>
-        </w:rPr>
-        <w:t xml:space="preserve">Redesigned Penn's course-registration portal across </w:t>
+          <w:b/>
+          <w:bCs/>
+          <w:sz w:val="21"/>
+          <w:szCs w:val="21"/>
+        </w:rPr>
+        <w:t xml:space="preserve">Made course registration something students plan in rather than fight</w:t>
+      </w:r>
+      <w:r>
+        <w:rPr>
+          <w:rFonts w:ascii="Calibri" w:hAnsi="Calibri" w:cs="Calibri"/>
+          <w:sz w:val="21"/>
+          <w:szCs w:val="21"/>
+        </w:rPr>
+        <w:t xml:space="preserve"> — Penn's portal across </w:t>
       </w:r>
       <w:r>
         <w:rPr>
@@ -931,71 +841,35 @@
           <w:sz w:val="21"/>
           <w:szCs w:val="21"/>
         </w:rPr>
-        <w:t xml:space="preserve"> (Dashboard, Course, Schedule, Degree) to fix visual overload and fragmented planning workflows</w:t>
-      </w:r>
-    </w:p>
-    <w:p>
-      <w:pPr>
-        <w:numPr>
-          <w:ilvl w:val="0"/>
-          <w:numId w:val="1"/>
-        </w:numPr>
-        <w:spacing w:before="0" w:after="0" w:line="214" w:lineRule="auto"/>
-        <w:ind w:left="360" w:hanging="216"/>
-      </w:pPr>
-      <w:r>
-        <w:rPr>
-          <w:rFonts w:ascii="Calibri" w:hAnsi="Calibri" w:cs="Calibri"/>
-          <w:sz w:val="21"/>
-          <w:szCs w:val="21"/>
-        </w:rPr>
-        <w:t xml:space="preserve">Surfaced pain points through observational walkthroughs, </w:t>
-      </w:r>
-      <w:r>
-        <w:rPr>
-          <w:rFonts w:ascii="Calibri" w:hAnsi="Calibri" w:cs="Calibri"/>
-          <w:b/>
-          <w:bCs/>
-          <w:sz w:val="21"/>
-          <w:szCs w:val="21"/>
-        </w:rPr>
-        <w:t xml:space="preserve">student interviews, and a heuristic audit</w:t>
-      </w:r>
-    </w:p>
-    <w:p>
-      <w:pPr>
-        <w:numPr>
-          <w:ilvl w:val="0"/>
-          <w:numId w:val="1"/>
-        </w:numPr>
-        <w:spacing w:before="0" w:after="0" w:line="214" w:lineRule="auto"/>
-        <w:ind w:left="360" w:hanging="216"/>
-      </w:pPr>
-      <w:r>
-        <w:rPr>
-          <w:rFonts w:ascii="Calibri" w:hAnsi="Calibri" w:cs="Calibri"/>
-          <w:sz w:val="21"/>
-          <w:szCs w:val="21"/>
-        </w:rPr>
-        <w:t xml:space="preserve">Designed and </w:t>
-      </w:r>
-      <w:r>
-        <w:rPr>
-          <w:rFonts w:ascii="Calibri" w:hAnsi="Calibri" w:cs="Calibri"/>
-          <w:b/>
-          <w:bCs/>
-          <w:sz w:val="21"/>
-          <w:szCs w:val="21"/>
-        </w:rPr>
-        <w:t xml:space="preserve">usability-tested a hi-fi Figma prototype</w:t>
-      </w:r>
-      <w:r>
-        <w:rPr>
-          <w:rFonts w:ascii="Calibri" w:hAnsi="Calibri" w:cs="Calibri"/>
-          <w:sz w:val="21"/>
-          <w:szCs w:val="21"/>
-        </w:rPr>
-        <w:t xml:space="preserve">, translating findings into a clearer, more guided planning flow</w:t>
+        <w:t xml:space="preserve">, against visual overload and fragmented workflows</w:t>
+      </w:r>
+    </w:p>
+    <w:p>
+      <w:pPr>
+        <w:numPr>
+          <w:ilvl w:val="0"/>
+          <w:numId w:val="1"/>
+        </w:numPr>
+        <w:spacing w:before="0" w:after="0" w:line="214" w:lineRule="auto"/>
+        <w:ind w:left="360" w:hanging="216"/>
+      </w:pPr>
+      <w:r>
+        <w:rPr>
+          <w:rFonts w:ascii="Calibri" w:hAnsi="Calibri" w:cs="Calibri"/>
+          <w:b/>
+          <w:bCs/>
+          <w:sz w:val="21"/>
+          <w:szCs w:val="21"/>
+        </w:rPr>
+        <w:t xml:space="preserve">Grounded every change in observed behaviour</w:t>
+      </w:r>
+      <w:r>
+        <w:rPr>
+          <w:rFonts w:ascii="Calibri" w:hAnsi="Calibri" w:cs="Calibri"/>
+          <w:sz w:val="21"/>
+          <w:szCs w:val="21"/>
+        </w:rPr>
+        <w:t xml:space="preserve"> — walkthroughs, interviews and a heuristic audit, then a usability-tested hi-fi prototype</w:t>
       </w:r>
     </w:p>
     <w:p>
@@ -1057,100 +931,38 @@
       <w:r>
         <w:rPr>
           <w:rFonts w:ascii="Calibri" w:hAnsi="Calibri" w:cs="Calibri"/>
-          <w:sz w:val="21"/>
-          <w:szCs w:val="21"/>
-        </w:rPr>
-        <w:t xml:space="preserve">Led design direction across </w:t>
-      </w:r>
-      <w:r>
-        <w:rPr>
-          <w:rFonts w:ascii="Calibri" w:hAnsi="Calibri" w:cs="Calibri"/>
-          <w:b/>
-          <w:bCs/>
-          <w:sz w:val="21"/>
-          <w:szCs w:val="21"/>
-        </w:rPr>
-        <w:t xml:space="preserve">10+ designers and developers</w:t>
-      </w:r>
-      <w:r>
-        <w:rPr>
-          <w:rFonts w:ascii="Calibri" w:hAnsi="Calibri" w:cs="Calibri"/>
-          <w:sz w:val="21"/>
-          <w:szCs w:val="21"/>
-        </w:rPr>
-        <w:t xml:space="preserve"> for the club's public site</w:t>
-      </w:r>
-    </w:p>
-    <w:p>
-      <w:pPr>
-        <w:numPr>
-          <w:ilvl w:val="0"/>
-          <w:numId w:val="1"/>
-        </w:numPr>
-        <w:spacing w:before="0" w:after="0" w:line="214" w:lineRule="auto"/>
-        <w:ind w:left="360" w:hanging="216"/>
-      </w:pPr>
-      <w:r>
-        <w:rPr>
-          <w:rFonts w:ascii="Calibri" w:hAnsi="Calibri" w:cs="Calibri"/>
-          <w:sz w:val="21"/>
-          <w:szCs w:val="21"/>
-        </w:rPr>
-        <w:t xml:space="preserve">Restructured </w:t>
-      </w:r>
-      <w:r>
-        <w:rPr>
-          <w:rFonts w:ascii="Calibri" w:hAnsi="Calibri" w:cs="Calibri"/>
-          <w:b/>
-          <w:bCs/>
-          <w:sz w:val="21"/>
-          <w:szCs w:val="21"/>
-        </w:rPr>
-        <w:t xml:space="preserve">navigation and page hierarchy</w:t>
-      </w:r>
-      <w:r>
-        <w:rPr>
-          <w:rFonts w:ascii="Calibri" w:hAnsi="Calibri" w:cs="Calibri"/>
-          <w:sz w:val="21"/>
-          <w:szCs w:val="21"/>
-        </w:rPr>
-        <w:t xml:space="preserve"> to improve clarity and discoverability across the browsing experience</w:t>
-      </w:r>
-    </w:p>
-    <w:p>
-      <w:pPr>
-        <w:numPr>
-          <w:ilvl w:val="0"/>
-          <w:numId w:val="1"/>
-        </w:numPr>
-        <w:spacing w:before="0" w:after="0" w:line="214" w:lineRule="auto"/>
-        <w:ind w:left="360" w:hanging="216"/>
-      </w:pPr>
-      <w:r>
-        <w:rPr>
-          <w:rFonts w:ascii="Calibri" w:hAnsi="Calibri" w:cs="Calibri"/>
-          <w:sz w:val="21"/>
-          <w:szCs w:val="21"/>
-        </w:rPr>
-        <w:t xml:space="preserve">Rebuilt the site from an aging </w:t>
-      </w:r>
-      <w:r>
-        <w:rPr>
-          <w:rFonts w:ascii="Calibri" w:hAnsi="Calibri" w:cs="Calibri"/>
-          <w:b/>
-          <w:bCs/>
-          <w:sz w:val="21"/>
-          <w:szCs w:val="21"/>
-        </w:rPr>
-        <w:t xml:space="preserve">Gatsby stack to Next.js + React</w:t>
-      </w:r>
-      <w:r>
-        <w:rPr>
-          <w:rFonts w:ascii="Calibri" w:hAnsi="Calibri" w:cs="Calibri"/>
-          <w:sz w:val="21"/>
-          <w:szCs w:val="21"/>
-        </w:rPr>
-        <w:t xml:space="preserve">, shipping it live at pennspark.org</w:t>
+          <w:b/>
+          <w:bCs/>
+          <w:sz w:val="21"/>
+          <w:szCs w:val="21"/>
+        </w:rPr>
+        <w:t xml:space="preserve">Put the club's public site live at pennspark.org</w:t>
+      </w:r>
+      <w:r>
+        <w:rPr>
+          <w:rFonts w:ascii="Calibri" w:hAnsi="Calibri" w:cs="Calibri"/>
+          <w:sz w:val="21"/>
+          <w:szCs w:val="21"/>
+        </w:rPr>
+        <w:t xml:space="preserve"> — rebuilt from an ageing Gatsby stack to Next.js + React with a content system the team updates without an engineer, leading design across </w:t>
+      </w:r>
+      <w:r>
+        <w:rPr>
+          <w:rFonts w:ascii="Calibri" w:hAnsi="Calibri" w:cs="Calibri"/>
+          <w:b/>
+          <w:bCs/>
+          <w:sz w:val="21"/>
+          <w:szCs w:val="21"/>
+        </w:rPr>
+        <w:t xml:space="preserve">10+</w:t>
+      </w:r>
+      <w:r>
+        <w:rPr>
+          <w:rFonts w:ascii="Calibri" w:hAnsi="Calibri" w:cs="Calibri"/>
+          <w:sz w:val="21"/>
+          <w:szCs w:val="21"/>
+        </w:rPr>
+        <w:t xml:space="preserve"> designers and developers</w:t>
       </w:r>
     </w:p>
     <w:p>
@@ -1212,100 +1024,66 @@
       <w:r>
         <w:rPr>
           <w:rFonts w:ascii="Calibri" w:hAnsi="Calibri" w:cs="Calibri"/>
-          <w:sz w:val="21"/>
-          <w:szCs w:val="21"/>
-        </w:rPr>
-        <w:t xml:space="preserve">Redesigned Wikipedia's mobile experience across </w:t>
-      </w:r>
-      <w:r>
-        <w:rPr>
-          <w:rFonts w:ascii="Calibri" w:hAnsi="Calibri" w:cs="Calibri"/>
-          <w:b/>
-          <w:bCs/>
-          <w:sz w:val="21"/>
-          <w:szCs w:val="21"/>
-        </w:rPr>
-        <w:t xml:space="preserve">5 sections</w:t>
-      </w:r>
-      <w:r>
-        <w:rPr>
-          <w:rFonts w:ascii="Calibri" w:hAnsi="Calibri" w:cs="Calibri"/>
-          <w:sz w:val="21"/>
-          <w:szCs w:val="21"/>
-        </w:rPr>
-        <w:t xml:space="preserve"> (Home, Article, Search, Language, AI Chat) for how people read</w:t>
-      </w:r>
-    </w:p>
-    <w:p>
-      <w:pPr>
-        <w:numPr>
-          <w:ilvl w:val="0"/>
-          <w:numId w:val="1"/>
-        </w:numPr>
-        <w:spacing w:before="0" w:after="0" w:line="214" w:lineRule="auto"/>
-        <w:ind w:left="360" w:hanging="216"/>
-      </w:pPr>
-      <w:r>
-        <w:rPr>
-          <w:rFonts w:ascii="Calibri" w:hAnsi="Calibri" w:cs="Calibri"/>
-          <w:sz w:val="21"/>
-          <w:szCs w:val="21"/>
-        </w:rPr>
-        <w:t xml:space="preserve">Grounded the work in </w:t>
-      </w:r>
-      <w:r>
-        <w:rPr>
-          <w:rFonts w:ascii="Calibri" w:hAnsi="Calibri" w:cs="Calibri"/>
-          <w:b/>
-          <w:bCs/>
-          <w:sz w:val="21"/>
-          <w:szCs w:val="21"/>
-        </w:rPr>
-        <w:t xml:space="preserve">3 distinct reader personas</w:t>
-      </w:r>
-      <w:r>
-        <w:rPr>
-          <w:rFonts w:ascii="Calibri" w:hAnsi="Calibri" w:cs="Calibri"/>
-          <w:sz w:val="21"/>
-          <w:szCs w:val="21"/>
-        </w:rPr>
-        <w:t xml:space="preserve"> (quick-fact, deep-read, language-switching) from structured interviews and a survey</w:t>
-      </w:r>
-    </w:p>
-    <w:p>
-      <w:pPr>
-        <w:numPr>
-          <w:ilvl w:val="0"/>
-          <w:numId w:val="1"/>
-        </w:numPr>
-        <w:spacing w:before="0" w:after="0" w:line="214" w:lineRule="auto"/>
-        <w:ind w:left="360" w:hanging="216"/>
-      </w:pPr>
-      <w:r>
-        <w:rPr>
-          <w:rFonts w:ascii="Calibri" w:hAnsi="Calibri" w:cs="Calibri"/>
-          <w:sz w:val="21"/>
-          <w:szCs w:val="21"/>
-        </w:rPr>
-        <w:t xml:space="preserve">Usability-tested with </w:t>
-      </w:r>
-      <w:r>
-        <w:rPr>
-          <w:rFonts w:ascii="Calibri" w:hAnsi="Calibri" w:cs="Calibri"/>
-          <w:b/>
-          <w:bCs/>
-          <w:sz w:val="21"/>
-          <w:szCs w:val="21"/>
-        </w:rPr>
-        <w:t xml:space="preserve">4 participants</w:t>
-      </w:r>
-      <w:r>
-        <w:rPr>
-          <w:rFonts w:ascii="Calibri" w:hAnsi="Calibri" w:cs="Calibri"/>
-          <w:sz w:val="21"/>
-          <w:szCs w:val="21"/>
-        </w:rPr>
-        <w:t xml:space="preserve">, folding findings (previews, search snippets, clearer AI framing) into the final prototype</w:t>
+          <w:b/>
+          <w:bCs/>
+          <w:sz w:val="21"/>
+          <w:szCs w:val="21"/>
+        </w:rPr>
+        <w:t xml:space="preserve">Redesigned Wikipedia mobile around how people actually read it</w:t>
+      </w:r>
+      <w:r>
+        <w:rPr>
+          <w:rFonts w:ascii="Calibri" w:hAnsi="Calibri" w:cs="Calibri"/>
+          <w:sz w:val="21"/>
+          <w:szCs w:val="21"/>
+        </w:rPr>
+        <w:t xml:space="preserve"> — 5 sections built on </w:t>
+      </w:r>
+      <w:r>
+        <w:rPr>
+          <w:rFonts w:ascii="Calibri" w:hAnsi="Calibri" w:cs="Calibri"/>
+          <w:b/>
+          <w:bCs/>
+          <w:sz w:val="21"/>
+          <w:szCs w:val="21"/>
+        </w:rPr>
+        <w:t xml:space="preserve">3 reader personas</w:t>
+      </w:r>
+      <w:r>
+        <w:rPr>
+          <w:rFonts w:ascii="Calibri" w:hAnsi="Calibri" w:cs="Calibri"/>
+          <w:sz w:val="21"/>
+          <w:szCs w:val="21"/>
+        </w:rPr>
+        <w:t xml:space="preserve"> from structured interviews and a survey</w:t>
+      </w:r>
+    </w:p>
+    <w:p>
+      <w:pPr>
+        <w:numPr>
+          <w:ilvl w:val="0"/>
+          <w:numId w:val="1"/>
+        </w:numPr>
+        <w:spacing w:before="0" w:after="0" w:line="214" w:lineRule="auto"/>
+        <w:ind w:left="360" w:hanging="216"/>
+      </w:pPr>
+      <w:r>
+        <w:rPr>
+          <w:rFonts w:ascii="Calibri" w:hAnsi="Calibri" w:cs="Calibri"/>
+          <w:b/>
+          <w:bCs/>
+          <w:sz w:val="21"/>
+          <w:szCs w:val="21"/>
+        </w:rPr>
+        <w:t xml:space="preserve">Let testing overrule my instincts</w:t>
+      </w:r>
+      <w:r>
+        <w:rPr>
+          <w:rFonts w:ascii="Calibri" w:hAnsi="Calibri" w:cs="Calibri"/>
+          <w:sz w:val="21"/>
+          <w:szCs w:val="21"/>
+        </w:rPr>
+        <w:t xml:space="preserve"> — previews, search snippets and clearer AI framing all came from sessions with 4 participants, not the original design</w:t>
       </w:r>
     </w:p>
     <w:p>
@@ -1348,7 +1126,7 @@
           <w:sz w:val="20"/>
           <w:szCs w:val="20"/>
         </w:rPr>
-        <w:t xml:space="preserve">Product Design, UX/UI, Interaction Design, User Research, Usability Testing, A/B Testing, Wireframing, Rapid Prototyping, Information Architecture, Design Systems</w:t>
+        <w:t xml:space="preserve">Product Design, UX/UI, Interaction Design, User Research, Usability Testing, Rapid Prototyping, Information Architecture, Design Systems</w:t>
       </w:r>
     </w:p>
     <w:p>
@@ -1394,7 +1172,7 @@
           <w:sz w:val="20"/>
           <w:szCs w:val="20"/>
         </w:rPr>
-        <w:t xml:space="preserve">Figma, Photoshop, Illustrator, After Effects, Premiere Pro, Maya, Blender, Substance Painter, Unreal Engine 5, Unity, Git</w:t>
+        <w:t xml:space="preserve">Figma, Photoshop, Illustrator, After Effects, Premiere Pro, Maya, Blender, Unreal Engine 5, Unity, Git</w:t>
       </w:r>
     </w:p>
     <w:sectPr>

--- a/apps/resume/dist/Brian_Lee_Resume_Design.docx
+++ b/apps/resume/dist/Brian_Lee_Resume_Design.docx
@@ -473,6 +473,31 @@
     </w:p>
     <w:p>
       <w:pPr>
+        <w:spacing w:before="40" w:after="0" w:line="214" w:lineRule="auto"/>
+      </w:pPr>
+      <w:r>
+        <w:rPr>
+          <w:rFonts w:ascii="Calibri" w:hAnsi="Calibri" w:cs="Calibri"/>
+          <w:b/>
+          <w:bCs/>
+          <w:sz w:val="19"/>
+          <w:szCs w:val="19"/>
+        </w:rPr>
+        <w:t xml:space="preserve">Stack: </w:t>
+      </w:r>
+      <w:r>
+        <w:rPr>
+          <w:rFonts w:ascii="Calibri" w:hAnsi="Calibri" w:cs="Calibri"/>
+          <w:i/>
+          <w:iCs/>
+          <w:sz w:val="19"/>
+          <w:szCs w:val="19"/>
+        </w:rPr>
+        <w:t xml:space="preserve">Figma (+ Figma MCP) · React Native (Expo) · TypeScript · design tokens &amp; systems · PostHog (flags, staged rollout) · Jest · GitHub Actions</w:t>
+      </w:r>
+    </w:p>
+    <w:p>
+      <w:pPr>
         <w:tabs>
           <w:tab w:val="right" w:pos="10944"/>
         </w:tabs>
@@ -566,34 +591,6 @@
     </w:p>
     <w:p>
       <w:pPr>
-        <w:numPr>
-          <w:ilvl w:val="0"/>
-          <w:numId w:val="1"/>
-        </w:numPr>
-        <w:spacing w:before="0" w:after="0" w:line="214" w:lineRule="auto"/>
-        <w:ind w:left="360" w:hanging="216"/>
-      </w:pPr>
-      <w:r>
-        <w:rPr>
-          <w:rFonts w:ascii="Calibri" w:hAnsi="Calibri" w:cs="Calibri"/>
-          <w:b/>
-          <w:bCs/>
-          <w:sz w:val="21"/>
-          <w:szCs w:val="21"/>
-        </w:rPr>
-        <w:t xml:space="preserve">Kept the portfolio compliant and in the stores</w:t>
-      </w:r>
-      <w:r>
-        <w:rPr>
-          <w:rFonts w:ascii="Calibri" w:hAnsi="Calibri" w:cs="Calibri"/>
-          <w:sz w:val="21"/>
-          <w:szCs w:val="21"/>
-        </w:rPr>
-        <w:t xml:space="preserve"> through a platform requirement change, upgrading SDKs fleet-wide</w:t>
-      </w:r>
-    </w:p>
-    <w:p>
-      <w:pPr>
         <w:tabs>
           <w:tab w:val="right" w:pos="10944"/>
         </w:tabs>
@@ -1141,15 +1138,15 @@
           <w:sz w:val="20"/>
           <w:szCs w:val="20"/>
         </w:rPr>
-        <w:t xml:space="preserve">Engineering: </w:t>
-      </w:r>
-      <w:r>
-        <w:rPr>
-          <w:rFonts w:ascii="Calibri" w:hAnsi="Calibri" w:cs="Calibri"/>
-          <w:sz w:val="20"/>
-          <w:szCs w:val="20"/>
-        </w:rPr>
-        <w:t xml:space="preserve">TypeScript, JavaScript, React, Next.js, React Three Fiber, Node.js, C++, OpenGL/GLSL, Python, SQL</w:t>
+        <w:t xml:space="preserve">Engineering &amp; AI: </w:t>
+      </w:r>
+      <w:r>
+        <w:rPr>
+          <w:rFonts w:ascii="Calibri" w:hAnsi="Calibri" w:cs="Calibri"/>
+          <w:sz w:val="20"/>
+          <w:szCs w:val="20"/>
+        </w:rPr>
+        <w:t xml:space="preserve">TypeScript, React, Next.js, React Native, Node.js, C++, OpenGL/GLSL, Python, SQL, Claude Code, Codex, MCP</w:t>
       </w:r>
     </w:p>
     <w:p>

--- a/apps/resume/dist/Brian_Lee_Resume_Design.docx
+++ b/apps/resume/dist/Brian_Lee_Resume_Design.docx
@@ -274,7 +274,43 @@
           <w:sz w:val="21"/>
           <w:szCs w:val="21"/>
         </w:rPr>
-        <w:t xml:space="preserve"> — information architecture shipped first (speaking practice got its own destination instead of a banner buried under the home feed), so the layout was already familiar when the 33-section visual system flipped on, staged </w:t>
+        <w:t xml:space="preserve"> — information architecture shipped first, live to </w:t>
+      </w:r>
+      <w:r>
+        <w:rPr>
+          <w:rFonts w:ascii="Calibri" w:hAnsi="Calibri" w:cs="Calibri"/>
+          <w:b/>
+          <w:bCs/>
+          <w:sz w:val="21"/>
+          <w:szCs w:val="21"/>
+        </w:rPr>
+        <w:t xml:space="preserve">100% of users</w:t>
+      </w:r>
+      <w:r>
+        <w:rPr>
+          <w:rFonts w:ascii="Calibri" w:hAnsi="Calibri" w:cs="Calibri"/>
+          <w:sz w:val="21"/>
+          <w:szCs w:val="21"/>
+        </w:rPr>
+        <w:t xml:space="preserve">, so the layout was familiar before the </w:t>
+      </w:r>
+      <w:r>
+        <w:rPr>
+          <w:rFonts w:ascii="Calibri" w:hAnsi="Calibri" w:cs="Calibri"/>
+          <w:b/>
+          <w:bCs/>
+          <w:sz w:val="21"/>
+          <w:szCs w:val="21"/>
+        </w:rPr>
+        <w:t xml:space="preserve">33-section</w:t>
+      </w:r>
+      <w:r>
+        <w:rPr>
+          <w:rFonts w:ascii="Calibri" w:hAnsi="Calibri" w:cs="Calibri"/>
+          <w:sz w:val="21"/>
+          <w:szCs w:val="21"/>
+        </w:rPr>
+        <w:t xml:space="preserve"> visual system flipped on, staged </w:t>
       </w:r>
       <w:r>
         <w:rPr>
@@ -292,111 +328,27 @@
           <w:sz w:val="21"/>
           <w:szCs w:val="21"/>
         </w:rPr>
-        <w:t xml:space="preserve"> across real class cycles</w:t>
-      </w:r>
-    </w:p>
-    <w:p>
-      <w:pPr>
-        <w:numPr>
-          <w:ilvl w:val="0"/>
-          <w:numId w:val="1"/>
-        </w:numPr>
-        <w:spacing w:before="0" w:after="0" w:line="214" w:lineRule="auto"/>
-        <w:ind w:left="360" w:hanging="216"/>
-      </w:pPr>
-      <w:r>
-        <w:rPr>
-          <w:rFonts w:ascii="Calibri" w:hAnsi="Calibri" w:cs="Calibri"/>
-          <w:b/>
-          <w:bCs/>
-          <w:sz w:val="21"/>
-          <w:szCs w:val="21"/>
-        </w:rPr>
-        <w:t xml:space="preserve">Unblocked a population that structurally could never have seen the new design</w:t>
-      </w:r>
-      <w:r>
-        <w:rPr>
-          <w:rFonts w:ascii="Calibri" w:hAnsi="Calibri" w:cs="Calibri"/>
-          <w:sz w:val="21"/>
-          <w:szCs w:val="21"/>
-        </w:rPr>
-        <w:t xml:space="preserve"> — the rollout flag was scoped by user email, which cannot resolve before sign-in, so the app's own login and first-class screens were invisible to exactly the first-time users they exist for</w:t>
-      </w:r>
-    </w:p>
-    <w:p>
-      <w:pPr>
-        <w:numPr>
-          <w:ilvl w:val="0"/>
-          <w:numId w:val="1"/>
-        </w:numPr>
-        <w:spacing w:before="0" w:after="0" w:line="214" w:lineRule="auto"/>
-        <w:ind w:left="360" w:hanging="216"/>
-      </w:pPr>
-      <w:r>
-        <w:rPr>
-          <w:rFonts w:ascii="Calibri" w:hAnsi="Calibri" w:cs="Calibri"/>
-          <w:b/>
-          <w:bCs/>
-          <w:sz w:val="21"/>
-          <w:szCs w:val="21"/>
-        </w:rPr>
-        <w:t xml:space="preserve">Stopped the interface telling parents their child had done nothing when the network had failed</w:t>
-      </w:r>
-      <w:r>
-        <w:rPr>
-          <w:rFonts w:ascii="Calibri" w:hAnsi="Calibri" w:cs="Calibri"/>
-          <w:sz w:val="21"/>
-          <w:szCs w:val="21"/>
-        </w:rPr>
-        <w:t xml:space="preserve"> — two dashboard screens drew a failed request identically to an empty one; a crash got a branded recovery in warm Korean and English where a blank white screen had been</w:t>
-      </w:r>
-    </w:p>
-    <w:p>
-      <w:pPr>
-        <w:numPr>
-          <w:ilvl w:val="0"/>
-          <w:numId w:val="1"/>
-        </w:numPr>
-        <w:spacing w:before="0" w:after="0" w:line="214" w:lineRule="auto"/>
-        <w:ind w:left="360" w:hanging="216"/>
-      </w:pPr>
-      <w:r>
-        <w:rPr>
-          <w:rFonts w:ascii="Calibri" w:hAnsi="Calibri" w:cs="Calibri"/>
-          <w:b/>
-          <w:bCs/>
-          <w:sz w:val="21"/>
-          <w:szCs w:val="21"/>
-        </w:rPr>
-        <w:t xml:space="preserve">Kept one design across the sign-in boundary</w:t>
-      </w:r>
-      <w:r>
-        <w:rPr>
-          <w:rFonts w:ascii="Calibri" w:hAnsi="Calibri" w:cs="Calibri"/>
-          <w:sz w:val="21"/>
-          <w:szCs w:val="21"/>
-        </w:rPr>
-        <w:t xml:space="preserve"> — anonymous onboarding re-buckets a user at login, which on a partial rollout would have flipped the design mid-journey, until I turned on experience continuity</w:t>
-      </w:r>
-    </w:p>
-    <w:p>
-      <w:pPr>
-        <w:numPr>
-          <w:ilvl w:val="0"/>
-          <w:numId w:val="1"/>
-        </w:numPr>
-        <w:spacing w:before="0" w:after="0" w:line="214" w:lineRule="auto"/>
-        <w:ind w:left="360" w:hanging="216"/>
-      </w:pPr>
-      <w:r>
-        <w:rPr>
-          <w:rFonts w:ascii="Calibri" w:hAnsi="Calibri" w:cs="Calibri"/>
-          <w:b/>
-          <w:bCs/>
-          <w:sz w:val="21"/>
-          <w:szCs w:val="21"/>
-        </w:rPr>
-        <w:t xml:space="preserve">Made design-to-code a repeatable process instead of a hand-rebuild</w:t>
+        <w:t xml:space="preserve"> behind a kill switch</w:t>
+      </w:r>
+    </w:p>
+    <w:p>
+      <w:pPr>
+        <w:numPr>
+          <w:ilvl w:val="0"/>
+          <w:numId w:val="1"/>
+        </w:numPr>
+        <w:spacing w:before="0" w:after="0" w:line="214" w:lineRule="auto"/>
+        <w:ind w:left="360" w:hanging="216"/>
+      </w:pPr>
+      <w:r>
+        <w:rPr>
+          <w:rFonts w:ascii="Calibri" w:hAnsi="Calibri" w:cs="Calibri"/>
+          <w:b/>
+          <w:bCs/>
+          <w:sz w:val="21"/>
+          <w:szCs w:val="21"/>
+        </w:rPr>
+        <w:t xml:space="preserve">Cut the designer-to-engineer handoff out of the loop</w:t>
       </w:r>
       <w:r>
         <w:rPr>
@@ -422,7 +374,35 @@
           <w:sz w:val="21"/>
           <w:szCs w:val="21"/>
         </w:rPr>
-        <w:t xml:space="preserve"> shipped as a skill any engineer can run, a readiness gate that turns mid-build surprises into scoped work up front, and a dev gallery the designer signs off every transient state in</w:t>
+        <w:t xml:space="preserve"> turning designs into tokenized Expo components, shipped as a reusable team skill</w:t>
+      </w:r>
+    </w:p>
+    <w:p>
+      <w:pPr>
+        <w:numPr>
+          <w:ilvl w:val="0"/>
+          <w:numId w:val="1"/>
+        </w:numPr>
+        <w:spacing w:before="0" w:after="0" w:line="214" w:lineRule="auto"/>
+        <w:ind w:left="360" w:hanging="216"/>
+      </w:pPr>
+      <w:r>
+        <w:rPr>
+          <w:rFonts w:ascii="Calibri" w:hAnsi="Calibri" w:cs="Calibri"/>
+          <w:b/>
+          <w:bCs/>
+          <w:sz w:val="21"/>
+          <w:szCs w:val="21"/>
+        </w:rPr>
+        <w:t xml:space="preserve">Replaced the blank white screen users hit when the app crashed</w:t>
+      </w:r>
+      <w:r>
+        <w:rPr>
+          <w:rFonts w:ascii="Calibri" w:hAnsi="Calibri" w:cs="Calibri"/>
+          <w:sz w:val="21"/>
+          <w:szCs w:val="21"/>
+        </w:rPr>
+        <w:t xml:space="preserve"> with a branded recovery experience, plus shared error states in warm, kid-appropriate English and Korean</w:t>
       </w:r>
     </w:p>
     <w:p>
@@ -469,31 +449,6 @@
           <w:szCs w:val="21"/>
         </w:rPr>
         <w:t xml:space="preserve"> in trial data nobody had segmented that way</w:t>
-      </w:r>
-    </w:p>
-    <w:p>
-      <w:pPr>
-        <w:spacing w:before="40" w:after="0" w:line="214" w:lineRule="auto"/>
-      </w:pPr>
-      <w:r>
-        <w:rPr>
-          <w:rFonts w:ascii="Calibri" w:hAnsi="Calibri" w:cs="Calibri"/>
-          <w:b/>
-          <w:bCs/>
-          <w:sz w:val="19"/>
-          <w:szCs w:val="19"/>
-        </w:rPr>
-        <w:t xml:space="preserve">Stack: </w:t>
-      </w:r>
-      <w:r>
-        <w:rPr>
-          <w:rFonts w:ascii="Calibri" w:hAnsi="Calibri" w:cs="Calibri"/>
-          <w:i/>
-          <w:iCs/>
-          <w:sz w:val="19"/>
-          <w:szCs w:val="19"/>
-        </w:rPr>
-        <w:t xml:space="preserve">Figma (+ Figma MCP) · React Native (Expo) · TypeScript · design tokens &amp; systems · PostHog (flags, staged rollout) · Jest · GitHub Actions</w:t>
       </w:r>
     </w:p>
     <w:p>
@@ -591,6 +546,34 @@
     </w:p>
     <w:p>
       <w:pPr>
+        <w:numPr>
+          <w:ilvl w:val="0"/>
+          <w:numId w:val="1"/>
+        </w:numPr>
+        <w:spacing w:before="0" w:after="0" w:line="214" w:lineRule="auto"/>
+        <w:ind w:left="360" w:hanging="216"/>
+      </w:pPr>
+      <w:r>
+        <w:rPr>
+          <w:rFonts w:ascii="Calibri" w:hAnsi="Calibri" w:cs="Calibri"/>
+          <w:b/>
+          <w:bCs/>
+          <w:sz w:val="21"/>
+          <w:szCs w:val="21"/>
+        </w:rPr>
+        <w:t xml:space="preserve">Kept the portfolio compliant and in the stores</w:t>
+      </w:r>
+      <w:r>
+        <w:rPr>
+          <w:rFonts w:ascii="Calibri" w:hAnsi="Calibri" w:cs="Calibri"/>
+          <w:sz w:val="21"/>
+          <w:szCs w:val="21"/>
+        </w:rPr>
+        <w:t xml:space="preserve"> through a platform requirement change, upgrading SDKs fleet-wide</w:t>
+      </w:r>
+    </w:p>
+    <w:p>
+      <w:pPr>
         <w:tabs>
           <w:tab w:val="right" w:pos="10944"/>
         </w:tabs>
@@ -730,6 +713,210 @@
     </w:p>
     <w:p>
       <w:pPr>
+        <w:tabs>
+          <w:tab w:val="right" w:pos="10944"/>
+        </w:tabs>
+        <w:spacing w:before="100" w:after="0" w:line="214" w:lineRule="auto"/>
+      </w:pPr>
+      <w:r>
+        <w:rPr>
+          <w:rFonts w:ascii="Calibri" w:hAnsi="Calibri" w:cs="Calibri"/>
+          <w:b/>
+          <w:bCs/>
+          <w:sz w:val="21"/>
+          <w:szCs w:val="21"/>
+        </w:rPr>
+        <w:t xml:space="preserve">Military Interpreter</w:t>
+      </w:r>
+      <w:r>
+        <w:rPr>
+          <w:rFonts w:ascii="Calibri" w:hAnsi="Calibri" w:cs="Calibri"/>
+          <w:sz w:val="21"/>
+          <w:szCs w:val="21"/>
+        </w:rPr>
+        <w:t xml:space="preserve">, Capital Defense Command (ROK Army)</w:t>
+      </w:r>
+      <w:r>
+        <w:rPr>
+          <w:rFonts w:ascii="Calibri" w:hAnsi="Calibri" w:cs="Calibri"/>
+          <w:i/>
+          <w:iCs/>
+          <w:sz w:val="20"/>
+          <w:szCs w:val="20"/>
+        </w:rPr>
+        <w:tab/>
+        <w:t xml:space="preserve">Dec 2022 – June 2024  ·  Seoul, South Korea</w:t>
+      </w:r>
+    </w:p>
+    <w:p>
+      <w:pPr>
+        <w:numPr>
+          <w:ilvl w:val="0"/>
+          <w:numId w:val="1"/>
+        </w:numPr>
+        <w:spacing w:before="0" w:after="0" w:line="214" w:lineRule="auto"/>
+        <w:ind w:left="360" w:hanging="216"/>
+      </w:pPr>
+      <w:r>
+        <w:rPr>
+          <w:rFonts w:ascii="Calibri" w:hAnsi="Calibri" w:cs="Calibri"/>
+          <w:b/>
+          <w:bCs/>
+          <w:sz w:val="21"/>
+          <w:szCs w:val="21"/>
+        </w:rPr>
+        <w:t xml:space="preserve">Held coordination together across government and defense organizations</w:t>
+      </w:r>
+      <w:r>
+        <w:rPr>
+          <w:rFonts w:ascii="Calibri" w:hAnsi="Calibri" w:cs="Calibri"/>
+          <w:sz w:val="21"/>
+          <w:szCs w:val="21"/>
+        </w:rPr>
+        <w:t xml:space="preserve"> as real-time English–Korean interpreter in high-security, multi-agency settings</w:t>
+      </w:r>
+    </w:p>
+    <w:p>
+      <w:pPr>
+        <w:numPr>
+          <w:ilvl w:val="0"/>
+          <w:numId w:val="1"/>
+        </w:numPr>
+        <w:spacing w:before="0" w:after="0" w:line="214" w:lineRule="auto"/>
+        <w:ind w:left="360" w:hanging="216"/>
+      </w:pPr>
+      <w:r>
+        <w:rPr>
+          <w:rFonts w:ascii="Calibri" w:hAnsi="Calibri" w:cs="Calibri"/>
+          <w:b/>
+          <w:bCs/>
+          <w:sz w:val="21"/>
+          <w:szCs w:val="21"/>
+        </w:rPr>
+        <w:t xml:space="preserve">Carried exact meaning where an approximation would have changed what a partner believed it agreed to</w:t>
+      </w:r>
+      <w:r>
+        <w:rPr>
+          <w:rFonts w:ascii="Calibri" w:hAnsi="Calibri" w:cs="Calibri"/>
+          <w:sz w:val="21"/>
+          <w:szCs w:val="21"/>
+        </w:rPr>
+        <w:t xml:space="preserve">, live and in sensitive briefings</w:t>
+      </w:r>
+    </w:p>
+    <w:p>
+      <w:pPr>
+        <w:tabs>
+          <w:tab w:val="right" w:pos="10944"/>
+        </w:tabs>
+        <w:spacing w:before="100" w:after="0" w:line="214" w:lineRule="auto"/>
+      </w:pPr>
+      <w:r>
+        <w:rPr>
+          <w:rFonts w:ascii="Calibri" w:hAnsi="Calibri" w:cs="Calibri"/>
+          <w:b/>
+          <w:bCs/>
+          <w:sz w:val="21"/>
+          <w:szCs w:val="21"/>
+        </w:rPr>
+        <w:t xml:space="preserve">Database Engineer Intern</w:t>
+      </w:r>
+      <w:r>
+        <w:rPr>
+          <w:rFonts w:ascii="Calibri" w:hAnsi="Calibri" w:cs="Calibri"/>
+          <w:sz w:val="21"/>
+          <w:szCs w:val="21"/>
+        </w:rPr>
+        <w:t xml:space="preserve">, IT-Farm</w:t>
+      </w:r>
+      <w:r>
+        <w:rPr>
+          <w:rFonts w:ascii="Calibri" w:hAnsi="Calibri" w:cs="Calibri"/>
+          <w:i/>
+          <w:iCs/>
+          <w:sz w:val="20"/>
+          <w:szCs w:val="20"/>
+        </w:rPr>
+        <w:tab/>
+        <w:t xml:space="preserve">June 2022 – Aug 2022  ·  Seongnam, South Korea</w:t>
+      </w:r>
+    </w:p>
+    <w:p>
+      <w:pPr>
+        <w:numPr>
+          <w:ilvl w:val="0"/>
+          <w:numId w:val="1"/>
+        </w:numPr>
+        <w:spacing w:before="0" w:after="0" w:line="214" w:lineRule="auto"/>
+        <w:ind w:left="360" w:hanging="216"/>
+      </w:pPr>
+      <w:r>
+        <w:rPr>
+          <w:rFonts w:ascii="Calibri" w:hAnsi="Calibri" w:cs="Calibri"/>
+          <w:b/>
+          <w:bCs/>
+          <w:sz w:val="21"/>
+          <w:szCs w:val="21"/>
+        </w:rPr>
+        <w:t xml:space="preserve">Made semiconductor data from 20+ client companies queryable</w:t>
+      </w:r>
+      <w:r>
+        <w:rPr>
+          <w:rFonts w:ascii="Calibri" w:hAnsi="Calibri" w:cs="Calibri"/>
+          <w:sz w:val="21"/>
+          <w:szCs w:val="21"/>
+        </w:rPr>
+        <w:t xml:space="preserve"> — including Samsung, SK and LG — by designing a SQL database prototype managing </w:t>
+      </w:r>
+      <w:r>
+        <w:rPr>
+          <w:rFonts w:ascii="Calibri" w:hAnsi="Calibri" w:cs="Calibri"/>
+          <w:b/>
+          <w:bCs/>
+          <w:sz w:val="21"/>
+          <w:szCs w:val="21"/>
+        </w:rPr>
+        <w:t xml:space="preserve">1M+ entities</w:t>
+      </w:r>
+      <w:r>
+        <w:rPr>
+          <w:rFonts w:ascii="Calibri" w:hAnsi="Calibri" w:cs="Calibri"/>
+          <w:sz w:val="21"/>
+          <w:szCs w:val="21"/>
+        </w:rPr>
+        <w:t xml:space="preserve"> in Oracle and SQLite</w:t>
+      </w:r>
+    </w:p>
+    <w:p>
+      <w:pPr>
+        <w:numPr>
+          <w:ilvl w:val="0"/>
+          <w:numId w:val="1"/>
+        </w:numPr>
+        <w:spacing w:before="0" w:after="0" w:line="214" w:lineRule="auto"/>
+        <w:ind w:left="360" w:hanging="216"/>
+      </w:pPr>
+      <w:r>
+        <w:rPr>
+          <w:rFonts w:ascii="Calibri" w:hAnsi="Calibri" w:cs="Calibri"/>
+          <w:b/>
+          <w:bCs/>
+          <w:sz w:val="21"/>
+          <w:szCs w:val="21"/>
+        </w:rPr>
+        <w:t xml:space="preserve">Cut retrieval time across large-scale datasets</w:t>
+      </w:r>
+      <w:r>
+        <w:rPr>
+          <w:rFonts w:ascii="Calibri" w:hAnsi="Calibri" w:cs="Calibri"/>
+          <w:sz w:val="21"/>
+          <w:szCs w:val="21"/>
+        </w:rPr>
+        <w:t xml:space="preserve"> by restructuring and optimizing the queries the team relied on</w:t>
+      </w:r>
+    </w:p>
+    <w:p>
+      <w:pPr>
         <w:pBdr>
           <w:bottom w:val="single" w:sz="6" w:space="1" w:color="000000"/>
         </w:pBdr>
@@ -1138,38 +1325,38 @@
           <w:sz w:val="20"/>
           <w:szCs w:val="20"/>
         </w:rPr>
-        <w:t xml:space="preserve">Engineering &amp; AI: </w:t>
-      </w:r>
-      <w:r>
-        <w:rPr>
-          <w:rFonts w:ascii="Calibri" w:hAnsi="Calibri" w:cs="Calibri"/>
-          <w:sz w:val="20"/>
-          <w:szCs w:val="20"/>
-        </w:rPr>
-        <w:t xml:space="preserve">TypeScript, React, Next.js, React Native, Node.js, C++, OpenGL/GLSL, Python, SQL, Claude Code, Codex, MCP</w:t>
-      </w:r>
-    </w:p>
-    <w:p>
-      <w:pPr>
-        <w:spacing w:before="0" w:after="0" w:line="214" w:lineRule="auto"/>
-      </w:pPr>
-      <w:r>
-        <w:rPr>
-          <w:rFonts w:ascii="Calibri" w:hAnsi="Calibri" w:cs="Calibri"/>
-          <w:b/>
-          <w:bCs/>
-          <w:sz w:val="20"/>
-          <w:szCs w:val="20"/>
-        </w:rPr>
-        <w:t xml:space="preserve">Tools: </w:t>
-      </w:r>
-      <w:r>
-        <w:rPr>
-          <w:rFonts w:ascii="Calibri" w:hAnsi="Calibri" w:cs="Calibri"/>
-          <w:sz w:val="20"/>
-          <w:szCs w:val="20"/>
-        </w:rPr>
-        <w:t xml:space="preserve">Figma, Photoshop, Illustrator, After Effects, Premiere Pro, Maya, Blender, Unreal Engine 5, Unity, Git</w:t>
+        <w:t xml:space="preserve">Engineering: </w:t>
+      </w:r>
+      <w:r>
+        <w:rPr>
+          <w:rFonts w:ascii="Calibri" w:hAnsi="Calibri" w:cs="Calibri"/>
+          <w:sz w:val="20"/>
+          <w:szCs w:val="20"/>
+        </w:rPr>
+        <w:t xml:space="preserve">TypeScript, React, Next.js, React Native (Expo), Node.js, Python, SQL, Git, Docker</w:t>
+      </w:r>
+    </w:p>
+    <w:p>
+      <w:pPr>
+        <w:spacing w:before="0" w:after="0" w:line="214" w:lineRule="auto"/>
+      </w:pPr>
+      <w:r>
+        <w:rPr>
+          <w:rFonts w:ascii="Calibri" w:hAnsi="Calibri" w:cs="Calibri"/>
+          <w:b/>
+          <w:bCs/>
+          <w:sz w:val="20"/>
+          <w:szCs w:val="20"/>
+        </w:rPr>
+        <w:t xml:space="preserve">Tools &amp; AI: </w:t>
+      </w:r>
+      <w:r>
+        <w:rPr>
+          <w:rFonts w:ascii="Calibri" w:hAnsi="Calibri" w:cs="Calibri"/>
+          <w:sz w:val="20"/>
+          <w:szCs w:val="20"/>
+        </w:rPr>
+        <w:t xml:space="preserve">Figma (+ Figma MCP), Photoshop, Illustrator, After Effects, Maya, Blender, PostHog, Claude Code, Codex</w:t>
       </w:r>
     </w:p>
     <w:sectPr>

--- a/apps/resume/dist/Brian_Lee_Resume_Design.docx
+++ b/apps/resume/dist/Brian_Lee_Resume_Design.docx
@@ -261,20 +261,10 @@
       <w:r>
         <w:rPr>
           <w:rFonts w:ascii="Calibri" w:hAnsi="Calibri" w:cs="Calibri"/>
-          <w:b/>
-          <w:bCs/>
-          <w:sz w:val="21"/>
-          <w:szCs w:val="21"/>
-        </w:rPr>
-        <w:t xml:space="preserve">Made a full rebrand cost users nothing to relearn</w:t>
-      </w:r>
-      <w:r>
-        <w:rPr>
-          <w:rFonts w:ascii="Calibri" w:hAnsi="Calibri" w:cs="Calibri"/>
-          <w:sz w:val="21"/>
-          <w:szCs w:val="21"/>
-        </w:rPr>
-        <w:t xml:space="preserve"> — information architecture shipped first, live to </w:t>
+          <w:sz w:val="21"/>
+          <w:szCs w:val="21"/>
+        </w:rPr>
+        <w:t xml:space="preserve">Delivered a full rebrand users did not have to relearn, shipping the information architecture first — live to </w:t>
       </w:r>
       <w:r>
         <w:rPr>
@@ -292,7 +282,7 @@
           <w:sz w:val="21"/>
           <w:szCs w:val="21"/>
         </w:rPr>
-        <w:t xml:space="preserve">, so the layout was familiar before the </w:t>
+        <w:t xml:space="preserve"> — so the layout stayed familiar before the </w:t>
       </w:r>
       <w:r>
         <w:rPr>
@@ -310,7 +300,7 @@
           <w:sz w:val="21"/>
           <w:szCs w:val="21"/>
         </w:rPr>
-        <w:t xml:space="preserve"> visual system flipped on, staged </w:t>
+        <w:t xml:space="preserve"> visual system followed, staged </w:t>
       </w:r>
       <w:r>
         <w:rPr>
@@ -328,7 +318,7 @@
           <w:sz w:val="21"/>
           <w:szCs w:val="21"/>
         </w:rPr>
-        <w:t xml:space="preserve"> behind a kill switch</w:t>
+        <w:t xml:space="preserve"> across real usage cycles</w:t>
       </w:r>
     </w:p>
     <w:p>
@@ -500,76 +490,82 @@
       <w:r>
         <w:rPr>
           <w:rFonts w:ascii="Calibri" w:hAnsi="Calibri" w:cs="Calibri"/>
-          <w:b/>
-          <w:bCs/>
-          <w:sz w:val="21"/>
-          <w:szCs w:val="21"/>
-        </w:rPr>
-        <w:t xml:space="preserve">Kept 50+ live Unity mobile titles shipping</w:t>
-      </w:r>
-      <w:r>
-        <w:rPr>
-          <w:rFonts w:ascii="Calibri" w:hAnsi="Calibri" w:cs="Calibri"/>
-          <w:sz w:val="21"/>
-          <w:szCs w:val="21"/>
-        </w:rPr>
-        <w:t xml:space="preserve"> across a summer of releases, holding UI/UX and gameplay stable</w:t>
-      </w:r>
-    </w:p>
-    <w:p>
-      <w:pPr>
-        <w:numPr>
-          <w:ilvl w:val="0"/>
-          <w:numId w:val="1"/>
-        </w:numPr>
-        <w:spacing w:before="0" w:after="0" w:line="214" w:lineRule="auto"/>
-        <w:ind w:left="360" w:hanging="216"/>
-      </w:pPr>
-      <w:r>
-        <w:rPr>
-          <w:rFonts w:ascii="Calibri" w:hAnsi="Calibri" w:cs="Calibri"/>
-          <w:b/>
-          <w:bCs/>
-          <w:sz w:val="21"/>
-          <w:szCs w:val="21"/>
-        </w:rPr>
-        <w:t xml:space="preserve">Cleared 100+ QA-reported bugs into production</w:t>
-      </w:r>
-      <w:r>
-        <w:rPr>
-          <w:rFonts w:ascii="Calibri" w:hAnsi="Calibri" w:cs="Calibri"/>
-          <w:sz w:val="21"/>
-          <w:szCs w:val="21"/>
-        </w:rPr>
-        <w:t xml:space="preserve">, in Unity prefabs and C# across a portfolio no single engineer owned</w:t>
-      </w:r>
-    </w:p>
-    <w:p>
-      <w:pPr>
-        <w:numPr>
-          <w:ilvl w:val="0"/>
-          <w:numId w:val="1"/>
-        </w:numPr>
-        <w:spacing w:before="0" w:after="0" w:line="214" w:lineRule="auto"/>
-        <w:ind w:left="360" w:hanging="216"/>
-      </w:pPr>
-      <w:r>
-        <w:rPr>
-          <w:rFonts w:ascii="Calibri" w:hAnsi="Calibri" w:cs="Calibri"/>
-          <w:b/>
-          <w:bCs/>
-          <w:sz w:val="21"/>
-          <w:szCs w:val="21"/>
-        </w:rPr>
-        <w:t xml:space="preserve">Kept the portfolio compliant and in the stores</w:t>
-      </w:r>
-      <w:r>
-        <w:rPr>
-          <w:rFonts w:ascii="Calibri" w:hAnsi="Calibri" w:cs="Calibri"/>
-          <w:sz w:val="21"/>
-          <w:szCs w:val="21"/>
-        </w:rPr>
-        <w:t xml:space="preserve"> through a platform requirement change, upgrading SDKs fleet-wide</w:t>
+          <w:sz w:val="21"/>
+          <w:szCs w:val="21"/>
+        </w:rPr>
+        <w:t xml:space="preserve">Maintained a live portfolio of </w:t>
+      </w:r>
+      <w:r>
+        <w:rPr>
+          <w:rFonts w:ascii="Calibri" w:hAnsi="Calibri" w:cs="Calibri"/>
+          <w:b/>
+          <w:bCs/>
+          <w:sz w:val="21"/>
+          <w:szCs w:val="21"/>
+        </w:rPr>
+        <w:t xml:space="preserve">50+ Unity mobile game titles</w:t>
+      </w:r>
+      <w:r>
+        <w:rPr>
+          <w:rFonts w:ascii="Calibri" w:hAnsi="Calibri" w:cs="Calibri"/>
+          <w:sz w:val="21"/>
+          <w:szCs w:val="21"/>
+        </w:rPr>
+        <w:t xml:space="preserve">, improving UI/UX and core gameplay stability across releases</w:t>
+      </w:r>
+    </w:p>
+    <w:p>
+      <w:pPr>
+        <w:numPr>
+          <w:ilvl w:val="0"/>
+          <w:numId w:val="1"/>
+        </w:numPr>
+        <w:spacing w:before="0" w:after="0" w:line="214" w:lineRule="auto"/>
+        <w:ind w:left="360" w:hanging="216"/>
+      </w:pPr>
+      <w:r>
+        <w:rPr>
+          <w:rFonts w:ascii="Calibri" w:hAnsi="Calibri" w:cs="Calibri"/>
+          <w:sz w:val="21"/>
+          <w:szCs w:val="21"/>
+        </w:rPr>
+        <w:t xml:space="preserve">Resolved </w:t>
+      </w:r>
+      <w:r>
+        <w:rPr>
+          <w:rFonts w:ascii="Calibri" w:hAnsi="Calibri" w:cs="Calibri"/>
+          <w:b/>
+          <w:bCs/>
+          <w:sz w:val="21"/>
+          <w:szCs w:val="21"/>
+        </w:rPr>
+        <w:t xml:space="preserve">100+ QA-reported bugs</w:t>
+      </w:r>
+      <w:r>
+        <w:rPr>
+          <w:rFonts w:ascii="Calibri" w:hAnsi="Calibri" w:cs="Calibri"/>
+          <w:sz w:val="21"/>
+          <w:szCs w:val="21"/>
+        </w:rPr>
+        <w:t xml:space="preserve"> by modifying Unity prefabs and C# scripts, shipping fixes in production releases</w:t>
+      </w:r>
+    </w:p>
+    <w:p>
+      <w:pPr>
+        <w:numPr>
+          <w:ilvl w:val="0"/>
+          <w:numId w:val="1"/>
+        </w:numPr>
+        <w:spacing w:before="0" w:after="0" w:line="214" w:lineRule="auto"/>
+        <w:ind w:left="360" w:hanging="216"/>
+      </w:pPr>
+      <w:r>
+        <w:rPr>
+          <w:rFonts w:ascii="Calibri" w:hAnsi="Calibri" w:cs="Calibri"/>
+          <w:sz w:val="21"/>
+          <w:szCs w:val="21"/>
+        </w:rPr>
+        <w:t xml:space="preserve">Upgraded SDKs and platform modules fleet-wide to meet evolving app-store requirements and sustain production availability</w:t>
       </w:r>
     </w:p>
     <w:p>
@@ -621,20 +617,10 @@
       <w:r>
         <w:rPr>
           <w:rFonts w:ascii="Calibri" w:hAnsi="Calibri" w:cs="Calibri"/>
-          <w:b/>
-          <w:bCs/>
-          <w:sz w:val="21"/>
-          <w:szCs w:val="21"/>
-        </w:rPr>
-        <w:t xml:space="preserve">Shipped client-facing 0-to-1 products</w:t>
-      </w:r>
-      <w:r>
-        <w:rPr>
-          <w:rFonts w:ascii="Calibri" w:hAnsi="Calibri" w:cs="Calibri"/>
-          <w:sz w:val="21"/>
-          <w:szCs w:val="21"/>
-        </w:rPr>
-        <w:t xml:space="preserve"> leading a cross-functional team of </w:t>
+          <w:sz w:val="21"/>
+          <w:szCs w:val="21"/>
+        </w:rPr>
+        <w:t xml:space="preserve">Led a cross-functional team of </w:t>
       </w:r>
       <w:r>
         <w:rPr>
@@ -652,63 +638,53 @@
           <w:sz w:val="21"/>
           <w:szCs w:val="21"/>
         </w:rPr>
-        <w:t xml:space="preserve"> designers and developers</w:t>
-      </w:r>
-    </w:p>
-    <w:p>
-      <w:pPr>
-        <w:numPr>
-          <w:ilvl w:val="0"/>
-          <w:numId w:val="1"/>
-        </w:numPr>
-        <w:spacing w:before="0" w:after="0" w:line="214" w:lineRule="auto"/>
-        <w:ind w:left="360" w:hanging="216"/>
-      </w:pPr>
-      <w:r>
-        <w:rPr>
-          <w:rFonts w:ascii="Calibri" w:hAnsi="Calibri" w:cs="Calibri"/>
-          <w:b/>
-          <w:bCs/>
-          <w:sz w:val="21"/>
-          <w:szCs w:val="21"/>
-        </w:rPr>
-        <w:t xml:space="preserve">Made design decisions once instead of per-person</w:t>
-      </w:r>
-      <w:r>
-        <w:rPr>
-          <w:rFonts w:ascii="Calibri" w:hAnsi="Calibri" w:cs="Calibri"/>
-          <w:sz w:val="21"/>
-          <w:szCs w:val="21"/>
-        </w:rPr>
-        <w:t xml:space="preserve">, defining the end-to-end flows and reusable interface systems the team built inside</w:t>
-      </w:r>
-    </w:p>
-    <w:p>
-      <w:pPr>
-        <w:numPr>
-          <w:ilvl w:val="0"/>
-          <w:numId w:val="1"/>
-        </w:numPr>
-        <w:spacing w:before="0" w:after="0" w:line="214" w:lineRule="auto"/>
-        <w:ind w:left="360" w:hanging="216"/>
-      </w:pPr>
-      <w:r>
-        <w:rPr>
-          <w:rFonts w:ascii="Calibri" w:hAnsi="Calibri" w:cs="Calibri"/>
-          <w:b/>
-          <w:bCs/>
-          <w:sz w:val="21"/>
-          <w:szCs w:val="21"/>
-        </w:rPr>
-        <w:t xml:space="preserve">Delivered on every semester-long client cycle</w:t>
-      </w:r>
-      <w:r>
-        <w:rPr>
-          <w:rFonts w:ascii="Calibri" w:hAnsi="Calibri" w:cs="Calibri"/>
-          <w:sz w:val="21"/>
-          <w:szCs w:val="21"/>
-        </w:rPr>
-        <w:t xml:space="preserve">, brief to user-tested release</w:t>
+        <w:t xml:space="preserve"> designers and developers to ship client-facing </w:t>
+      </w:r>
+      <w:r>
+        <w:rPr>
+          <w:rFonts w:ascii="Calibri" w:hAnsi="Calibri" w:cs="Calibri"/>
+          <w:b/>
+          <w:bCs/>
+          <w:sz w:val="21"/>
+          <w:szCs w:val="21"/>
+        </w:rPr>
+        <w:t xml:space="preserve">0-to-1 products</w:t>
+      </w:r>
+    </w:p>
+    <w:p>
+      <w:pPr>
+        <w:numPr>
+          <w:ilvl w:val="0"/>
+          <w:numId w:val="1"/>
+        </w:numPr>
+        <w:spacing w:before="0" w:after="0" w:line="214" w:lineRule="auto"/>
+        <w:ind w:left="360" w:hanging="216"/>
+      </w:pPr>
+      <w:r>
+        <w:rPr>
+          <w:rFonts w:ascii="Calibri" w:hAnsi="Calibri" w:cs="Calibri"/>
+          <w:sz w:val="21"/>
+          <w:szCs w:val="21"/>
+        </w:rPr>
+        <w:t xml:space="preserve">Defined end-to-end user flows, interaction patterns, and reusable interface systems across multiple deliverables</w:t>
+      </w:r>
+    </w:p>
+    <w:p>
+      <w:pPr>
+        <w:numPr>
+          <w:ilvl w:val="0"/>
+          <w:numId w:val="1"/>
+        </w:numPr>
+        <w:spacing w:before="0" w:after="0" w:line="214" w:lineRule="auto"/>
+        <w:ind w:left="360" w:hanging="216"/>
+      </w:pPr>
+      <w:r>
+        <w:rPr>
+          <w:rFonts w:ascii="Calibri" w:hAnsi="Calibri" w:cs="Calibri"/>
+          <w:sz w:val="21"/>
+          <w:szCs w:val="21"/>
+        </w:rPr>
+        <w:t xml:space="preserve">Shipped polished, user-centered features across semester-long client project cycles</w:t>
       </w:r>
     </w:p>
     <w:p>
@@ -760,48 +736,28 @@
       <w:r>
         <w:rPr>
           <w:rFonts w:ascii="Calibri" w:hAnsi="Calibri" w:cs="Calibri"/>
-          <w:b/>
-          <w:bCs/>
-          <w:sz w:val="21"/>
-          <w:szCs w:val="21"/>
-        </w:rPr>
-        <w:t xml:space="preserve">Held coordination together across government and defense organizations</w:t>
-      </w:r>
-      <w:r>
-        <w:rPr>
-          <w:rFonts w:ascii="Calibri" w:hAnsi="Calibri" w:cs="Calibri"/>
-          <w:sz w:val="21"/>
-          <w:szCs w:val="21"/>
-        </w:rPr>
-        <w:t xml:space="preserve"> as real-time English–Korean interpreter in high-security, multi-agency settings</w:t>
-      </w:r>
-    </w:p>
-    <w:p>
-      <w:pPr>
-        <w:numPr>
-          <w:ilvl w:val="0"/>
-          <w:numId w:val="1"/>
-        </w:numPr>
-        <w:spacing w:before="0" w:after="0" w:line="214" w:lineRule="auto"/>
-        <w:ind w:left="360" w:hanging="216"/>
-      </w:pPr>
-      <w:r>
-        <w:rPr>
-          <w:rFonts w:ascii="Calibri" w:hAnsi="Calibri" w:cs="Calibri"/>
-          <w:b/>
-          <w:bCs/>
-          <w:sz w:val="21"/>
-          <w:szCs w:val="21"/>
-        </w:rPr>
-        <w:t xml:space="preserve">Carried exact meaning where an approximation would have changed what a partner believed it agreed to</w:t>
-      </w:r>
-      <w:r>
-        <w:rPr>
-          <w:rFonts w:ascii="Calibri" w:hAnsi="Calibri" w:cs="Calibri"/>
-          <w:sz w:val="21"/>
-          <w:szCs w:val="21"/>
-        </w:rPr>
-        <w:t xml:space="preserve">, live and in sensitive briefings</w:t>
+          <w:sz w:val="21"/>
+          <w:szCs w:val="21"/>
+        </w:rPr>
+        <w:t xml:space="preserve">Provided real-time English–Korean interpretation in high-security, multi-agency environments for international stakeholders</w:t>
+      </w:r>
+    </w:p>
+    <w:p>
+      <w:pPr>
+        <w:numPr>
+          <w:ilvl w:val="0"/>
+          <w:numId w:val="1"/>
+        </w:numPr>
+        <w:spacing w:before="0" w:after="0" w:line="214" w:lineRule="auto"/>
+        <w:ind w:left="360" w:hanging="216"/>
+      </w:pPr>
+      <w:r>
+        <w:rPr>
+          <w:rFonts w:ascii="Calibri" w:hAnsi="Calibri" w:cs="Calibri"/>
+          <w:sz w:val="21"/>
+          <w:szCs w:val="21"/>
+        </w:rPr>
+        <w:t xml:space="preserve">Translated sensitive documents and briefings with precision, enabling coordination across government and defense teams</w:t>
       </w:r>
     </w:p>
     <w:p>
@@ -853,66 +809,82 @@
       <w:r>
         <w:rPr>
           <w:rFonts w:ascii="Calibri" w:hAnsi="Calibri" w:cs="Calibri"/>
-          <w:b/>
-          <w:bCs/>
-          <w:sz w:val="21"/>
-          <w:szCs w:val="21"/>
-        </w:rPr>
-        <w:t xml:space="preserve">Made semiconductor data from 20+ client companies queryable</w:t>
-      </w:r>
-      <w:r>
-        <w:rPr>
-          <w:rFonts w:ascii="Calibri" w:hAnsi="Calibri" w:cs="Calibri"/>
-          <w:sz w:val="21"/>
-          <w:szCs w:val="21"/>
-        </w:rPr>
-        <w:t xml:space="preserve"> — including Samsung, SK and LG — by designing a SQL database prototype managing </w:t>
-      </w:r>
-      <w:r>
-        <w:rPr>
-          <w:rFonts w:ascii="Calibri" w:hAnsi="Calibri" w:cs="Calibri"/>
-          <w:b/>
-          <w:bCs/>
-          <w:sz w:val="21"/>
-          <w:szCs w:val="21"/>
-        </w:rPr>
-        <w:t xml:space="preserve">1M+ entities</w:t>
-      </w:r>
-      <w:r>
-        <w:rPr>
-          <w:rFonts w:ascii="Calibri" w:hAnsi="Calibri" w:cs="Calibri"/>
-          <w:sz w:val="21"/>
-          <w:szCs w:val="21"/>
-        </w:rPr>
-        <w:t xml:space="preserve"> in Oracle and SQLite</w:t>
-      </w:r>
-    </w:p>
-    <w:p>
-      <w:pPr>
-        <w:numPr>
-          <w:ilvl w:val="0"/>
-          <w:numId w:val="1"/>
-        </w:numPr>
-        <w:spacing w:before="0" w:after="0" w:line="214" w:lineRule="auto"/>
-        <w:ind w:left="360" w:hanging="216"/>
-      </w:pPr>
-      <w:r>
-        <w:rPr>
-          <w:rFonts w:ascii="Calibri" w:hAnsi="Calibri" w:cs="Calibri"/>
-          <w:b/>
-          <w:bCs/>
-          <w:sz w:val="21"/>
-          <w:szCs w:val="21"/>
-        </w:rPr>
-        <w:t xml:space="preserve">Cut retrieval time across large-scale datasets</w:t>
-      </w:r>
-      <w:r>
-        <w:rPr>
-          <w:rFonts w:ascii="Calibri" w:hAnsi="Calibri" w:cs="Calibri"/>
-          <w:sz w:val="21"/>
-          <w:szCs w:val="21"/>
-        </w:rPr>
-        <w:t xml:space="preserve"> by restructuring and optimizing the queries the team relied on</w:t>
+          <w:sz w:val="21"/>
+          <w:szCs w:val="21"/>
+        </w:rPr>
+        <w:t xml:space="preserve">Designed and implemented a SQL database prototype managing </w:t>
+      </w:r>
+      <w:r>
+        <w:rPr>
+          <w:rFonts w:ascii="Calibri" w:hAnsi="Calibri" w:cs="Calibri"/>
+          <w:b/>
+          <w:bCs/>
+          <w:sz w:val="21"/>
+          <w:szCs w:val="21"/>
+        </w:rPr>
+        <w:t xml:space="preserve">1M+ data entities</w:t>
+      </w:r>
+      <w:r>
+        <w:rPr>
+          <w:rFonts w:ascii="Calibri" w:hAnsi="Calibri" w:cs="Calibri"/>
+          <w:sz w:val="21"/>
+          <w:szCs w:val="21"/>
+        </w:rPr>
+        <w:t xml:space="preserve"> using Oracle and SQLite</w:t>
+      </w:r>
+    </w:p>
+    <w:p>
+      <w:pPr>
+        <w:numPr>
+          <w:ilvl w:val="0"/>
+          <w:numId w:val="1"/>
+        </w:numPr>
+        <w:spacing w:before="0" w:after="0" w:line="214" w:lineRule="auto"/>
+        <w:ind w:left="360" w:hanging="216"/>
+      </w:pPr>
+      <w:r>
+        <w:rPr>
+          <w:rFonts w:ascii="Calibri" w:hAnsi="Calibri" w:cs="Calibri"/>
+          <w:sz w:val="21"/>
+          <w:szCs w:val="21"/>
+        </w:rPr>
+        <w:t xml:space="preserve">Processed and organized semiconductor datasets from </w:t>
+      </w:r>
+      <w:r>
+        <w:rPr>
+          <w:rFonts w:ascii="Calibri" w:hAnsi="Calibri" w:cs="Calibri"/>
+          <w:b/>
+          <w:bCs/>
+          <w:sz w:val="21"/>
+          <w:szCs w:val="21"/>
+        </w:rPr>
+        <w:t xml:space="preserve">20+ client companies</w:t>
+      </w:r>
+      <w:r>
+        <w:rPr>
+          <w:rFonts w:ascii="Calibri" w:hAnsi="Calibri" w:cs="Calibri"/>
+          <w:sz w:val="21"/>
+          <w:szCs w:val="21"/>
+        </w:rPr>
+        <w:t xml:space="preserve">, including Samsung, SK, and LG</w:t>
+      </w:r>
+    </w:p>
+    <w:p>
+      <w:pPr>
+        <w:numPr>
+          <w:ilvl w:val="0"/>
+          <w:numId w:val="1"/>
+        </w:numPr>
+        <w:spacing w:before="0" w:after="0" w:line="214" w:lineRule="auto"/>
+        <w:ind w:left="360" w:hanging="216"/>
+      </w:pPr>
+      <w:r>
+        <w:rPr>
+          <w:rFonts w:ascii="Calibri" w:hAnsi="Calibri" w:cs="Calibri"/>
+          <w:sz w:val="21"/>
+          <w:szCs w:val="21"/>
+        </w:rPr>
+        <w:t xml:space="preserve">Wrote and optimized SQL queries to improve retrieval and management efficiency across large-scale datasets</w:t>
       </w:r>
     </w:p>
     <w:p>
@@ -950,7 +922,7 @@
           <w:sz w:val="21"/>
           <w:szCs w:val="21"/>
         </w:rPr>
-        <w:t xml:space="preserve">Path@Penn Redesign</w:t>
+        <w:t xml:space="preserve">Wikipedia Mobile Redesign</w:t>
       </w:r>
       <w:r>
         <w:rPr>
@@ -979,81 +951,81 @@
           <w:szCs w:val="21"/>
         </w:rPr>
         <w:tab/>
-        <w:t xml:space="preserve">Feb 2026 – Mar 2026</w:t>
-      </w:r>
-    </w:p>
-    <w:p>
-      <w:pPr>
-        <w:numPr>
-          <w:ilvl w:val="0"/>
-          <w:numId w:val="1"/>
-        </w:numPr>
-        <w:spacing w:before="0" w:after="0" w:line="214" w:lineRule="auto"/>
-        <w:ind w:left="360" w:hanging="216"/>
-      </w:pPr>
-      <w:r>
-        <w:rPr>
-          <w:rFonts w:ascii="Calibri" w:hAnsi="Calibri" w:cs="Calibri"/>
-          <w:b/>
-          <w:bCs/>
-          <w:sz w:val="21"/>
-          <w:szCs w:val="21"/>
-        </w:rPr>
-        <w:t xml:space="preserve">Made course registration something students plan in rather than fight</w:t>
-      </w:r>
-      <w:r>
-        <w:rPr>
-          <w:rFonts w:ascii="Calibri" w:hAnsi="Calibri" w:cs="Calibri"/>
-          <w:sz w:val="21"/>
-          <w:szCs w:val="21"/>
-        </w:rPr>
-        <w:t xml:space="preserve"> — Penn's portal across </w:t>
-      </w:r>
-      <w:r>
-        <w:rPr>
-          <w:rFonts w:ascii="Calibri" w:hAnsi="Calibri" w:cs="Calibri"/>
-          <w:b/>
-          <w:bCs/>
-          <w:sz w:val="21"/>
-          <w:szCs w:val="21"/>
-        </w:rPr>
-        <w:t xml:space="preserve">4 connected surfaces</w:t>
-      </w:r>
-      <w:r>
-        <w:rPr>
-          <w:rFonts w:ascii="Calibri" w:hAnsi="Calibri" w:cs="Calibri"/>
-          <w:sz w:val="21"/>
-          <w:szCs w:val="21"/>
-        </w:rPr>
-        <w:t xml:space="preserve">, against visual overload and fragmented workflows</w:t>
-      </w:r>
-    </w:p>
-    <w:p>
-      <w:pPr>
-        <w:numPr>
-          <w:ilvl w:val="0"/>
-          <w:numId w:val="1"/>
-        </w:numPr>
-        <w:spacing w:before="0" w:after="0" w:line="214" w:lineRule="auto"/>
-        <w:ind w:left="360" w:hanging="216"/>
-      </w:pPr>
-      <w:r>
-        <w:rPr>
-          <w:rFonts w:ascii="Calibri" w:hAnsi="Calibri" w:cs="Calibri"/>
-          <w:b/>
-          <w:bCs/>
-          <w:sz w:val="21"/>
-          <w:szCs w:val="21"/>
-        </w:rPr>
-        <w:t xml:space="preserve">Grounded every change in observed behaviour</w:t>
-      </w:r>
-      <w:r>
-        <w:rPr>
-          <w:rFonts w:ascii="Calibri" w:hAnsi="Calibri" w:cs="Calibri"/>
-          <w:sz w:val="21"/>
-          <w:szCs w:val="21"/>
-        </w:rPr>
-        <w:t xml:space="preserve"> — walkthroughs, interviews and a heuristic audit, then a usability-tested hi-fi prototype</w:t>
+        <w:t xml:space="preserve">Apr 2026</w:t>
+      </w:r>
+    </w:p>
+    <w:p>
+      <w:pPr>
+        <w:numPr>
+          <w:ilvl w:val="0"/>
+          <w:numId w:val="1"/>
+        </w:numPr>
+        <w:spacing w:before="0" w:after="0" w:line="214" w:lineRule="auto"/>
+        <w:ind w:left="360" w:hanging="216"/>
+      </w:pPr>
+      <w:r>
+        <w:rPr>
+          <w:rFonts w:ascii="Calibri" w:hAnsi="Calibri" w:cs="Calibri"/>
+          <w:b/>
+          <w:bCs/>
+          <w:sz w:val="21"/>
+          <w:szCs w:val="21"/>
+        </w:rPr>
+        <w:t xml:space="preserve">Redesigned Wikipedia mobile around how people actually read it</w:t>
+      </w:r>
+      <w:r>
+        <w:rPr>
+          <w:rFonts w:ascii="Calibri" w:hAnsi="Calibri" w:cs="Calibri"/>
+          <w:sz w:val="21"/>
+          <w:szCs w:val="21"/>
+        </w:rPr>
+        <w:t xml:space="preserve"> — 5 sections built on </w:t>
+      </w:r>
+      <w:r>
+        <w:rPr>
+          <w:rFonts w:ascii="Calibri" w:hAnsi="Calibri" w:cs="Calibri"/>
+          <w:b/>
+          <w:bCs/>
+          <w:sz w:val="21"/>
+          <w:szCs w:val="21"/>
+        </w:rPr>
+        <w:t xml:space="preserve">3 reader personas</w:t>
+      </w:r>
+      <w:r>
+        <w:rPr>
+          <w:rFonts w:ascii="Calibri" w:hAnsi="Calibri" w:cs="Calibri"/>
+          <w:sz w:val="21"/>
+          <w:szCs w:val="21"/>
+        </w:rPr>
+        <w:t xml:space="preserve"> from structured interviews and a survey</w:t>
+      </w:r>
+    </w:p>
+    <w:p>
+      <w:pPr>
+        <w:numPr>
+          <w:ilvl w:val="0"/>
+          <w:numId w:val="1"/>
+        </w:numPr>
+        <w:spacing w:before="0" w:after="0" w:line="214" w:lineRule="auto"/>
+        <w:ind w:left="360" w:hanging="216"/>
+      </w:pPr>
+      <w:r>
+        <w:rPr>
+          <w:rFonts w:ascii="Calibri" w:hAnsi="Calibri" w:cs="Calibri"/>
+          <w:b/>
+          <w:bCs/>
+          <w:sz w:val="21"/>
+          <w:szCs w:val="21"/>
+        </w:rPr>
+        <w:t xml:space="preserve">Let testing overrule my instincts</w:t>
+      </w:r>
+      <w:r>
+        <w:rPr>
+          <w:rFonts w:ascii="Calibri" w:hAnsi="Calibri" w:cs="Calibri"/>
+          <w:sz w:val="21"/>
+          <w:szCs w:val="21"/>
+        </w:rPr>
+        <w:t xml:space="preserve"> — previews, search snippets and clearer AI framing all came from sessions with 4 participants, not the original design</w:t>
       </w:r>
     </w:p>
     <w:p>
@@ -1071,7 +1043,7 @@
           <w:sz w:val="21"/>
           <w:szCs w:val="21"/>
         </w:rPr>
-        <w:t xml:space="preserve">Penn Spark Website Redesign</w:t>
+        <w:t xml:space="preserve">Path@Penn Redesign</w:t>
       </w:r>
       <w:r>
         <w:rPr>
@@ -1089,7 +1061,7 @@
           <w:sz w:val="21"/>
           <w:szCs w:val="21"/>
         </w:rPr>
-        <w:t xml:space="preserve">Figma, Next.js, React</w:t>
+        <w:t xml:space="preserve">Figma</w:t>
       </w:r>
       <w:r>
         <w:rPr>
@@ -1100,53 +1072,81 @@
           <w:szCs w:val="21"/>
         </w:rPr>
         <w:tab/>
-        <w:t xml:space="preserve">Sept 2025 – Dec 2025</w:t>
-      </w:r>
-    </w:p>
-    <w:p>
-      <w:pPr>
-        <w:numPr>
-          <w:ilvl w:val="0"/>
-          <w:numId w:val="1"/>
-        </w:numPr>
-        <w:spacing w:before="0" w:after="0" w:line="214" w:lineRule="auto"/>
-        <w:ind w:left="360" w:hanging="216"/>
-      </w:pPr>
-      <w:r>
-        <w:rPr>
-          <w:rFonts w:ascii="Calibri" w:hAnsi="Calibri" w:cs="Calibri"/>
-          <w:b/>
-          <w:bCs/>
-          <w:sz w:val="21"/>
-          <w:szCs w:val="21"/>
-        </w:rPr>
-        <w:t xml:space="preserve">Put the club's public site live at pennspark.org</w:t>
-      </w:r>
-      <w:r>
-        <w:rPr>
-          <w:rFonts w:ascii="Calibri" w:hAnsi="Calibri" w:cs="Calibri"/>
-          <w:sz w:val="21"/>
-          <w:szCs w:val="21"/>
-        </w:rPr>
-        <w:t xml:space="preserve"> — rebuilt from an ageing Gatsby stack to Next.js + React with a content system the team updates without an engineer, leading design across </w:t>
-      </w:r>
-      <w:r>
-        <w:rPr>
-          <w:rFonts w:ascii="Calibri" w:hAnsi="Calibri" w:cs="Calibri"/>
-          <w:b/>
-          <w:bCs/>
-          <w:sz w:val="21"/>
-          <w:szCs w:val="21"/>
-        </w:rPr>
-        <w:t xml:space="preserve">10+</w:t>
-      </w:r>
-      <w:r>
-        <w:rPr>
-          <w:rFonts w:ascii="Calibri" w:hAnsi="Calibri" w:cs="Calibri"/>
-          <w:sz w:val="21"/>
-          <w:szCs w:val="21"/>
-        </w:rPr>
-        <w:t xml:space="preserve"> designers and developers</w:t>
+        <w:t xml:space="preserve">Feb 2026 – Mar 2026</w:t>
+      </w:r>
+    </w:p>
+    <w:p>
+      <w:pPr>
+        <w:numPr>
+          <w:ilvl w:val="0"/>
+          <w:numId w:val="1"/>
+        </w:numPr>
+        <w:spacing w:before="0" w:after="0" w:line="214" w:lineRule="auto"/>
+        <w:ind w:left="360" w:hanging="216"/>
+      </w:pPr>
+      <w:r>
+        <w:rPr>
+          <w:rFonts w:ascii="Calibri" w:hAnsi="Calibri" w:cs="Calibri"/>
+          <w:b/>
+          <w:bCs/>
+          <w:sz w:val="21"/>
+          <w:szCs w:val="21"/>
+        </w:rPr>
+        <w:t xml:space="preserve">Made course registration something students plan in rather than fight</w:t>
+      </w:r>
+      <w:r>
+        <w:rPr>
+          <w:rFonts w:ascii="Calibri" w:hAnsi="Calibri" w:cs="Calibri"/>
+          <w:sz w:val="21"/>
+          <w:szCs w:val="21"/>
+        </w:rPr>
+        <w:t xml:space="preserve"> — Penn's portal across </w:t>
+      </w:r>
+      <w:r>
+        <w:rPr>
+          <w:rFonts w:ascii="Calibri" w:hAnsi="Calibri" w:cs="Calibri"/>
+          <w:b/>
+          <w:bCs/>
+          <w:sz w:val="21"/>
+          <w:szCs w:val="21"/>
+        </w:rPr>
+        <w:t xml:space="preserve">4 connected surfaces</w:t>
+      </w:r>
+      <w:r>
+        <w:rPr>
+          <w:rFonts w:ascii="Calibri" w:hAnsi="Calibri" w:cs="Calibri"/>
+          <w:sz w:val="21"/>
+          <w:szCs w:val="21"/>
+        </w:rPr>
+        <w:t xml:space="preserve">, against visual overload and fragmented workflows</w:t>
+      </w:r>
+    </w:p>
+    <w:p>
+      <w:pPr>
+        <w:numPr>
+          <w:ilvl w:val="0"/>
+          <w:numId w:val="1"/>
+        </w:numPr>
+        <w:spacing w:before="0" w:after="0" w:line="214" w:lineRule="auto"/>
+        <w:ind w:left="360" w:hanging="216"/>
+      </w:pPr>
+      <w:r>
+        <w:rPr>
+          <w:rFonts w:ascii="Calibri" w:hAnsi="Calibri" w:cs="Calibri"/>
+          <w:b/>
+          <w:bCs/>
+          <w:sz w:val="21"/>
+          <w:szCs w:val="21"/>
+        </w:rPr>
+        <w:t xml:space="preserve">Grounded every change in observed behaviour</w:t>
+      </w:r>
+      <w:r>
+        <w:rPr>
+          <w:rFonts w:ascii="Calibri" w:hAnsi="Calibri" w:cs="Calibri"/>
+          <w:sz w:val="21"/>
+          <w:szCs w:val="21"/>
+        </w:rPr>
+        <w:t xml:space="preserve"> — walkthroughs, interviews and a heuristic audit, then a usability-tested hi-fi prototype</w:t>
       </w:r>
     </w:p>
     <w:p>
@@ -1164,7 +1164,7 @@
           <w:sz w:val="21"/>
           <w:szCs w:val="21"/>
         </w:rPr>
-        <w:t xml:space="preserve">Wikipedia Mobile Redesign</w:t>
+        <w:t xml:space="preserve">Penn Spark Website Redesign</w:t>
       </w:r>
       <w:r>
         <w:rPr>
@@ -1182,7 +1182,7 @@
           <w:sz w:val="21"/>
           <w:szCs w:val="21"/>
         </w:rPr>
-        <w:t xml:space="preserve">Figma</w:t>
+        <w:t xml:space="preserve">Figma, Next.js, React</w:t>
       </w:r>
       <w:r>
         <w:rPr>
@@ -1193,81 +1193,53 @@
           <w:szCs w:val="21"/>
         </w:rPr>
         <w:tab/>
-        <w:t xml:space="preserve">Apr 2026</w:t>
-      </w:r>
-    </w:p>
-    <w:p>
-      <w:pPr>
-        <w:numPr>
-          <w:ilvl w:val="0"/>
-          <w:numId w:val="1"/>
-        </w:numPr>
-        <w:spacing w:before="0" w:after="0" w:line="214" w:lineRule="auto"/>
-        <w:ind w:left="360" w:hanging="216"/>
-      </w:pPr>
-      <w:r>
-        <w:rPr>
-          <w:rFonts w:ascii="Calibri" w:hAnsi="Calibri" w:cs="Calibri"/>
-          <w:b/>
-          <w:bCs/>
-          <w:sz w:val="21"/>
-          <w:szCs w:val="21"/>
-        </w:rPr>
-        <w:t xml:space="preserve">Redesigned Wikipedia mobile around how people actually read it</w:t>
-      </w:r>
-      <w:r>
-        <w:rPr>
-          <w:rFonts w:ascii="Calibri" w:hAnsi="Calibri" w:cs="Calibri"/>
-          <w:sz w:val="21"/>
-          <w:szCs w:val="21"/>
-        </w:rPr>
-        <w:t xml:space="preserve"> — 5 sections built on </w:t>
-      </w:r>
-      <w:r>
-        <w:rPr>
-          <w:rFonts w:ascii="Calibri" w:hAnsi="Calibri" w:cs="Calibri"/>
-          <w:b/>
-          <w:bCs/>
-          <w:sz w:val="21"/>
-          <w:szCs w:val="21"/>
-        </w:rPr>
-        <w:t xml:space="preserve">3 reader personas</w:t>
-      </w:r>
-      <w:r>
-        <w:rPr>
-          <w:rFonts w:ascii="Calibri" w:hAnsi="Calibri" w:cs="Calibri"/>
-          <w:sz w:val="21"/>
-          <w:szCs w:val="21"/>
-        </w:rPr>
-        <w:t xml:space="preserve"> from structured interviews and a survey</w:t>
-      </w:r>
-    </w:p>
-    <w:p>
-      <w:pPr>
-        <w:numPr>
-          <w:ilvl w:val="0"/>
-          <w:numId w:val="1"/>
-        </w:numPr>
-        <w:spacing w:before="0" w:after="0" w:line="214" w:lineRule="auto"/>
-        <w:ind w:left="360" w:hanging="216"/>
-      </w:pPr>
-      <w:r>
-        <w:rPr>
-          <w:rFonts w:ascii="Calibri" w:hAnsi="Calibri" w:cs="Calibri"/>
-          <w:b/>
-          <w:bCs/>
-          <w:sz w:val="21"/>
-          <w:szCs w:val="21"/>
-        </w:rPr>
-        <w:t xml:space="preserve">Let testing overrule my instincts</w:t>
-      </w:r>
-      <w:r>
-        <w:rPr>
-          <w:rFonts w:ascii="Calibri" w:hAnsi="Calibri" w:cs="Calibri"/>
-          <w:sz w:val="21"/>
-          <w:szCs w:val="21"/>
-        </w:rPr>
-        <w:t xml:space="preserve"> — previews, search snippets and clearer AI framing all came from sessions with 4 participants, not the original design</w:t>
+        <w:t xml:space="preserve">Sept 2025 – Dec 2025</w:t>
+      </w:r>
+    </w:p>
+    <w:p>
+      <w:pPr>
+        <w:numPr>
+          <w:ilvl w:val="0"/>
+          <w:numId w:val="1"/>
+        </w:numPr>
+        <w:spacing w:before="0" w:after="0" w:line="214" w:lineRule="auto"/>
+        <w:ind w:left="360" w:hanging="216"/>
+      </w:pPr>
+      <w:r>
+        <w:rPr>
+          <w:rFonts w:ascii="Calibri" w:hAnsi="Calibri" w:cs="Calibri"/>
+          <w:b/>
+          <w:bCs/>
+          <w:sz w:val="21"/>
+          <w:szCs w:val="21"/>
+        </w:rPr>
+        <w:t xml:space="preserve">Put the club's public site live at pennspark.org</w:t>
+      </w:r>
+      <w:r>
+        <w:rPr>
+          <w:rFonts w:ascii="Calibri" w:hAnsi="Calibri" w:cs="Calibri"/>
+          <w:sz w:val="21"/>
+          <w:szCs w:val="21"/>
+        </w:rPr>
+        <w:t xml:space="preserve"> — rebuilt from an ageing Gatsby stack to Next.js + React with a content system the team updates without an engineer, leading design across </w:t>
+      </w:r>
+      <w:r>
+        <w:rPr>
+          <w:rFonts w:ascii="Calibri" w:hAnsi="Calibri" w:cs="Calibri"/>
+          <w:b/>
+          <w:bCs/>
+          <w:sz w:val="21"/>
+          <w:szCs w:val="21"/>
+        </w:rPr>
+        <w:t xml:space="preserve">10+</w:t>
+      </w:r>
+      <w:r>
+        <w:rPr>
+          <w:rFonts w:ascii="Calibri" w:hAnsi="Calibri" w:cs="Calibri"/>
+          <w:sz w:val="21"/>
+          <w:szCs w:val="21"/>
+        </w:rPr>
+        <w:t xml:space="preserve"> designers and developers</w:t>
       </w:r>
     </w:p>
     <w:p>
@@ -1356,7 +1328,30 @@
           <w:sz w:val="20"/>
           <w:szCs w:val="20"/>
         </w:rPr>
-        <w:t xml:space="preserve">Figma (+ Figma MCP), Photoshop, Illustrator, After Effects, Maya, Blender, PostHog, Claude Code, Codex</w:t>
+        <w:t xml:space="preserve">Figma (+ Figma MCP), Photoshop, Illustrator, After Effects, Premiere Pro, Maya, Blender, PostHog, Claude Code, Codex, MCP</w:t>
+      </w:r>
+    </w:p>
+    <w:p>
+      <w:pPr>
+        <w:spacing w:before="0" w:after="0" w:line="214" w:lineRule="auto"/>
+      </w:pPr>
+      <w:r>
+        <w:rPr>
+          <w:rFonts w:ascii="Calibri" w:hAnsi="Calibri" w:cs="Calibri"/>
+          <w:b/>
+          <w:bCs/>
+          <w:sz w:val="20"/>
+          <w:szCs w:val="20"/>
+        </w:rPr>
+        <w:t xml:space="preserve">Practices: </w:t>
+      </w:r>
+      <w:r>
+        <w:rPr>
+          <w:rFonts w:ascii="Calibri" w:hAnsi="Calibri" w:cs="Calibri"/>
+          <w:sz w:val="20"/>
+          <w:szCs w:val="20"/>
+        </w:rPr>
+        <w:t xml:space="preserve">Design systems &amp; tokens, feature-flagged rollout, usability testing, design-to-code handoff, cross-functional leadership</w:t>
       </w:r>
     </w:p>
     <w:sectPr>

--- a/apps/resume/dist/Brian_Lee_Resume_Design.docx
+++ b/apps/resume/dist/Brian_Lee_Resume_Design.docx
@@ -438,7 +438,7 @@
           <w:sz w:val="21"/>
           <w:szCs w:val="21"/>
         </w:rPr>
-        <w:t xml:space="preserve"> in trial data nobody had segmented that way</w:t>
+        <w:t xml:space="preserve"> in trial data nobody had segmented that way, which redirected where the team looked next</w:t>
       </w:r>
     </w:p>
     <w:p>
@@ -565,7 +565,7 @@
           <w:sz w:val="21"/>
           <w:szCs w:val="21"/>
         </w:rPr>
-        <w:t xml:space="preserve">Upgraded SDKs and platform modules fleet-wide to meet evolving app-store requirements and sustain production availability</w:t>
+        <w:t xml:space="preserve">Upgraded SDKs and platform modules fleet-wide to meet app-store requirements and sustain availability</w:t>
       </w:r>
     </w:p>
     <w:p>
@@ -979,7 +979,7 @@
           <w:sz w:val="21"/>
           <w:szCs w:val="21"/>
         </w:rPr>
-        <w:t xml:space="preserve"> — 5 sections built on </w:t>
+        <w:t xml:space="preserve"> — 5 sections (Home, Article, Search, Language, AI Chat) on </w:t>
       </w:r>
       <w:r>
         <w:rPr>
@@ -997,7 +997,7 @@
           <w:sz w:val="21"/>
           <w:szCs w:val="21"/>
         </w:rPr>
-        <w:t xml:space="preserve"> from structured interviews and a survey</w:t>
+        <w:t xml:space="preserve"> from interviews and a survey</w:t>
       </w:r>
     </w:p>
     <w:p>
@@ -1146,7 +1146,7 @@
           <w:sz w:val="21"/>
           <w:szCs w:val="21"/>
         </w:rPr>
-        <w:t xml:space="preserve"> — walkthroughs, interviews and a heuristic audit, then a usability-tested hi-fi prototype</w:t>
+        <w:t xml:space="preserve"> — observational walkthroughs, student interviews and a heuristic audit, then a usability-tested hi-fi Figma prototype</w:t>
       </w:r>
     </w:p>
     <w:p>
@@ -1282,7 +1282,7 @@
           <w:sz w:val="20"/>
           <w:szCs w:val="20"/>
         </w:rPr>
-        <w:t xml:space="preserve">Product Design, UX/UI, Interaction Design, User Research, Usability Testing, Rapid Prototyping, Information Architecture, Design Systems</w:t>
+        <w:t xml:space="preserve">Product Design, UX/UI, Interaction Design, User Research, Usability Testing, Rapid Prototyping, Information Architecture, Design Systems, Accessibility</w:t>
       </w:r>
     </w:p>
     <w:p>

--- a/apps/resume/dist/Brian_Lee_Resume_Design.docx
+++ b/apps/resume/dist/Brian_Lee_Resume_Design.docx
@@ -1221,7 +1221,35 @@
           <w:sz w:val="21"/>
           <w:szCs w:val="21"/>
         </w:rPr>
-        <w:t xml:space="preserve"> — rebuilt from an ageing Gatsby stack to Next.js + React with a content system the team updates without an engineer, leading design across </w:t>
+        <w:t xml:space="preserve">, rebuilt from an ageing Gatsby stack to Next.js + React with a content system the team updates without an engineer</w:t>
+      </w:r>
+    </w:p>
+    <w:p>
+      <w:pPr>
+        <w:numPr>
+          <w:ilvl w:val="0"/>
+          <w:numId w:val="1"/>
+        </w:numPr>
+        <w:spacing w:before="0" w:after="0" w:line="214" w:lineRule="auto"/>
+        <w:ind w:left="360" w:hanging="216"/>
+      </w:pPr>
+      <w:r>
+        <w:rPr>
+          <w:rFonts w:ascii="Calibri" w:hAnsi="Calibri" w:cs="Calibri"/>
+          <w:b/>
+          <w:bCs/>
+          <w:sz w:val="21"/>
+          <w:szCs w:val="21"/>
+        </w:rPr>
+        <w:t xml:space="preserve">Made it findable</w:t>
+      </w:r>
+      <w:r>
+        <w:rPr>
+          <w:rFonts w:ascii="Calibri" w:hAnsi="Calibri" w:cs="Calibri"/>
+          <w:sz w:val="21"/>
+          <w:szCs w:val="21"/>
+        </w:rPr>
+        <w:t xml:space="preserve"> — restructured navigation and page hierarchy so the club's work is discoverable, leading design direction across </w:t>
       </w:r>
       <w:r>
         <w:rPr>

--- a/apps/resume/dist/Brian_Lee_Resume_Design.docx
+++ b/apps/resume/dist/Brian_Lee_Resume_Design.docx
@@ -364,35 +364,35 @@
           <w:sz w:val="21"/>
           <w:szCs w:val="21"/>
         </w:rPr>
-        <w:t xml:space="preserve"> turning designs into tokenized Expo components, shipped as a reusable team skill</w:t>
-      </w:r>
-    </w:p>
-    <w:p>
-      <w:pPr>
-        <w:numPr>
-          <w:ilvl w:val="0"/>
-          <w:numId w:val="1"/>
-        </w:numPr>
-        <w:spacing w:before="0" w:after="0" w:line="214" w:lineRule="auto"/>
-        <w:ind w:left="360" w:hanging="216"/>
-      </w:pPr>
-      <w:r>
-        <w:rPr>
-          <w:rFonts w:ascii="Calibri" w:hAnsi="Calibri" w:cs="Calibri"/>
-          <w:b/>
-          <w:bCs/>
-          <w:sz w:val="21"/>
-          <w:szCs w:val="21"/>
-        </w:rPr>
-        <w:t xml:space="preserve">Replaced the blank white screen users hit when the app crashed</w:t>
-      </w:r>
-      <w:r>
-        <w:rPr>
-          <w:rFonts w:ascii="Calibri" w:hAnsi="Calibri" w:cs="Calibri"/>
-          <w:sz w:val="21"/>
-          <w:szCs w:val="21"/>
-        </w:rPr>
-        <w:t xml:space="preserve"> with a branded recovery experience, plus shared error states in warm, kid-appropriate English and Korean</w:t>
+        <w:t xml:space="preserve"> turning designs into tokenized Expo components, shipped as a reusable Claude skill any engineer can run</w:t>
+      </w:r>
+    </w:p>
+    <w:p>
+      <w:pPr>
+        <w:numPr>
+          <w:ilvl w:val="0"/>
+          <w:numId w:val="1"/>
+        </w:numPr>
+        <w:spacing w:before="0" w:after="0" w:line="214" w:lineRule="auto"/>
+        <w:ind w:left="360" w:hanging="216"/>
+      </w:pPr>
+      <w:r>
+        <w:rPr>
+          <w:rFonts w:ascii="Calibri" w:hAnsi="Calibri" w:cs="Calibri"/>
+          <w:b/>
+          <w:bCs/>
+          <w:sz w:val="21"/>
+          <w:szCs w:val="21"/>
+        </w:rPr>
+        <w:t xml:space="preserve">Gave the AI character a consistent voice in the interface</w:t>
+      </w:r>
+      <w:r>
+        <w:rPr>
+          <w:rFonts w:ascii="Calibri" w:hAnsi="Calibri" w:cs="Calibri"/>
+          <w:sz w:val="21"/>
+          <w:szCs w:val="21"/>
+        </w:rPr>
+        <w:t xml:space="preserve"> — its message-bubble system across the home experience, plus a branded crash recovery and shared error states in warm, kid-appropriate English and Korean</w:t>
       </w:r>
     </w:p>
     <w:p>

--- a/apps/resume/dist/Brian_Lee_Resume_Design.docx
+++ b/apps/resume/dist/Brian_Lee_Resume_Design.docx
@@ -189,7 +189,7 @@
           <w:sz w:val="20"/>
           <w:szCs w:val="20"/>
         </w:rPr>
-        <w:t xml:space="preserve">User Experience (UX) and User Interface (UI) Design, Interactive Computer Graphics, Computer Animation, 3-D Computer Modeling, Interactive Concepts for Art &amp; Design</w:t>
+        <w:t xml:space="preserve">User Experience (UX) and User Interface (UI) Design, Interactive Computer Graphics, Computer Animation, 3-D Computer Modeling, Interactive Concepts for Art &amp; Design, Introduction to Algorithms</w:t>
       </w:r>
     </w:p>
     <w:p>
@@ -979,7 +979,7 @@
           <w:sz w:val="21"/>
           <w:szCs w:val="21"/>
         </w:rPr>
-        <w:t xml:space="preserve"> — 5 sections (Home, Article, Search, Language, AI Chat) on </w:t>
+        <w:t xml:space="preserve"> — 5 sections (Home, Article, Search, Language, AI Chat) built on </w:t>
       </w:r>
       <w:r>
         <w:rPr>
@@ -997,7 +997,7 @@
           <w:sz w:val="21"/>
           <w:szCs w:val="21"/>
         </w:rPr>
-        <w:t xml:space="preserve"> from interviews and a survey</w:t>
+        <w:t xml:space="preserve"> drawn from structured interviews and a reader survey</w:t>
       </w:r>
     </w:p>
     <w:p>
@@ -1025,7 +1025,7 @@
           <w:sz w:val="21"/>
           <w:szCs w:val="21"/>
         </w:rPr>
-        <w:t xml:space="preserve"> — previews, search snippets and clearer AI framing all came from sessions with 4 participants, not the original design</w:t>
+        <w:t xml:space="preserve"> — previews, search snippets and clearer AI framing all came from moderated usability sessions with 4 participants, not from the original design or my own preference</w:t>
       </w:r>
     </w:p>
     <w:p>
@@ -1118,7 +1118,7 @@
           <w:sz w:val="21"/>
           <w:szCs w:val="21"/>
         </w:rPr>
-        <w:t xml:space="preserve">, against visual overload and fragmented workflows</w:t>
+        <w:t xml:space="preserve"> (Dashboard, Course, Schedule, Degree), against visual overload and workflows split across tools</w:t>
       </w:r>
     </w:p>
     <w:p>
@@ -1146,7 +1146,7 @@
           <w:sz w:val="21"/>
           <w:szCs w:val="21"/>
         </w:rPr>
-        <w:t xml:space="preserve"> — observational walkthroughs, student interviews and a heuristic audit, then a usability-tested hi-fi Figma prototype</w:t>
+        <w:t xml:space="preserve"> — observational walkthroughs, student interviews and a heuristic audit of the live portal, then a usability-tested hi-fi Figma prototype of the full flow</w:t>
       </w:r>
     </w:p>
     <w:p>
@@ -1221,7 +1221,7 @@
           <w:sz w:val="21"/>
           <w:szCs w:val="21"/>
         </w:rPr>
-        <w:t xml:space="preserve">, rebuilt from an ageing Gatsby stack to Next.js + React with a content system the team updates without an engineer</w:t>
+        <w:t xml:space="preserve">, rebuilt from an ageing Gatsby stack to Next.js + React with a data-driven content system the team updates each semester without an engineer in the loop</w:t>
       </w:r>
     </w:p>
     <w:p>
@@ -1249,7 +1249,7 @@
           <w:sz w:val="21"/>
           <w:szCs w:val="21"/>
         </w:rPr>
-        <w:t xml:space="preserve"> — restructured navigation and page hierarchy so the club's work is discoverable, leading design direction across </w:t>
+        <w:t xml:space="preserve"> — restructured navigation and page hierarchy so the club's work is discoverable to prospective members and clients, leading design direction across </w:t>
       </w:r>
       <w:r>
         <w:rPr>
@@ -1310,7 +1310,7 @@
           <w:sz w:val="20"/>
           <w:szCs w:val="20"/>
         </w:rPr>
-        <w:t xml:space="preserve">Product Design, UX/UI, Interaction Design, User Research, Usability Testing, Rapid Prototyping, Information Architecture, Design Systems, Accessibility</w:t>
+        <w:t xml:space="preserve">Product Design, UX/UI, Interaction Design, User Research, Usability Testing, Wireframing, Rapid Prototyping, Information Architecture, Design Systems, Design Tokens, Accessibility, Journey Mapping</w:t>
       </w:r>
     </w:p>
     <w:p>
@@ -1333,7 +1333,7 @@
           <w:sz w:val="20"/>
           <w:szCs w:val="20"/>
         </w:rPr>
-        <w:t xml:space="preserve">TypeScript, React, Next.js, React Native (Expo), Node.js, Python, SQL, Git, Docker</w:t>
+        <w:t xml:space="preserve">TypeScript, React, Next.js, React Native (Expo), Node.js, C++, OpenGL/GLSL, Python, SQL, Git, Docker, GitHub Actions</w:t>
       </w:r>
     </w:p>
     <w:p>

--- a/apps/resume/dist/Brian_Lee_Resume_Design.docx
+++ b/apps/resume/dist/Brian_Lee_Resume_Design.docx
@@ -29,7 +29,7 @@
           <w:sz w:val="20"/>
           <w:szCs w:val="20"/>
         </w:rPr>
-        <w:t xml:space="preserve">Philadelphia, PA | 215-294-7152 | leebwj@sas.upenn.edu | </w:t>
+        <w:t xml:space="preserve">Philadelphia, PA | US &amp; Korea dual citizen | 215-294-7152 | leebwj@sas.upenn.edu | </w:t>
       </w:r>
       <w:hyperlink r:id="rH1">
         <w:r>
@@ -346,25 +346,25 @@
           <w:sz w:val="21"/>
           <w:szCs w:val="21"/>
         </w:rPr>
-        <w:t xml:space="preserve"> — a deterministic </w:t>
-      </w:r>
-      <w:r>
-        <w:rPr>
-          <w:rFonts w:ascii="Calibri" w:hAnsi="Calibri" w:cs="Calibri"/>
-          <w:b/>
-          <w:bCs/>
-          <w:sz w:val="21"/>
-          <w:szCs w:val="21"/>
-        </w:rPr>
-        <w:t xml:space="preserve">Figma-to-React-Native pipeline</w:t>
-      </w:r>
-      <w:r>
-        <w:rPr>
-          <w:rFonts w:ascii="Calibri" w:hAnsi="Calibri" w:cs="Calibri"/>
-          <w:sz w:val="21"/>
-          <w:szCs w:val="21"/>
-        </w:rPr>
-        <w:t xml:space="preserve"> turning designs into tokenized Expo components, shipped as a reusable Claude skill any engineer can run</w:t>
+        <w:t xml:space="preserve"> — a pipeline that turns </w:t>
+      </w:r>
+      <w:r>
+        <w:rPr>
+          <w:rFonts w:ascii="Calibri" w:hAnsi="Calibri" w:cs="Calibri"/>
+          <w:b/>
+          <w:bCs/>
+          <w:sz w:val="21"/>
+          <w:szCs w:val="21"/>
+        </w:rPr>
+        <w:t xml:space="preserve">Figma designs into React Native components</w:t>
+      </w:r>
+      <w:r>
+        <w:rPr>
+          <w:rFonts w:ascii="Calibri" w:hAnsi="Calibri" w:cs="Calibri"/>
+          <w:sz w:val="21"/>
+          <w:szCs w:val="21"/>
+        </w:rPr>
+        <w:t xml:space="preserve"> exactly as drawn, packaged so any engineer on the team can run it</w:t>
       </w:r>
     </w:p>
     <w:p>
@@ -493,79 +493,97 @@
           <w:sz w:val="21"/>
           <w:szCs w:val="21"/>
         </w:rPr>
-        <w:t xml:space="preserve">Maintained a live portfolio of </w:t>
-      </w:r>
-      <w:r>
-        <w:rPr>
-          <w:rFonts w:ascii="Calibri" w:hAnsi="Calibri" w:cs="Calibri"/>
-          <w:b/>
-          <w:bCs/>
-          <w:sz w:val="21"/>
-          <w:szCs w:val="21"/>
-        </w:rPr>
-        <w:t xml:space="preserve">50+ Unity mobile game titles</w:t>
-      </w:r>
-      <w:r>
-        <w:rPr>
-          <w:rFonts w:ascii="Calibri" w:hAnsi="Calibri" w:cs="Calibri"/>
-          <w:sz w:val="21"/>
-          <w:szCs w:val="21"/>
-        </w:rPr>
-        <w:t xml:space="preserve">, improving UI/UX and core gameplay stability across releases</w:t>
-      </w:r>
-    </w:p>
-    <w:p>
-      <w:pPr>
-        <w:numPr>
-          <w:ilvl w:val="0"/>
-          <w:numId w:val="1"/>
-        </w:numPr>
-        <w:spacing w:before="0" w:after="0" w:line="214" w:lineRule="auto"/>
-        <w:ind w:left="360" w:hanging="216"/>
-      </w:pPr>
-      <w:r>
-        <w:rPr>
-          <w:rFonts w:ascii="Calibri" w:hAnsi="Calibri" w:cs="Calibri"/>
-          <w:sz w:val="21"/>
-          <w:szCs w:val="21"/>
-        </w:rPr>
-        <w:t xml:space="preserve">Resolved </w:t>
-      </w:r>
-      <w:r>
-        <w:rPr>
-          <w:rFonts w:ascii="Calibri" w:hAnsi="Calibri" w:cs="Calibri"/>
-          <w:b/>
-          <w:bCs/>
-          <w:sz w:val="21"/>
-          <w:szCs w:val="21"/>
-        </w:rPr>
-        <w:t xml:space="preserve">100+ QA-reported bugs</w:t>
-      </w:r>
-      <w:r>
-        <w:rPr>
-          <w:rFonts w:ascii="Calibri" w:hAnsi="Calibri" w:cs="Calibri"/>
-          <w:sz w:val="21"/>
-          <w:szCs w:val="21"/>
-        </w:rPr>
-        <w:t xml:space="preserve"> by modifying Unity prefabs and C# scripts, shipping fixes in production releases</w:t>
-      </w:r>
-    </w:p>
-    <w:p>
-      <w:pPr>
-        <w:numPr>
-          <w:ilvl w:val="0"/>
-          <w:numId w:val="1"/>
-        </w:numPr>
-        <w:spacing w:before="0" w:after="0" w:line="214" w:lineRule="auto"/>
-        <w:ind w:left="360" w:hanging="216"/>
-      </w:pPr>
-      <w:r>
-        <w:rPr>
-          <w:rFonts w:ascii="Calibri" w:hAnsi="Calibri" w:cs="Calibri"/>
-          <w:sz w:val="21"/>
-          <w:szCs w:val="21"/>
-        </w:rPr>
-        <w:t xml:space="preserve">Upgraded SDKs and platform modules fleet-wide to meet app-store requirements and sustain availability</w:t>
+        <w:t xml:space="preserve">Improved UI/UX and core gameplay stability across </w:t>
+      </w:r>
+      <w:r>
+        <w:rPr>
+          <w:rFonts w:ascii="Calibri" w:hAnsi="Calibri" w:cs="Calibri"/>
+          <w:b/>
+          <w:bCs/>
+          <w:sz w:val="21"/>
+          <w:szCs w:val="21"/>
+        </w:rPr>
+        <w:t xml:space="preserve">50+ live Unity titles</w:t>
+      </w:r>
+      <w:r>
+        <w:rPr>
+          <w:rFonts w:ascii="Calibri" w:hAnsi="Calibri" w:cs="Calibri"/>
+          <w:sz w:val="21"/>
+          <w:szCs w:val="21"/>
+        </w:rPr>
+        <w:t xml:space="preserve"> in a </w:t>
+      </w:r>
+      <w:r>
+        <w:rPr>
+          <w:rFonts w:ascii="Calibri" w:hAnsi="Calibri" w:cs="Calibri"/>
+          <w:b/>
+          <w:bCs/>
+          <w:sz w:val="21"/>
+          <w:szCs w:val="21"/>
+        </w:rPr>
+        <w:t xml:space="preserve">420M+ download</w:t>
+      </w:r>
+      <w:r>
+        <w:rPr>
+          <w:rFonts w:ascii="Calibri" w:hAnsi="Calibri" w:cs="Calibri"/>
+          <w:sz w:val="21"/>
+          <w:szCs w:val="21"/>
+        </w:rPr>
+        <w:t xml:space="preserve"> portfolio</w:t>
+      </w:r>
+    </w:p>
+    <w:p>
+      <w:pPr>
+        <w:numPr>
+          <w:ilvl w:val="0"/>
+          <w:numId w:val="1"/>
+        </w:numPr>
+        <w:spacing w:before="0" w:after="0" w:line="214" w:lineRule="auto"/>
+        <w:ind w:left="360" w:hanging="216"/>
+      </w:pPr>
+      <w:r>
+        <w:rPr>
+          <w:rFonts w:ascii="Calibri" w:hAnsi="Calibri" w:cs="Calibri"/>
+          <w:sz w:val="21"/>
+          <w:szCs w:val="21"/>
+        </w:rPr>
+        <w:t xml:space="preserve">Shipped fixes for </w:t>
+      </w:r>
+      <w:r>
+        <w:rPr>
+          <w:rFonts w:ascii="Calibri" w:hAnsi="Calibri" w:cs="Calibri"/>
+          <w:b/>
+          <w:bCs/>
+          <w:sz w:val="21"/>
+          <w:szCs w:val="21"/>
+        </w:rPr>
+        <w:t xml:space="preserve">100+ bugs</w:t>
+      </w:r>
+      <w:r>
+        <w:rPr>
+          <w:rFonts w:ascii="Calibri" w:hAnsi="Calibri" w:cs="Calibri"/>
+          <w:sz w:val="21"/>
+          <w:szCs w:val="21"/>
+        </w:rPr>
+        <w:t xml:space="preserve"> raised by QA and player reports, correcting Unity prefabs and C# scripts in production</w:t>
+      </w:r>
+    </w:p>
+    <w:p>
+      <w:pPr>
+        <w:numPr>
+          <w:ilvl w:val="0"/>
+          <w:numId w:val="1"/>
+        </w:numPr>
+        <w:spacing w:before="0" w:after="0" w:line="214" w:lineRule="auto"/>
+        <w:ind w:left="360" w:hanging="216"/>
+      </w:pPr>
+      <w:r>
+        <w:rPr>
+          <w:rFonts w:ascii="Calibri" w:hAnsi="Calibri" w:cs="Calibri"/>
+          <w:sz w:val="21"/>
+          <w:szCs w:val="21"/>
+        </w:rPr>
+        <w:t xml:space="preserve">Kept all 50+ titles live on the app stores by upgrading SDKs and platform modules as requirements changed</w:t>
       </w:r>
     </w:p>
     <w:p>
@@ -620,7 +638,7 @@
           <w:sz w:val="21"/>
           <w:szCs w:val="21"/>
         </w:rPr>
-        <w:t xml:space="preserve">Led a cross-functional team of </w:t>
+        <w:t xml:space="preserve">Led a team of </w:t>
       </w:r>
       <w:r>
         <w:rPr>
@@ -638,53 +656,25 @@
           <w:sz w:val="21"/>
           <w:szCs w:val="21"/>
         </w:rPr>
-        <w:t xml:space="preserve"> designers and developers to ship client-facing </w:t>
-      </w:r>
-      <w:r>
-        <w:rPr>
-          <w:rFonts w:ascii="Calibri" w:hAnsi="Calibri" w:cs="Calibri"/>
-          <w:b/>
-          <w:bCs/>
-          <w:sz w:val="21"/>
-          <w:szCs w:val="21"/>
-        </w:rPr>
-        <w:t xml:space="preserve">0-to-1 products</w:t>
-      </w:r>
-    </w:p>
-    <w:p>
-      <w:pPr>
-        <w:numPr>
-          <w:ilvl w:val="0"/>
-          <w:numId w:val="1"/>
-        </w:numPr>
-        <w:spacing w:before="0" w:after="0" w:line="214" w:lineRule="auto"/>
-        <w:ind w:left="360" w:hanging="216"/>
-      </w:pPr>
-      <w:r>
-        <w:rPr>
-          <w:rFonts w:ascii="Calibri" w:hAnsi="Calibri" w:cs="Calibri"/>
-          <w:sz w:val="21"/>
-          <w:szCs w:val="21"/>
-        </w:rPr>
-        <w:t xml:space="preserve">Defined end-to-end user flows, interaction patterns, and reusable interface systems across multiple deliverables</w:t>
-      </w:r>
-    </w:p>
-    <w:p>
-      <w:pPr>
-        <w:numPr>
-          <w:ilvl w:val="0"/>
-          <w:numId w:val="1"/>
-        </w:numPr>
-        <w:spacing w:before="0" w:after="0" w:line="214" w:lineRule="auto"/>
-        <w:ind w:left="360" w:hanging="216"/>
-      </w:pPr>
-      <w:r>
-        <w:rPr>
-          <w:rFonts w:ascii="Calibri" w:hAnsi="Calibri" w:cs="Calibri"/>
-          <w:sz w:val="21"/>
-          <w:szCs w:val="21"/>
-        </w:rPr>
-        <w:t xml:space="preserve">Shipped polished, user-centered features across semester-long client project cycles</w:t>
+        <w:t xml:space="preserve"> designers and developers shipping new products for real clients, from first concept to launch</w:t>
+      </w:r>
+    </w:p>
+    <w:p>
+      <w:pPr>
+        <w:numPr>
+          <w:ilvl w:val="0"/>
+          <w:numId w:val="1"/>
+        </w:numPr>
+        <w:spacing w:before="0" w:after="0" w:line="214" w:lineRule="auto"/>
+        <w:ind w:left="360" w:hanging="216"/>
+      </w:pPr>
+      <w:r>
+        <w:rPr>
+          <w:rFonts w:ascii="Calibri" w:hAnsi="Calibri" w:cs="Calibri"/>
+          <w:sz w:val="21"/>
+          <w:szCs w:val="21"/>
+        </w:rPr>
+        <w:t xml:space="preserve">Defined the end-to-end user flows and reusable interface systems the team shipped across multiple client deliverables</w:t>
       </w:r>
     </w:p>
     <w:p>
@@ -757,7 +747,7 @@
           <w:sz w:val="21"/>
           <w:szCs w:val="21"/>
         </w:rPr>
-        <w:t xml:space="preserve">Translated sensitive documents and briefings with precision, enabling coordination across government and defense teams</w:t>
+        <w:t xml:space="preserve">Translated sensitive documents and briefings, enabling coordination across government and defense teams</w:t>
       </w:r>
     </w:p>
     <w:p>
@@ -871,24 +861,6 @@
     </w:p>
     <w:p>
       <w:pPr>
-        <w:numPr>
-          <w:ilvl w:val="0"/>
-          <w:numId w:val="1"/>
-        </w:numPr>
-        <w:spacing w:before="0" w:after="0" w:line="214" w:lineRule="auto"/>
-        <w:ind w:left="360" w:hanging="216"/>
-      </w:pPr>
-      <w:r>
-        <w:rPr>
-          <w:rFonts w:ascii="Calibri" w:hAnsi="Calibri" w:cs="Calibri"/>
-          <w:sz w:val="21"/>
-          <w:szCs w:val="21"/>
-        </w:rPr>
-        <w:t xml:space="preserve">Wrote and optimized SQL queries to improve retrieval and management efficiency across large-scale datasets</w:t>
-      </w:r>
-    </w:p>
-    <w:p>
-      <w:pPr>
         <w:pBdr>
           <w:bottom w:val="single" w:sz="6" w:space="1" w:color="000000"/>
         </w:pBdr>
@@ -971,15 +943,33 @@
           <w:sz w:val="21"/>
           <w:szCs w:val="21"/>
         </w:rPr>
-        <w:t xml:space="preserve">Redesigned Wikipedia mobile around how people actually read it</w:t>
-      </w:r>
-      <w:r>
-        <w:rPr>
-          <w:rFonts w:ascii="Calibri" w:hAnsi="Calibri" w:cs="Calibri"/>
-          <w:sz w:val="21"/>
-          <w:szCs w:val="21"/>
-        </w:rPr>
-        <w:t xml:space="preserve"> — 5 sections (Home, Article, Search, Language, AI Chat) built on </w:t>
+        <w:t xml:space="preserve">A redesign of Wikipedia's mobile app around how people actually read it</w:t>
+      </w:r>
+      <w:r>
+        <w:rPr>
+          <w:rFonts w:ascii="Calibri" w:hAnsi="Calibri" w:cs="Calibri"/>
+          <w:sz w:val="21"/>
+          <w:szCs w:val="21"/>
+        </w:rPr>
+        <w:t xml:space="preserve"> — </w:t>
+      </w:r>
+      <w:r>
+        <w:rPr>
+          <w:rFonts w:ascii="Calibri" w:hAnsi="Calibri" w:cs="Calibri"/>
+          <w:b/>
+          <w:bCs/>
+          <w:sz w:val="21"/>
+          <w:szCs w:val="21"/>
+        </w:rPr>
+        <w:t xml:space="preserve">5 sections</w:t>
+      </w:r>
+      <w:r>
+        <w:rPr>
+          <w:rFonts w:ascii="Calibri" w:hAnsi="Calibri" w:cs="Calibri"/>
+          <w:sz w:val="21"/>
+          <w:szCs w:val="21"/>
+        </w:rPr>
+        <w:t xml:space="preserve"> (Home, Article, Search, Language, AI Chat) built on </w:t>
       </w:r>
       <w:r>
         <w:rPr>
@@ -997,7 +987,7 @@
           <w:sz w:val="21"/>
           <w:szCs w:val="21"/>
         </w:rPr>
-        <w:t xml:space="preserve"> drawn from structured interviews and a reader survey</w:t>
+        <w:t xml:space="preserve"> from interviews and a survey</w:t>
       </w:r>
     </w:p>
     <w:p>
@@ -1025,7 +1015,7 @@
           <w:sz w:val="21"/>
           <w:szCs w:val="21"/>
         </w:rPr>
-        <w:t xml:space="preserve"> — previews, search snippets and clearer AI framing all came from moderated usability sessions with 4 participants, not from the original design or my own preference</w:t>
+        <w:t xml:space="preserve"> — previews, search snippets and clearer AI wording all came from usability sessions with 4 readers, not from my original design, and the shipped screens kept what tested well</w:t>
       </w:r>
     </w:p>
     <w:p>
@@ -1092,61 +1082,61 @@
           <w:sz w:val="21"/>
           <w:szCs w:val="21"/>
         </w:rPr>
-        <w:t xml:space="preserve">Made course registration something students plan in rather than fight</w:t>
-      </w:r>
-      <w:r>
-        <w:rPr>
-          <w:rFonts w:ascii="Calibri" w:hAnsi="Calibri" w:cs="Calibri"/>
-          <w:sz w:val="21"/>
-          <w:szCs w:val="21"/>
-        </w:rPr>
-        <w:t xml:space="preserve"> — Penn's portal across </w:t>
-      </w:r>
-      <w:r>
-        <w:rPr>
-          <w:rFonts w:ascii="Calibri" w:hAnsi="Calibri" w:cs="Calibri"/>
-          <w:b/>
-          <w:bCs/>
-          <w:sz w:val="21"/>
-          <w:szCs w:val="21"/>
-        </w:rPr>
-        <w:t xml:space="preserve">4 connected surfaces</w:t>
-      </w:r>
-      <w:r>
-        <w:rPr>
-          <w:rFonts w:ascii="Calibri" w:hAnsi="Calibri" w:cs="Calibri"/>
-          <w:sz w:val="21"/>
-          <w:szCs w:val="21"/>
-        </w:rPr>
-        <w:t xml:space="preserve"> (Dashboard, Course, Schedule, Degree), against visual overload and workflows split across tools</w:t>
-      </w:r>
-    </w:p>
-    <w:p>
-      <w:pPr>
-        <w:numPr>
-          <w:ilvl w:val="0"/>
-          <w:numId w:val="1"/>
-        </w:numPr>
-        <w:spacing w:before="0" w:after="0" w:line="214" w:lineRule="auto"/>
-        <w:ind w:left="360" w:hanging="216"/>
-      </w:pPr>
-      <w:r>
-        <w:rPr>
-          <w:rFonts w:ascii="Calibri" w:hAnsi="Calibri" w:cs="Calibri"/>
-          <w:b/>
-          <w:bCs/>
-          <w:sz w:val="21"/>
-          <w:szCs w:val="21"/>
-        </w:rPr>
-        <w:t xml:space="preserve">Grounded every change in observed behaviour</w:t>
-      </w:r>
-      <w:r>
-        <w:rPr>
-          <w:rFonts w:ascii="Calibri" w:hAnsi="Calibri" w:cs="Calibri"/>
-          <w:sz w:val="21"/>
-          <w:szCs w:val="21"/>
-        </w:rPr>
-        <w:t xml:space="preserve"> — observational walkthroughs, student interviews and a heuristic audit of the live portal, then a usability-tested hi-fi Figma prototype of the full flow</w:t>
+        <w:t xml:space="preserve">A redesign of Penn's course-registration portal</w:t>
+      </w:r>
+      <w:r>
+        <w:rPr>
+          <w:rFonts w:ascii="Calibri" w:hAnsi="Calibri" w:cs="Calibri"/>
+          <w:sz w:val="21"/>
+          <w:szCs w:val="21"/>
+        </w:rPr>
+        <w:t xml:space="preserve"> — </w:t>
+      </w:r>
+      <w:r>
+        <w:rPr>
+          <w:rFonts w:ascii="Calibri" w:hAnsi="Calibri" w:cs="Calibri"/>
+          <w:b/>
+          <w:bCs/>
+          <w:sz w:val="21"/>
+          <w:szCs w:val="21"/>
+        </w:rPr>
+        <w:t xml:space="preserve">4 connected screens</w:t>
+      </w:r>
+      <w:r>
+        <w:rPr>
+          <w:rFonts w:ascii="Calibri" w:hAnsi="Calibri" w:cs="Calibri"/>
+          <w:sz w:val="21"/>
+          <w:szCs w:val="21"/>
+        </w:rPr>
+        <w:t xml:space="preserve"> (Dashboard, Course, Schedule, Degree) rebuilt around how students actually plan a semester, from course search to the four-year degree view</w:t>
+      </w:r>
+    </w:p>
+    <w:p>
+      <w:pPr>
+        <w:numPr>
+          <w:ilvl w:val="0"/>
+          <w:numId w:val="1"/>
+        </w:numPr>
+        <w:spacing w:before="0" w:after="0" w:line="214" w:lineRule="auto"/>
+        <w:ind w:left="360" w:hanging="216"/>
+      </w:pPr>
+      <w:r>
+        <w:rPr>
+          <w:rFonts w:ascii="Calibri" w:hAnsi="Calibri" w:cs="Calibri"/>
+          <w:b/>
+          <w:bCs/>
+          <w:sz w:val="21"/>
+          <w:szCs w:val="21"/>
+        </w:rPr>
+        <w:t xml:space="preserve">Grounded in research rather than taste</w:t>
+      </w:r>
+      <w:r>
+        <w:rPr>
+          <w:rFonts w:ascii="Calibri" w:hAnsi="Calibri" w:cs="Calibri"/>
+          <w:sz w:val="21"/>
+          <w:szCs w:val="21"/>
+        </w:rPr>
+        <w:t xml:space="preserve"> — student interviews, observed walkthroughs and an audit of the live portal's pain points, then a usability-tested prototype of the flow across all four screens</w:t>
       </w:r>
     </w:p>
     <w:p>
@@ -1213,61 +1203,43 @@
           <w:sz w:val="21"/>
           <w:szCs w:val="21"/>
         </w:rPr>
-        <w:t xml:space="preserve">Put the club's public site live at pennspark.org</w:t>
-      </w:r>
-      <w:r>
-        <w:rPr>
-          <w:rFonts w:ascii="Calibri" w:hAnsi="Calibri" w:cs="Calibri"/>
-          <w:sz w:val="21"/>
-          <w:szCs w:val="21"/>
-        </w:rPr>
-        <w:t xml:space="preserve">, rebuilt from an ageing Gatsby stack to Next.js + React with a data-driven content system the team updates each semester without an engineer in the loop</w:t>
-      </w:r>
-    </w:p>
-    <w:p>
-      <w:pPr>
-        <w:numPr>
-          <w:ilvl w:val="0"/>
-          <w:numId w:val="1"/>
-        </w:numPr>
-        <w:spacing w:before="0" w:after="0" w:line="214" w:lineRule="auto"/>
-        <w:ind w:left="360" w:hanging="216"/>
-      </w:pPr>
-      <w:r>
-        <w:rPr>
-          <w:rFonts w:ascii="Calibri" w:hAnsi="Calibri" w:cs="Calibri"/>
-          <w:b/>
-          <w:bCs/>
-          <w:sz w:val="21"/>
-          <w:szCs w:val="21"/>
-        </w:rPr>
-        <w:t xml:space="preserve">Made it findable</w:t>
-      </w:r>
-      <w:r>
-        <w:rPr>
-          <w:rFonts w:ascii="Calibri" w:hAnsi="Calibri" w:cs="Calibri"/>
-          <w:sz w:val="21"/>
-          <w:szCs w:val="21"/>
-        </w:rPr>
-        <w:t xml:space="preserve"> — restructured navigation and page hierarchy so the club's work is discoverable to prospective members and clients, leading design direction across </w:t>
-      </w:r>
-      <w:r>
-        <w:rPr>
-          <w:rFonts w:ascii="Calibri" w:hAnsi="Calibri" w:cs="Calibri"/>
-          <w:b/>
-          <w:bCs/>
-          <w:sz w:val="21"/>
-          <w:szCs w:val="21"/>
-        </w:rPr>
-        <w:t xml:space="preserve">10+</w:t>
-      </w:r>
-      <w:r>
-        <w:rPr>
-          <w:rFonts w:ascii="Calibri" w:hAnsi="Calibri" w:cs="Calibri"/>
-          <w:sz w:val="21"/>
-          <w:szCs w:val="21"/>
-        </w:rPr>
-        <w:t xml:space="preserve"> designers and developers</w:t>
+        <w:t xml:space="preserve">Rebuilt and shipped my club's public website, live at pennspark.org</w:t>
+      </w:r>
+      <w:r>
+        <w:rPr>
+          <w:rFonts w:ascii="Calibri" w:hAnsi="Calibri" w:cs="Calibri"/>
+          <w:sz w:val="21"/>
+          <w:szCs w:val="21"/>
+        </w:rPr>
+        <w:t xml:space="preserve"> — moved it off an ageing Gatsby stack to Next.js and React, with a content system the team updates each semester without an engineer</w:t>
+      </w:r>
+    </w:p>
+    <w:p>
+      <w:pPr>
+        <w:numPr>
+          <w:ilvl w:val="0"/>
+          <w:numId w:val="1"/>
+        </w:numPr>
+        <w:spacing w:before="0" w:after="0" w:line="214" w:lineRule="auto"/>
+        <w:ind w:left="360" w:hanging="216"/>
+      </w:pPr>
+      <w:r>
+        <w:rPr>
+          <w:rFonts w:ascii="Calibri" w:hAnsi="Calibri" w:cs="Calibri"/>
+          <w:b/>
+          <w:bCs/>
+          <w:sz w:val="21"/>
+          <w:szCs w:val="21"/>
+        </w:rPr>
+        <w:t xml:space="preserve">Led design across 10+ designers and developers</w:t>
+      </w:r>
+      <w:r>
+        <w:rPr>
+          <w:rFonts w:ascii="Calibri" w:hAnsi="Calibri" w:cs="Calibri"/>
+          <w:sz w:val="21"/>
+          <w:szCs w:val="21"/>
+        </w:rPr>
+        <w:t xml:space="preserve">, restructuring the navigation around the site's two audiences — students deciding whether to join, and clients deciding whether to bring us a project</w:t>
       </w:r>
     </w:p>
     <w:p>
